--- a/doc/ro.docx
+++ b/doc/ro.docx
@@ -7,7 +7,7 @@
         <w:pStyle w:val="Heading1"/>
       </w:pPr>
       <w:r>
-        <w:t>TPRO Classio — Requirements Document</w:t>
+        <w:t>TPRO Classio - Requirements Document</w:t>
       </w:r>
     </w:p>
     <w:p>
@@ -35,8 +35,11 @@
     </w:p>
     <w:p>
       <w:pPr>
-        <w:spacing w:before="30" w:after="30"/>
+        <w:spacing w:before="20" w:after="20"/>
       </w:pPr>
+      <w:r>
+        <w:t xml:space="preserve"> </w:t>
+      </w:r>
     </w:p>
     <w:p>
       <w:pPr>
@@ -55,7 +58,7 @@
         <w:t>ả</w:t>
       </w:r>
       <w:r>
-        <w:t>nh &amp; M</w:t>
+        <w:t>nh và M</w:t>
       </w:r>
       <w:r>
         <w:t>ụ</w:t>
@@ -69,7 +72,7 @@
         <w:spacing w:before="40" w:after="60"/>
       </w:pPr>
       <w:r>
-        <w:t>TPRO English Center đang qu</w:t>
+        <w:t>TPRO English Center qu</w:t>
       </w:r>
       <w:r>
         <w:t>ả</w:t>
@@ -105,19 +108,7 @@
         <w:t>ủ</w:t>
       </w:r>
       <w:r>
-        <w:t xml:space="preserve"> công. Quy trình hi</w:t>
-      </w:r>
-      <w:r>
-        <w:t>ệ</w:t>
-      </w:r>
-      <w:r>
-        <w:t>n t</w:t>
-      </w:r>
-      <w:r>
-        <w:t>ạ</w:t>
-      </w:r>
-      <w:r>
-        <w:t>i: l</w:t>
+        <w:t xml:space="preserve"> công. Quy trình: l</w:t>
       </w:r>
       <w:r>
         <w:t>ậ</w:t>
@@ -135,13 +126,13 @@
         <w:t>ọ</w:t>
       </w:r>
       <w:r>
-        <w:t>c phí → giáo viên đ</w:t>
+        <w:t>c phí, giáo viên đ</w:t>
       </w:r>
       <w:r>
         <w:t>ọ</w:t>
       </w:r>
       <w:r>
-        <w:t>c → nh</w:t>
+        <w:t>c, nh</w:t>
       </w:r>
       <w:r>
         <w:t>ắ</w:t>
@@ -153,7 +144,7 @@
         <w:t>ụ</w:t>
       </w:r>
       <w:r>
-        <w:t xml:space="preserve"> huynh → xác nh</w:t>
+        <w:t xml:space="preserve"> huynh, xác nh</w:t>
       </w:r>
       <w:r>
         <w:t>ậ</w:t>
@@ -171,7 +162,7 @@
         <w:t>ả</w:t>
       </w:r>
       <w:r>
-        <w:t>n → đi</w:t>
+        <w:t>n, đi</w:t>
       </w:r>
       <w:r>
         <w:t>ề</w:t>
@@ -212,8 +203,11 @@
     </w:p>
     <w:p>
       <w:pPr>
-        <w:spacing w:before="30" w:after="30"/>
+        <w:spacing w:before="20" w:after="20"/>
       </w:pPr>
+      <w:r>
+        <w:t xml:space="preserve"> </w:t>
+      </w:r>
     </w:p>
     <w:p>
       <w:pPr>
@@ -226,16 +220,16 @@
         <w:t>ụ</w:t>
       </w:r>
       <w:r>
-        <w:t>c ti</w:t>
-      </w:r>
-      <w:r>
-        <w:t>êu c</w:t>
+        <w:t>c tiêu c</w:t>
       </w:r>
       <w:r>
         <w:t>ủ</w:t>
       </w:r>
       <w:r>
-        <w:t>a TPRO Classio:</w:t>
+        <w:t>a TPRO Class</w:t>
+      </w:r>
+      <w:r>
+        <w:t>io:</w:t>
       </w:r>
     </w:p>
     <w:p>
@@ -333,7 +327,7 @@
         <w:t>ầ</w:t>
       </w:r>
       <w:r>
-        <w:t>u tháng / khoá</w:t>
+        <w:t>u tháng / khóa</w:t>
       </w:r>
     </w:p>
     <w:p>
@@ -412,8 +406,11 @@
     </w:p>
     <w:p>
       <w:pPr>
-        <w:spacing w:before="30" w:after="30"/>
+        <w:spacing w:before="20" w:after="20"/>
       </w:pPr>
+      <w:r>
+        <w:t xml:space="preserve"> </w:t>
+      </w:r>
     </w:p>
     <w:p>
       <w:pPr>
@@ -431,12 +428,15 @@
     </w:p>
     <w:p>
       <w:pPr>
-        <w:spacing w:before="30" w:after="30"/>
+        <w:spacing w:before="20" w:after="20"/>
       </w:pPr>
+      <w:r>
+        <w:t xml:space="preserve"> </w:t>
+      </w:r>
     </w:p>
     <w:tbl>
       <w:tblPr>
-        <w:tblW w:w="9400" w:type="dxa"/>
+        <w:tblW w:w="9360" w:type="dxa"/>
         <w:tblBorders>
           <w:top w:val="single" w:sz="4" w:space="0" w:color="auto"/>
           <w:left w:val="single" w:sz="4" w:space="0" w:color="auto"/>
@@ -453,7 +453,7 @@
       </w:tblPr>
       <w:tblGrid>
         <w:gridCol w:w="2400"/>
-        <w:gridCol w:w="7000"/>
+        <w:gridCol w:w="6960"/>
       </w:tblGrid>
       <w:tr>
         <w:tblPrEx>
@@ -469,11 +469,12 @@
           <w:tcPr>
             <w:tcW w:w="2400" w:type="dxa"/>
             <w:tcBorders>
-              <w:top w:val="single" w:sz="1" w:space="0" w:color="CCCCCC"/>
-              <w:left w:val="single" w:sz="1" w:space="0" w:color="CCCCCC"/>
-              <w:bottom w:val="single" w:sz="1" w:space="0" w:color="CCCCCC"/>
-              <w:right w:val="single" w:sz="1" w:space="0" w:color="CCCCCC"/>
-            </w:tcBorders>
+              <w:top w:val="single" w:sz="1" w:space="0" w:color="AAAAAA"/>
+              <w:left w:val="single" w:sz="1" w:space="0" w:color="AAAAAA"/>
+              <w:bottom w:val="single" w:sz="1" w:space="0" w:color="AAAAAA"/>
+              <w:right w:val="single" w:sz="1" w:space="0" w:color="AAAAAA"/>
+            </w:tcBorders>
+            <w:shd w:val="clear" w:color="auto" w:fill="EEEEEE"/>
             <w:tcMar>
               <w:top w:w="60" w:type="dxa"/>
               <w:left w:w="80" w:type="dxa"/>
@@ -507,7 +508,7 @@
                 <w:sz w:val="20"/>
                 <w:szCs w:val="20"/>
               </w:rPr>
-              <w:t>ng</w:t>
+              <w:t>ng m</w:t>
             </w:r>
             <w:r>
               <w:rPr>
@@ -516,7 +517,7 @@
                 <w:sz w:val="20"/>
                 <w:szCs w:val="20"/>
               </w:rPr>
-              <w:t xml:space="preserve"> m</w:t>
+              <w:t>ụ</w:t>
             </w:r>
             <w:r>
               <w:rPr>
@@ -525,28 +526,20 @@
                 <w:sz w:val="20"/>
                 <w:szCs w:val="20"/>
               </w:rPr>
-              <w:t>ụ</w:t>
-            </w:r>
-            <w:r>
-              <w:rPr>
-                <w:b/>
-                <w:bCs/>
-                <w:sz w:val="20"/>
-                <w:szCs w:val="20"/>
-              </w:rPr>
               <w:t>c</w:t>
             </w:r>
           </w:p>
         </w:tc>
         <w:tc>
           <w:tcPr>
-            <w:tcW w:w="7000" w:type="dxa"/>
-            <w:tcBorders>
-              <w:top w:val="single" w:sz="1" w:space="0" w:color="CCCCCC"/>
-              <w:left w:val="single" w:sz="1" w:space="0" w:color="CCCCCC"/>
-              <w:bottom w:val="single" w:sz="1" w:space="0" w:color="CCCCCC"/>
-              <w:right w:val="single" w:sz="1" w:space="0" w:color="CCCCCC"/>
-            </w:tcBorders>
+            <w:tcW w:w="6960" w:type="dxa"/>
+            <w:tcBorders>
+              <w:top w:val="single" w:sz="1" w:space="0" w:color="AAAAAA"/>
+              <w:left w:val="single" w:sz="1" w:space="0" w:color="AAAAAA"/>
+              <w:bottom w:val="single" w:sz="1" w:space="0" w:color="AAAAAA"/>
+              <w:right w:val="single" w:sz="1" w:space="0" w:color="AAAAAA"/>
+            </w:tcBorders>
+            <w:shd w:val="clear" w:color="auto" w:fill="EEEEEE"/>
             <w:tcMar>
               <w:top w:w="60" w:type="dxa"/>
               <w:left w:w="80" w:type="dxa"/>
@@ -596,10 +589,10 @@
           <w:tcPr>
             <w:tcW w:w="2400" w:type="dxa"/>
             <w:tcBorders>
-              <w:top w:val="single" w:sz="1" w:space="0" w:color="CCCCCC"/>
-              <w:left w:val="single" w:sz="1" w:space="0" w:color="CCCCCC"/>
-              <w:bottom w:val="single" w:sz="1" w:space="0" w:color="CCCCCC"/>
-              <w:right w:val="single" w:sz="1" w:space="0" w:color="CCCCCC"/>
+              <w:top w:val="single" w:sz="1" w:space="0" w:color="AAAAAA"/>
+              <w:left w:val="single" w:sz="1" w:space="0" w:color="AAAAAA"/>
+              <w:bottom w:val="single" w:sz="1" w:space="0" w:color="AAAAAA"/>
+              <w:right w:val="single" w:sz="1" w:space="0" w:color="AAAAAA"/>
             </w:tcBorders>
             <w:tcMar>
               <w:top w:w="60" w:type="dxa"/>
@@ -634,12 +627,12 @@
         </w:tc>
         <w:tc>
           <w:tcPr>
-            <w:tcW w:w="7000" w:type="dxa"/>
-            <w:tcBorders>
-              <w:top w:val="single" w:sz="1" w:space="0" w:color="CCCCCC"/>
-              <w:left w:val="single" w:sz="1" w:space="0" w:color="CCCCCC"/>
-              <w:bottom w:val="single" w:sz="1" w:space="0" w:color="CCCCCC"/>
-              <w:right w:val="single" w:sz="1" w:space="0" w:color="CCCCCC"/>
+            <w:tcW w:w="6960" w:type="dxa"/>
+            <w:tcBorders>
+              <w:top w:val="single" w:sz="1" w:space="0" w:color="AAAAAA"/>
+              <w:left w:val="single" w:sz="1" w:space="0" w:color="AAAAAA"/>
+              <w:bottom w:val="single" w:sz="1" w:space="0" w:color="AAAAAA"/>
+              <w:right w:val="single" w:sz="1" w:space="0" w:color="AAAAAA"/>
             </w:tcBorders>
             <w:tcMar>
               <w:top w:w="60" w:type="dxa"/>
@@ -670,10 +663,10 @@
           <w:tcPr>
             <w:tcW w:w="2400" w:type="dxa"/>
             <w:tcBorders>
-              <w:top w:val="single" w:sz="1" w:space="0" w:color="CCCCCC"/>
-              <w:left w:val="single" w:sz="1" w:space="0" w:color="CCCCCC"/>
-              <w:bottom w:val="single" w:sz="1" w:space="0" w:color="CCCCCC"/>
-              <w:right w:val="single" w:sz="1" w:space="0" w:color="CCCCCC"/>
+              <w:top w:val="single" w:sz="1" w:space="0" w:color="AAAAAA"/>
+              <w:left w:val="single" w:sz="1" w:space="0" w:color="AAAAAA"/>
+              <w:bottom w:val="single" w:sz="1" w:space="0" w:color="AAAAAA"/>
+              <w:right w:val="single" w:sz="1" w:space="0" w:color="AAAAAA"/>
             </w:tcBorders>
             <w:tcMar>
               <w:top w:w="60" w:type="dxa"/>
@@ -694,12 +687,12 @@
         </w:tc>
         <w:tc>
           <w:tcPr>
-            <w:tcW w:w="7000" w:type="dxa"/>
-            <w:tcBorders>
-              <w:top w:val="single" w:sz="1" w:space="0" w:color="CCCCCC"/>
-              <w:left w:val="single" w:sz="1" w:space="0" w:color="CCCCCC"/>
-              <w:bottom w:val="single" w:sz="1" w:space="0" w:color="CCCCCC"/>
-              <w:right w:val="single" w:sz="1" w:space="0" w:color="CCCCCC"/>
+            <w:tcW w:w="6960" w:type="dxa"/>
+            <w:tcBorders>
+              <w:top w:val="single" w:sz="1" w:space="0" w:color="AAAAAA"/>
+              <w:left w:val="single" w:sz="1" w:space="0" w:color="AAAAAA"/>
+              <w:bottom w:val="single" w:sz="1" w:space="0" w:color="AAAAAA"/>
+              <w:right w:val="single" w:sz="1" w:space="0" w:color="AAAAAA"/>
             </w:tcBorders>
             <w:tcMar>
               <w:top w:w="60" w:type="dxa"/>
@@ -744,10 +737,10 @@
           <w:tcPr>
             <w:tcW w:w="2400" w:type="dxa"/>
             <w:tcBorders>
-              <w:top w:val="single" w:sz="1" w:space="0" w:color="CCCCCC"/>
-              <w:left w:val="single" w:sz="1" w:space="0" w:color="CCCCCC"/>
-              <w:bottom w:val="single" w:sz="1" w:space="0" w:color="CCCCCC"/>
-              <w:right w:val="single" w:sz="1" w:space="0" w:color="CCCCCC"/>
+              <w:top w:val="single" w:sz="1" w:space="0" w:color="AAAAAA"/>
+              <w:left w:val="single" w:sz="1" w:space="0" w:color="AAAAAA"/>
+              <w:bottom w:val="single" w:sz="1" w:space="0" w:color="AAAAAA"/>
+              <w:right w:val="single" w:sz="1" w:space="0" w:color="AAAAAA"/>
             </w:tcBorders>
             <w:tcMar>
               <w:top w:w="60" w:type="dxa"/>
@@ -782,27 +775,27 @@
         </w:tc>
         <w:tc>
           <w:tcPr>
-            <w:tcW w:w="7000" w:type="dxa"/>
-            <w:tcBorders>
-              <w:top w:val="single" w:sz="1" w:space="0" w:color="CCCCCC"/>
-              <w:left w:val="single" w:sz="1" w:space="0" w:color="CCCCCC"/>
-              <w:bottom w:val="single" w:sz="1" w:space="0" w:color="CCCCCC"/>
-              <w:right w:val="single" w:sz="1" w:space="0" w:color="CCCCCC"/>
-            </w:tcBorders>
-            <w:tcMar>
-              <w:top w:w="60" w:type="dxa"/>
-              <w:left w:w="80" w:type="dxa"/>
-              <w:bottom w:w="60" w:type="dxa"/>
-              <w:right w:w="80" w:type="dxa"/>
-            </w:tcMar>
-          </w:tcPr>
-          <w:p>
-            <w:r>
-              <w:rPr>
-                <w:sz w:val="20"/>
-                <w:szCs w:val="20"/>
-              </w:rPr>
-              <w:t>v1.0 — MVP</w:t>
+            <w:tcW w:w="6960" w:type="dxa"/>
+            <w:tcBorders>
+              <w:top w:val="single" w:sz="1" w:space="0" w:color="AAAAAA"/>
+              <w:left w:val="single" w:sz="1" w:space="0" w:color="AAAAAA"/>
+              <w:bottom w:val="single" w:sz="1" w:space="0" w:color="AAAAAA"/>
+              <w:right w:val="single" w:sz="1" w:space="0" w:color="AAAAAA"/>
+            </w:tcBorders>
+            <w:tcMar>
+              <w:top w:w="60" w:type="dxa"/>
+              <w:left w:w="80" w:type="dxa"/>
+              <w:bottom w:w="60" w:type="dxa"/>
+              <w:right w:w="80" w:type="dxa"/>
+            </w:tcMar>
+          </w:tcPr>
+          <w:p>
+            <w:r>
+              <w:rPr>
+                <w:sz w:val="20"/>
+                <w:szCs w:val="20"/>
+              </w:rPr>
+              <w:t>v1.0 - MVP</w:t>
             </w:r>
           </w:p>
         </w:tc>
@@ -818,10 +811,10 @@
           <w:tcPr>
             <w:tcW w:w="2400" w:type="dxa"/>
             <w:tcBorders>
-              <w:top w:val="single" w:sz="1" w:space="0" w:color="CCCCCC"/>
-              <w:left w:val="single" w:sz="1" w:space="0" w:color="CCCCCC"/>
-              <w:bottom w:val="single" w:sz="1" w:space="0" w:color="CCCCCC"/>
-              <w:right w:val="single" w:sz="1" w:space="0" w:color="CCCCCC"/>
+              <w:top w:val="single" w:sz="1" w:space="0" w:color="AAAAAA"/>
+              <w:left w:val="single" w:sz="1" w:space="0" w:color="AAAAAA"/>
+              <w:bottom w:val="single" w:sz="1" w:space="0" w:color="AAAAAA"/>
+              <w:right w:val="single" w:sz="1" w:space="0" w:color="AAAAAA"/>
             </w:tcBorders>
             <w:tcMar>
               <w:top w:w="60" w:type="dxa"/>
@@ -856,12 +849,12 @@
         </w:tc>
         <w:tc>
           <w:tcPr>
-            <w:tcW w:w="7000" w:type="dxa"/>
-            <w:tcBorders>
-              <w:top w:val="single" w:sz="1" w:space="0" w:color="CCCCCC"/>
-              <w:left w:val="single" w:sz="1" w:space="0" w:color="CCCCCC"/>
-              <w:bottom w:val="single" w:sz="1" w:space="0" w:color="CCCCCC"/>
-              <w:right w:val="single" w:sz="1" w:space="0" w:color="CCCCCC"/>
+            <w:tcW w:w="6960" w:type="dxa"/>
+            <w:tcBorders>
+              <w:top w:val="single" w:sz="1" w:space="0" w:color="AAAAAA"/>
+              <w:left w:val="single" w:sz="1" w:space="0" w:color="AAAAAA"/>
+              <w:bottom w:val="single" w:sz="1" w:space="0" w:color="AAAAAA"/>
+              <w:right w:val="single" w:sz="1" w:space="0" w:color="AAAAAA"/>
             </w:tcBorders>
             <w:tcMar>
               <w:top w:w="60" w:type="dxa"/>
@@ -904,7 +897,7 @@
                 <w:sz w:val="20"/>
                 <w:szCs w:val="20"/>
               </w:rPr>
-              <w:t xml:space="preserve"> xem) — 2 tài kho</w:t>
+              <w:t xml:space="preserve"> xem) - 2 tài kho</w:t>
             </w:r>
             <w:r>
               <w:rPr>
@@ -955,10 +948,10 @@
           <w:tcPr>
             <w:tcW w:w="2400" w:type="dxa"/>
             <w:tcBorders>
-              <w:top w:val="single" w:sz="1" w:space="0" w:color="CCCCCC"/>
-              <w:left w:val="single" w:sz="1" w:space="0" w:color="CCCCCC"/>
-              <w:bottom w:val="single" w:sz="1" w:space="0" w:color="CCCCCC"/>
-              <w:right w:val="single" w:sz="1" w:space="0" w:color="CCCCCC"/>
+              <w:top w:val="single" w:sz="1" w:space="0" w:color="AAAAAA"/>
+              <w:left w:val="single" w:sz="1" w:space="0" w:color="AAAAAA"/>
+              <w:bottom w:val="single" w:sz="1" w:space="0" w:color="AAAAAA"/>
+              <w:right w:val="single" w:sz="1" w:space="0" w:color="AAAAAA"/>
             </w:tcBorders>
             <w:tcMar>
               <w:top w:w="60" w:type="dxa"/>
@@ -979,12 +972,12 @@
         </w:tc>
         <w:tc>
           <w:tcPr>
-            <w:tcW w:w="7000" w:type="dxa"/>
-            <w:tcBorders>
-              <w:top w:val="single" w:sz="1" w:space="0" w:color="CCCCCC"/>
-              <w:left w:val="single" w:sz="1" w:space="0" w:color="CCCCCC"/>
-              <w:bottom w:val="single" w:sz="1" w:space="0" w:color="CCCCCC"/>
-              <w:right w:val="single" w:sz="1" w:space="0" w:color="CCCCCC"/>
+            <w:tcW w:w="6960" w:type="dxa"/>
+            <w:tcBorders>
+              <w:top w:val="single" w:sz="1" w:space="0" w:color="AAAAAA"/>
+              <w:left w:val="single" w:sz="1" w:space="0" w:color="AAAAAA"/>
+              <w:bottom w:val="single" w:sz="1" w:space="0" w:color="AAAAAA"/>
+              <w:right w:val="single" w:sz="1" w:space="0" w:color="AAAAAA"/>
             </w:tcBorders>
             <w:tcMar>
               <w:top w:w="60" w:type="dxa"/>
@@ -1013,7 +1006,7 @@
                 <w:sz w:val="20"/>
                 <w:szCs w:val="20"/>
               </w:rPr>
-              <w:t>c viên · 11 l</w:t>
+              <w:t>c viên - 11 l</w:t>
             </w:r>
             <w:r>
               <w:rPr>
@@ -1043,10 +1036,10 @@
           <w:tcPr>
             <w:tcW w:w="2400" w:type="dxa"/>
             <w:tcBorders>
-              <w:top w:val="single" w:sz="1" w:space="0" w:color="CCCCCC"/>
-              <w:left w:val="single" w:sz="1" w:space="0" w:color="CCCCCC"/>
-              <w:bottom w:val="single" w:sz="1" w:space="0" w:color="CCCCCC"/>
-              <w:right w:val="single" w:sz="1" w:space="0" w:color="CCCCCC"/>
+              <w:top w:val="single" w:sz="1" w:space="0" w:color="AAAAAA"/>
+              <w:left w:val="single" w:sz="1" w:space="0" w:color="AAAAAA"/>
+              <w:bottom w:val="single" w:sz="1" w:space="0" w:color="AAAAAA"/>
+              <w:right w:val="single" w:sz="1" w:space="0" w:color="AAAAAA"/>
             </w:tcBorders>
             <w:tcMar>
               <w:top w:w="60" w:type="dxa"/>
@@ -1095,27 +1088,27 @@
         </w:tc>
         <w:tc>
           <w:tcPr>
-            <w:tcW w:w="7000" w:type="dxa"/>
-            <w:tcBorders>
-              <w:top w:val="single" w:sz="1" w:space="0" w:color="CCCCCC"/>
-              <w:left w:val="single" w:sz="1" w:space="0" w:color="CCCCCC"/>
-              <w:bottom w:val="single" w:sz="1" w:space="0" w:color="CCCCCC"/>
-              <w:right w:val="single" w:sz="1" w:space="0" w:color="CCCCCC"/>
-            </w:tcBorders>
-            <w:tcMar>
-              <w:top w:w="60" w:type="dxa"/>
-              <w:left w:w="80" w:type="dxa"/>
-              <w:bottom w:w="60" w:type="dxa"/>
-              <w:right w:w="80" w:type="dxa"/>
-            </w:tcMar>
-          </w:tcPr>
-          <w:p>
-            <w:r>
-              <w:rPr>
-                <w:sz w:val="20"/>
-                <w:szCs w:val="20"/>
-              </w:rPr>
-              <w:t>Web App (PWA) — ch</w:t>
+            <w:tcW w:w="6960" w:type="dxa"/>
+            <w:tcBorders>
+              <w:top w:val="single" w:sz="1" w:space="0" w:color="AAAAAA"/>
+              <w:left w:val="single" w:sz="1" w:space="0" w:color="AAAAAA"/>
+              <w:bottom w:val="single" w:sz="1" w:space="0" w:color="AAAAAA"/>
+              <w:right w:val="single" w:sz="1" w:space="0" w:color="AAAAAA"/>
+            </w:tcBorders>
+            <w:tcMar>
+              <w:top w:w="60" w:type="dxa"/>
+              <w:left w:w="80" w:type="dxa"/>
+              <w:bottom w:w="60" w:type="dxa"/>
+              <w:right w:w="80" w:type="dxa"/>
+            </w:tcMar>
+          </w:tcPr>
+          <w:p>
+            <w:r>
+              <w:rPr>
+                <w:sz w:val="20"/>
+                <w:szCs w:val="20"/>
+              </w:rPr>
+              <w:t>Web App (PWA) - ch</w:t>
             </w:r>
             <w:r>
               <w:rPr>
@@ -1159,10 +1152,10 @@
           <w:tcPr>
             <w:tcW w:w="2400" w:type="dxa"/>
             <w:tcBorders>
-              <w:top w:val="single" w:sz="1" w:space="0" w:color="CCCCCC"/>
-              <w:left w:val="single" w:sz="1" w:space="0" w:color="CCCCCC"/>
-              <w:bottom w:val="single" w:sz="1" w:space="0" w:color="CCCCCC"/>
-              <w:right w:val="single" w:sz="1" w:space="0" w:color="CCCCCC"/>
+              <w:top w:val="single" w:sz="1" w:space="0" w:color="AAAAAA"/>
+              <w:left w:val="single" w:sz="1" w:space="0" w:color="AAAAAA"/>
+              <w:bottom w:val="single" w:sz="1" w:space="0" w:color="AAAAAA"/>
+              <w:right w:val="single" w:sz="1" w:space="0" w:color="AAAAAA"/>
             </w:tcBorders>
             <w:tcMar>
               <w:top w:w="60" w:type="dxa"/>
@@ -1183,27 +1176,27 @@
         </w:tc>
         <w:tc>
           <w:tcPr>
-            <w:tcW w:w="7000" w:type="dxa"/>
-            <w:tcBorders>
-              <w:top w:val="single" w:sz="1" w:space="0" w:color="CCCCCC"/>
-              <w:left w:val="single" w:sz="1" w:space="0" w:color="CCCCCC"/>
-              <w:bottom w:val="single" w:sz="1" w:space="0" w:color="CCCCCC"/>
-              <w:right w:val="single" w:sz="1" w:space="0" w:color="CCCCCC"/>
-            </w:tcBorders>
-            <w:tcMar>
-              <w:top w:w="60" w:type="dxa"/>
-              <w:left w:w="80" w:type="dxa"/>
-              <w:bottom w:w="60" w:type="dxa"/>
-              <w:right w:w="80" w:type="dxa"/>
-            </w:tcMar>
-          </w:tcPr>
-          <w:p>
-            <w:r>
-              <w:rPr>
-                <w:sz w:val="20"/>
-                <w:szCs w:val="20"/>
-              </w:rPr>
-              <w:t>Next.js 14 + TypeScript + Tailwind CSS + shadcn/ui → Vercel (free)</w:t>
+            <w:tcW w:w="6960" w:type="dxa"/>
+            <w:tcBorders>
+              <w:top w:val="single" w:sz="1" w:space="0" w:color="AAAAAA"/>
+              <w:left w:val="single" w:sz="1" w:space="0" w:color="AAAAAA"/>
+              <w:bottom w:val="single" w:sz="1" w:space="0" w:color="AAAAAA"/>
+              <w:right w:val="single" w:sz="1" w:space="0" w:color="AAAAAA"/>
+            </w:tcBorders>
+            <w:tcMar>
+              <w:top w:w="60" w:type="dxa"/>
+              <w:left w:w="80" w:type="dxa"/>
+              <w:bottom w:w="60" w:type="dxa"/>
+              <w:right w:w="80" w:type="dxa"/>
+            </w:tcMar>
+          </w:tcPr>
+          <w:p>
+            <w:r>
+              <w:rPr>
+                <w:sz w:val="20"/>
+                <w:szCs w:val="20"/>
+              </w:rPr>
+              <w:t>Next.js 14 + TypeScript + Tailwind CSS + shadcn/ui -&gt; Vercel (free)</w:t>
             </w:r>
           </w:p>
         </w:tc>
@@ -1219,10 +1212,10 @@
           <w:tcPr>
             <w:tcW w:w="2400" w:type="dxa"/>
             <w:tcBorders>
-              <w:top w:val="single" w:sz="1" w:space="0" w:color="CCCCCC"/>
-              <w:left w:val="single" w:sz="1" w:space="0" w:color="CCCCCC"/>
-              <w:bottom w:val="single" w:sz="1" w:space="0" w:color="CCCCCC"/>
-              <w:right w:val="single" w:sz="1" w:space="0" w:color="CCCCCC"/>
+              <w:top w:val="single" w:sz="1" w:space="0" w:color="AAAAAA"/>
+              <w:left w:val="single" w:sz="1" w:space="0" w:color="AAAAAA"/>
+              <w:bottom w:val="single" w:sz="1" w:space="0" w:color="AAAAAA"/>
+              <w:right w:val="single" w:sz="1" w:space="0" w:color="AAAAAA"/>
             </w:tcBorders>
             <w:tcMar>
               <w:top w:w="60" w:type="dxa"/>
@@ -1243,27 +1236,27 @@
         </w:tc>
         <w:tc>
           <w:tcPr>
-            <w:tcW w:w="7000" w:type="dxa"/>
-            <w:tcBorders>
-              <w:top w:val="single" w:sz="1" w:space="0" w:color="CCCCCC"/>
-              <w:left w:val="single" w:sz="1" w:space="0" w:color="CCCCCC"/>
-              <w:bottom w:val="single" w:sz="1" w:space="0" w:color="CCCCCC"/>
-              <w:right w:val="single" w:sz="1" w:space="0" w:color="CCCCCC"/>
-            </w:tcBorders>
-            <w:tcMar>
-              <w:top w:w="60" w:type="dxa"/>
-              <w:left w:w="80" w:type="dxa"/>
-              <w:bottom w:w="60" w:type="dxa"/>
-              <w:right w:w="80" w:type="dxa"/>
-            </w:tcMar>
-          </w:tcPr>
-          <w:p>
-            <w:r>
-              <w:rPr>
-                <w:sz w:val="20"/>
-                <w:szCs w:val="20"/>
-              </w:rPr>
-              <w:t>Python + FastAPI + SQLAlchemy + Alembic → Render (free)</w:t>
+            <w:tcW w:w="6960" w:type="dxa"/>
+            <w:tcBorders>
+              <w:top w:val="single" w:sz="1" w:space="0" w:color="AAAAAA"/>
+              <w:left w:val="single" w:sz="1" w:space="0" w:color="AAAAAA"/>
+              <w:bottom w:val="single" w:sz="1" w:space="0" w:color="AAAAAA"/>
+              <w:right w:val="single" w:sz="1" w:space="0" w:color="AAAAAA"/>
+            </w:tcBorders>
+            <w:tcMar>
+              <w:top w:w="60" w:type="dxa"/>
+              <w:left w:w="80" w:type="dxa"/>
+              <w:bottom w:w="60" w:type="dxa"/>
+              <w:right w:w="80" w:type="dxa"/>
+            </w:tcMar>
+          </w:tcPr>
+          <w:p>
+            <w:r>
+              <w:rPr>
+                <w:sz w:val="20"/>
+                <w:szCs w:val="20"/>
+              </w:rPr>
+              <w:t>Python + FastAPI + SQLAlchemy + Alembic -&gt; Digital Ocean Droplet ($6/tháng, dùng Student Credit)</w:t>
             </w:r>
           </w:p>
         </w:tc>
@@ -1279,51 +1272,51 @@
           <w:tcPr>
             <w:tcW w:w="2400" w:type="dxa"/>
             <w:tcBorders>
-              <w:top w:val="single" w:sz="1" w:space="0" w:color="CCCCCC"/>
-              <w:left w:val="single" w:sz="1" w:space="0" w:color="CCCCCC"/>
-              <w:bottom w:val="single" w:sz="1" w:space="0" w:color="CCCCCC"/>
-              <w:right w:val="single" w:sz="1" w:space="0" w:color="CCCCCC"/>
-            </w:tcBorders>
-            <w:tcMar>
-              <w:top w:w="60" w:type="dxa"/>
-              <w:left w:w="80" w:type="dxa"/>
-              <w:bottom w:w="60" w:type="dxa"/>
-              <w:right w:w="80" w:type="dxa"/>
-            </w:tcMar>
-          </w:tcPr>
-          <w:p>
-            <w:r>
-              <w:rPr>
-                <w:sz w:val="20"/>
-                <w:szCs w:val="20"/>
-              </w:rPr>
-              <w:t>Database</w:t>
-            </w:r>
-          </w:p>
-        </w:tc>
-        <w:tc>
-          <w:tcPr>
-            <w:tcW w:w="7000" w:type="dxa"/>
-            <w:tcBorders>
-              <w:top w:val="single" w:sz="1" w:space="0" w:color="CCCCCC"/>
-              <w:left w:val="single" w:sz="1" w:space="0" w:color="CCCCCC"/>
-              <w:bottom w:val="single" w:sz="1" w:space="0" w:color="CCCCCC"/>
-              <w:right w:val="single" w:sz="1" w:space="0" w:color="CCCCCC"/>
-            </w:tcBorders>
-            <w:tcMar>
-              <w:top w:w="60" w:type="dxa"/>
-              <w:left w:w="80" w:type="dxa"/>
-              <w:bottom w:w="60" w:type="dxa"/>
-              <w:right w:w="80" w:type="dxa"/>
-            </w:tcMar>
-          </w:tcPr>
-          <w:p>
-            <w:r>
-              <w:rPr>
-                <w:sz w:val="20"/>
-                <w:szCs w:val="20"/>
-              </w:rPr>
-              <w:t>PostgreSQL via Supabase (free tier)</w:t>
+              <w:top w:val="single" w:sz="1" w:space="0" w:color="AAAAAA"/>
+              <w:left w:val="single" w:sz="1" w:space="0" w:color="AAAAAA"/>
+              <w:bottom w:val="single" w:sz="1" w:space="0" w:color="AAAAAA"/>
+              <w:right w:val="single" w:sz="1" w:space="0" w:color="AAAAAA"/>
+            </w:tcBorders>
+            <w:tcMar>
+              <w:top w:w="60" w:type="dxa"/>
+              <w:left w:w="80" w:type="dxa"/>
+              <w:bottom w:w="60" w:type="dxa"/>
+              <w:right w:w="80" w:type="dxa"/>
+            </w:tcMar>
+          </w:tcPr>
+          <w:p>
+            <w:r>
+              <w:rPr>
+                <w:sz w:val="20"/>
+                <w:szCs w:val="20"/>
+              </w:rPr>
+              <w:t>Web server</w:t>
+            </w:r>
+          </w:p>
+        </w:tc>
+        <w:tc>
+          <w:tcPr>
+            <w:tcW w:w="6960" w:type="dxa"/>
+            <w:tcBorders>
+              <w:top w:val="single" w:sz="1" w:space="0" w:color="AAAAAA"/>
+              <w:left w:val="single" w:sz="1" w:space="0" w:color="AAAAAA"/>
+              <w:bottom w:val="single" w:sz="1" w:space="0" w:color="AAAAAA"/>
+              <w:right w:val="single" w:sz="1" w:space="0" w:color="AAAAAA"/>
+            </w:tcBorders>
+            <w:tcMar>
+              <w:top w:w="60" w:type="dxa"/>
+              <w:left w:w="80" w:type="dxa"/>
+              <w:bottom w:w="60" w:type="dxa"/>
+              <w:right w:w="80" w:type="dxa"/>
+            </w:tcMar>
+          </w:tcPr>
+          <w:p>
+            <w:r>
+              <w:rPr>
+                <w:sz w:val="20"/>
+                <w:szCs w:val="20"/>
+              </w:rPr>
+              <w:t>Nginx (reverse proxy trên Droplet)</w:t>
             </w:r>
           </w:p>
         </w:tc>
@@ -1339,10 +1332,172 @@
           <w:tcPr>
             <w:tcW w:w="2400" w:type="dxa"/>
             <w:tcBorders>
-              <w:top w:val="single" w:sz="1" w:space="0" w:color="CCCCCC"/>
-              <w:left w:val="single" w:sz="1" w:space="0" w:color="CCCCCC"/>
-              <w:bottom w:val="single" w:sz="1" w:space="0" w:color="CCCCCC"/>
-              <w:right w:val="single" w:sz="1" w:space="0" w:color="CCCCCC"/>
+              <w:top w:val="single" w:sz="1" w:space="0" w:color="AAAAAA"/>
+              <w:left w:val="single" w:sz="1" w:space="0" w:color="AAAAAA"/>
+              <w:bottom w:val="single" w:sz="1" w:space="0" w:color="AAAAAA"/>
+              <w:right w:val="single" w:sz="1" w:space="0" w:color="AAAAAA"/>
+            </w:tcBorders>
+            <w:tcMar>
+              <w:top w:w="60" w:type="dxa"/>
+              <w:left w:w="80" w:type="dxa"/>
+              <w:bottom w:w="60" w:type="dxa"/>
+              <w:right w:w="80" w:type="dxa"/>
+            </w:tcMar>
+          </w:tcPr>
+          <w:p>
+            <w:r>
+              <w:rPr>
+                <w:sz w:val="20"/>
+                <w:szCs w:val="20"/>
+              </w:rPr>
+              <w:t>Process manager</w:t>
+            </w:r>
+          </w:p>
+        </w:tc>
+        <w:tc>
+          <w:tcPr>
+            <w:tcW w:w="6960" w:type="dxa"/>
+            <w:tcBorders>
+              <w:top w:val="single" w:sz="1" w:space="0" w:color="AAAAAA"/>
+              <w:left w:val="single" w:sz="1" w:space="0" w:color="AAAAAA"/>
+              <w:bottom w:val="single" w:sz="1" w:space="0" w:color="AAAAAA"/>
+              <w:right w:val="single" w:sz="1" w:space="0" w:color="AAAAAA"/>
+            </w:tcBorders>
+            <w:tcMar>
+              <w:top w:w="60" w:type="dxa"/>
+              <w:left w:w="80" w:type="dxa"/>
+              <w:bottom w:w="60" w:type="dxa"/>
+              <w:right w:w="80" w:type="dxa"/>
+            </w:tcMar>
+          </w:tcPr>
+          <w:p>
+            <w:r>
+              <w:rPr>
+                <w:sz w:val="20"/>
+                <w:szCs w:val="20"/>
+              </w:rPr>
+              <w:t>systemd (t</w:t>
+            </w:r>
+            <w:r>
+              <w:rPr>
+                <w:sz w:val="20"/>
+                <w:szCs w:val="20"/>
+              </w:rPr>
+              <w:t>ự</w:t>
+            </w:r>
+            <w:r>
+              <w:rPr>
+                <w:sz w:val="20"/>
+                <w:szCs w:val="20"/>
+              </w:rPr>
+              <w:t xml:space="preserve"> kh</w:t>
+            </w:r>
+            <w:r>
+              <w:rPr>
+                <w:sz w:val="20"/>
+                <w:szCs w:val="20"/>
+              </w:rPr>
+              <w:t>ở</w:t>
+            </w:r>
+            <w:r>
+              <w:rPr>
+                <w:sz w:val="20"/>
+                <w:szCs w:val="20"/>
+              </w:rPr>
+              <w:t>i đ</w:t>
+            </w:r>
+            <w:r>
+              <w:rPr>
+                <w:sz w:val="20"/>
+                <w:szCs w:val="20"/>
+              </w:rPr>
+              <w:t>ộ</w:t>
+            </w:r>
+            <w:r>
+              <w:rPr>
+                <w:sz w:val="20"/>
+                <w:szCs w:val="20"/>
+              </w:rPr>
+              <w:t>ng khi reboot)</w:t>
+            </w:r>
+          </w:p>
+        </w:tc>
+      </w:tr>
+      <w:tr>
+        <w:tblPrEx>
+          <w:tblCellMar>
+            <w:top w:w="0" w:type="dxa"/>
+            <w:bottom w:w="0" w:type="dxa"/>
+          </w:tblCellMar>
+        </w:tblPrEx>
+        <w:tc>
+          <w:tcPr>
+            <w:tcW w:w="2400" w:type="dxa"/>
+            <w:tcBorders>
+              <w:top w:val="single" w:sz="1" w:space="0" w:color="AAAAAA"/>
+              <w:left w:val="single" w:sz="1" w:space="0" w:color="AAAAAA"/>
+              <w:bottom w:val="single" w:sz="1" w:space="0" w:color="AAAAAA"/>
+              <w:right w:val="single" w:sz="1" w:space="0" w:color="AAAAAA"/>
+            </w:tcBorders>
+            <w:tcMar>
+              <w:top w:w="60" w:type="dxa"/>
+              <w:left w:w="80" w:type="dxa"/>
+              <w:bottom w:w="60" w:type="dxa"/>
+              <w:right w:w="80" w:type="dxa"/>
+            </w:tcMar>
+          </w:tcPr>
+          <w:p>
+            <w:r>
+              <w:rPr>
+                <w:sz w:val="20"/>
+                <w:szCs w:val="20"/>
+              </w:rPr>
+              <w:t>Database</w:t>
+            </w:r>
+          </w:p>
+        </w:tc>
+        <w:tc>
+          <w:tcPr>
+            <w:tcW w:w="6960" w:type="dxa"/>
+            <w:tcBorders>
+              <w:top w:val="single" w:sz="1" w:space="0" w:color="AAAAAA"/>
+              <w:left w:val="single" w:sz="1" w:space="0" w:color="AAAAAA"/>
+              <w:bottom w:val="single" w:sz="1" w:space="0" w:color="AAAAAA"/>
+              <w:right w:val="single" w:sz="1" w:space="0" w:color="AAAAAA"/>
+            </w:tcBorders>
+            <w:tcMar>
+              <w:top w:w="60" w:type="dxa"/>
+              <w:left w:w="80" w:type="dxa"/>
+              <w:bottom w:w="60" w:type="dxa"/>
+              <w:right w:w="80" w:type="dxa"/>
+            </w:tcMar>
+          </w:tcPr>
+          <w:p>
+            <w:r>
+              <w:rPr>
+                <w:sz w:val="20"/>
+                <w:szCs w:val="20"/>
+              </w:rPr>
+              <w:t>PostgreSQL via Supabase (free tier)</w:t>
+            </w:r>
+          </w:p>
+        </w:tc>
+      </w:tr>
+      <w:tr>
+        <w:tblPrEx>
+          <w:tblCellMar>
+            <w:top w:w="0" w:type="dxa"/>
+            <w:bottom w:w="0" w:type="dxa"/>
+          </w:tblCellMar>
+        </w:tblPrEx>
+        <w:tc>
+          <w:tcPr>
+            <w:tcW w:w="2400" w:type="dxa"/>
+            <w:tcBorders>
+              <w:top w:val="single" w:sz="1" w:space="0" w:color="AAAAAA"/>
+              <w:left w:val="single" w:sz="1" w:space="0" w:color="AAAAAA"/>
+              <w:bottom w:val="single" w:sz="1" w:space="0" w:color="AAAAAA"/>
+              <w:right w:val="single" w:sz="1" w:space="0" w:color="AAAAAA"/>
             </w:tcBorders>
             <w:tcMar>
               <w:top w:w="60" w:type="dxa"/>
@@ -1377,41 +1532,41 @@
         </w:tc>
         <w:tc>
           <w:tcPr>
-            <w:tcW w:w="7000" w:type="dxa"/>
-            <w:tcBorders>
-              <w:top w:val="single" w:sz="1" w:space="0" w:color="CCCCCC"/>
-              <w:left w:val="single" w:sz="1" w:space="0" w:color="CCCCCC"/>
-              <w:bottom w:val="single" w:sz="1" w:space="0" w:color="CCCCCC"/>
-              <w:right w:val="single" w:sz="1" w:space="0" w:color="CCCCCC"/>
-            </w:tcBorders>
-            <w:tcMar>
-              <w:top w:w="60" w:type="dxa"/>
-              <w:left w:w="80" w:type="dxa"/>
-              <w:bottom w:w="60" w:type="dxa"/>
-              <w:right w:w="80" w:type="dxa"/>
-            </w:tcMar>
-          </w:tcPr>
-          <w:p>
-            <w:r>
-              <w:rPr>
-                <w:sz w:val="20"/>
-                <w:szCs w:val="20"/>
-              </w:rPr>
-              <w:t>$0/tháng — toàn b</w:t>
-            </w:r>
-            <w:r>
-              <w:rPr>
-                <w:sz w:val="20"/>
-                <w:szCs w:val="20"/>
-              </w:rPr>
-              <w:t>ộ</w:t>
-            </w:r>
-            <w:r>
-              <w:rPr>
-                <w:sz w:val="20"/>
-                <w:szCs w:val="20"/>
-              </w:rPr>
-              <w:t xml:space="preserve"> dùng free tier</w:t>
+            <w:tcW w:w="6960" w:type="dxa"/>
+            <w:tcBorders>
+              <w:top w:val="single" w:sz="1" w:space="0" w:color="AAAAAA"/>
+              <w:left w:val="single" w:sz="1" w:space="0" w:color="AAAAAA"/>
+              <w:bottom w:val="single" w:sz="1" w:space="0" w:color="AAAAAA"/>
+              <w:right w:val="single" w:sz="1" w:space="0" w:color="AAAAAA"/>
+            </w:tcBorders>
+            <w:tcMar>
+              <w:top w:w="60" w:type="dxa"/>
+              <w:left w:w="80" w:type="dxa"/>
+              <w:bottom w:w="60" w:type="dxa"/>
+              <w:right w:w="80" w:type="dxa"/>
+            </w:tcMar>
+          </w:tcPr>
+          <w:p>
+            <w:r>
+              <w:rPr>
+                <w:sz w:val="20"/>
+                <w:szCs w:val="20"/>
+              </w:rPr>
+              <w:t>~$6/tháng (Digital Ocean Student Credit đ</w:t>
+            </w:r>
+            <w:r>
+              <w:rPr>
+                <w:sz w:val="20"/>
+                <w:szCs w:val="20"/>
+              </w:rPr>
+              <w:t>ủ</w:t>
+            </w:r>
+            <w:r>
+              <w:rPr>
+                <w:sz w:val="20"/>
+                <w:szCs w:val="20"/>
+              </w:rPr>
+              <w:t xml:space="preserve"> dùng 1 năm)</w:t>
             </w:r>
           </w:p>
         </w:tc>
@@ -1419,13 +1574,20 @@
     </w:tbl>
     <w:p>
       <w:pPr>
-        <w:spacing w:before="30" w:after="30"/>
+        <w:spacing w:before="20" w:after="20"/>
       </w:pPr>
+      <w:r>
+        <w:t xml:space="preserve"> </w:t>
+      </w:r>
     </w:p>
     <w:p>
       <w:pPr>
         <w:pageBreakBefore/>
       </w:pPr>
+      <w:r>
+        <w:lastRenderedPageBreak/>
+        <w:t xml:space="preserve"> </w:t>
+      </w:r>
     </w:p>
     <w:p>
       <w:pPr>
@@ -1475,12 +1637,15 @@
     </w:p>
     <w:p>
       <w:pPr>
-        <w:spacing w:before="30" w:after="30"/>
+        <w:spacing w:before="20" w:after="20"/>
       </w:pPr>
+      <w:r>
+        <w:t xml:space="preserve"> </w:t>
+      </w:r>
     </w:p>
     <w:tbl>
       <w:tblPr>
-        <w:tblW w:w="8800" w:type="dxa"/>
+        <w:tblW w:w="8360" w:type="dxa"/>
         <w:tblBorders>
           <w:top w:val="single" w:sz="4" w:space="0" w:color="auto"/>
           <w:left w:val="single" w:sz="4" w:space="0" w:color="auto"/>
@@ -1496,11 +1661,11 @@
         <w:tblLook w:val="04A0" w:firstRow="1" w:lastRow="0" w:firstColumn="1" w:lastColumn="0" w:noHBand="0" w:noVBand="1"/>
       </w:tblPr>
       <w:tblGrid>
-        <w:gridCol w:w="700"/>
-        <w:gridCol w:w="2200"/>
-        <w:gridCol w:w="3100"/>
-        <w:gridCol w:w="1800"/>
-        <w:gridCol w:w="1000"/>
+        <w:gridCol w:w="689"/>
+        <w:gridCol w:w="2123"/>
+        <w:gridCol w:w="3011"/>
+        <w:gridCol w:w="1754"/>
+        <w:gridCol w:w="783"/>
       </w:tblGrid>
       <w:tr>
         <w:tblPrEx>
@@ -1516,11 +1681,12 @@
           <w:tcPr>
             <w:tcW w:w="700" w:type="dxa"/>
             <w:tcBorders>
-              <w:top w:val="single" w:sz="1" w:space="0" w:color="CCCCCC"/>
-              <w:left w:val="single" w:sz="1" w:space="0" w:color="CCCCCC"/>
-              <w:bottom w:val="single" w:sz="1" w:space="0" w:color="CCCCCC"/>
-              <w:right w:val="single" w:sz="1" w:space="0" w:color="CCCCCC"/>
-            </w:tcBorders>
+              <w:top w:val="single" w:sz="1" w:space="0" w:color="AAAAAA"/>
+              <w:left w:val="single" w:sz="1" w:space="0" w:color="AAAAAA"/>
+              <w:bottom w:val="single" w:sz="1" w:space="0" w:color="AAAAAA"/>
+              <w:right w:val="single" w:sz="1" w:space="0" w:color="AAAAAA"/>
+            </w:tcBorders>
+            <w:shd w:val="clear" w:color="auto" w:fill="EEEEEE"/>
             <w:tcMar>
               <w:top w:w="60" w:type="dxa"/>
               <w:left w:w="80" w:type="dxa"/>
@@ -1544,11 +1710,12 @@
           <w:tcPr>
             <w:tcW w:w="2200" w:type="dxa"/>
             <w:tcBorders>
-              <w:top w:val="single" w:sz="1" w:space="0" w:color="CCCCCC"/>
-              <w:left w:val="single" w:sz="1" w:space="0" w:color="CCCCCC"/>
-              <w:bottom w:val="single" w:sz="1" w:space="0" w:color="CCCCCC"/>
-              <w:right w:val="single" w:sz="1" w:space="0" w:color="CCCCCC"/>
-            </w:tcBorders>
+              <w:top w:val="single" w:sz="1" w:space="0" w:color="AAAAAA"/>
+              <w:left w:val="single" w:sz="1" w:space="0" w:color="AAAAAA"/>
+              <w:bottom w:val="single" w:sz="1" w:space="0" w:color="AAAAAA"/>
+              <w:right w:val="single" w:sz="1" w:space="0" w:color="AAAAAA"/>
+            </w:tcBorders>
+            <w:shd w:val="clear" w:color="auto" w:fill="EEEEEE"/>
             <w:tcMar>
               <w:top w:w="60" w:type="dxa"/>
               <w:left w:w="80" w:type="dxa"/>
@@ -1572,11 +1739,12 @@
           <w:tcPr>
             <w:tcW w:w="3100" w:type="dxa"/>
             <w:tcBorders>
-              <w:top w:val="single" w:sz="1" w:space="0" w:color="CCCCCC"/>
-              <w:left w:val="single" w:sz="1" w:space="0" w:color="CCCCCC"/>
-              <w:bottom w:val="single" w:sz="1" w:space="0" w:color="CCCCCC"/>
-              <w:right w:val="single" w:sz="1" w:space="0" w:color="CCCCCC"/>
-            </w:tcBorders>
+              <w:top w:val="single" w:sz="1" w:space="0" w:color="AAAAAA"/>
+              <w:left w:val="single" w:sz="1" w:space="0" w:color="AAAAAA"/>
+              <w:bottom w:val="single" w:sz="1" w:space="0" w:color="AAAAAA"/>
+              <w:right w:val="single" w:sz="1" w:space="0" w:color="AAAAAA"/>
+            </w:tcBorders>
+            <w:shd w:val="clear" w:color="auto" w:fill="EEEEEE"/>
             <w:tcMar>
               <w:top w:w="60" w:type="dxa"/>
               <w:left w:w="80" w:type="dxa"/>
@@ -1609,11 +1777,12 @@
           <w:tcPr>
             <w:tcW w:w="1800" w:type="dxa"/>
             <w:tcBorders>
-              <w:top w:val="single" w:sz="1" w:space="0" w:color="CCCCCC"/>
-              <w:left w:val="single" w:sz="1" w:space="0" w:color="CCCCCC"/>
-              <w:bottom w:val="single" w:sz="1" w:space="0" w:color="CCCCCC"/>
-              <w:right w:val="single" w:sz="1" w:space="0" w:color="CCCCCC"/>
-            </w:tcBorders>
+              <w:top w:val="single" w:sz="1" w:space="0" w:color="AAAAAA"/>
+              <w:left w:val="single" w:sz="1" w:space="0" w:color="AAAAAA"/>
+              <w:bottom w:val="single" w:sz="1" w:space="0" w:color="AAAAAA"/>
+              <w:right w:val="single" w:sz="1" w:space="0" w:color="AAAAAA"/>
+            </w:tcBorders>
+            <w:shd w:val="clear" w:color="auto" w:fill="EEEEEE"/>
             <w:tcMar>
               <w:top w:w="60" w:type="dxa"/>
               <w:left w:w="80" w:type="dxa"/>
@@ -1707,13 +1876,14 @@
         </w:tc>
         <w:tc>
           <w:tcPr>
-            <w:tcW w:w="1000" w:type="dxa"/>
-            <w:tcBorders>
-              <w:top w:val="single" w:sz="1" w:space="0" w:color="CCCCCC"/>
-              <w:left w:val="single" w:sz="1" w:space="0" w:color="CCCCCC"/>
-              <w:bottom w:val="single" w:sz="1" w:space="0" w:color="CCCCCC"/>
-              <w:right w:val="single" w:sz="1" w:space="0" w:color="CCCCCC"/>
-            </w:tcBorders>
+            <w:tcW w:w="560" w:type="dxa"/>
+            <w:tcBorders>
+              <w:top w:val="single" w:sz="1" w:space="0" w:color="AAAAAA"/>
+              <w:left w:val="single" w:sz="1" w:space="0" w:color="AAAAAA"/>
+              <w:bottom w:val="single" w:sz="1" w:space="0" w:color="AAAAAA"/>
+              <w:right w:val="single" w:sz="1" w:space="0" w:color="AAAAAA"/>
+            </w:tcBorders>
+            <w:shd w:val="clear" w:color="auto" w:fill="EEEEEE"/>
             <w:tcMar>
               <w:top w:w="60" w:type="dxa"/>
               <w:left w:w="80" w:type="dxa"/>
@@ -1745,10 +1915,10 @@
           <w:tcPr>
             <w:tcW w:w="700" w:type="dxa"/>
             <w:tcBorders>
-              <w:top w:val="single" w:sz="1" w:space="0" w:color="CCCCCC"/>
-              <w:left w:val="single" w:sz="1" w:space="0" w:color="CCCCCC"/>
-              <w:bottom w:val="single" w:sz="1" w:space="0" w:color="CCCCCC"/>
-              <w:right w:val="single" w:sz="1" w:space="0" w:color="CCCCCC"/>
+              <w:top w:val="single" w:sz="1" w:space="0" w:color="AAAAAA"/>
+              <w:left w:val="single" w:sz="1" w:space="0" w:color="AAAAAA"/>
+              <w:bottom w:val="single" w:sz="1" w:space="0" w:color="AAAAAA"/>
+              <w:right w:val="single" w:sz="1" w:space="0" w:color="AAAAAA"/>
             </w:tcBorders>
             <w:tcMar>
               <w:top w:w="60" w:type="dxa"/>
@@ -1771,10 +1941,10 @@
           <w:tcPr>
             <w:tcW w:w="2200" w:type="dxa"/>
             <w:tcBorders>
-              <w:top w:val="single" w:sz="1" w:space="0" w:color="CCCCCC"/>
-              <w:left w:val="single" w:sz="1" w:space="0" w:color="CCCCCC"/>
-              <w:bottom w:val="single" w:sz="1" w:space="0" w:color="CCCCCC"/>
-              <w:right w:val="single" w:sz="1" w:space="0" w:color="CCCCCC"/>
+              <w:top w:val="single" w:sz="1" w:space="0" w:color="AAAAAA"/>
+              <w:left w:val="single" w:sz="1" w:space="0" w:color="AAAAAA"/>
+              <w:bottom w:val="single" w:sz="1" w:space="0" w:color="AAAAAA"/>
+              <w:right w:val="single" w:sz="1" w:space="0" w:color="AAAAAA"/>
             </w:tcBorders>
             <w:tcMar>
               <w:top w:w="60" w:type="dxa"/>
@@ -1825,10 +1995,10 @@
           <w:tcPr>
             <w:tcW w:w="3100" w:type="dxa"/>
             <w:tcBorders>
-              <w:top w:val="single" w:sz="1" w:space="0" w:color="CCCCCC"/>
-              <w:left w:val="single" w:sz="1" w:space="0" w:color="CCCCCC"/>
-              <w:bottom w:val="single" w:sz="1" w:space="0" w:color="CCCCCC"/>
-              <w:right w:val="single" w:sz="1" w:space="0" w:color="CCCCCC"/>
+              <w:top w:val="single" w:sz="1" w:space="0" w:color="AAAAAA"/>
+              <w:left w:val="single" w:sz="1" w:space="0" w:color="AAAAAA"/>
+              <w:bottom w:val="single" w:sz="1" w:space="0" w:color="AAAAAA"/>
+              <w:right w:val="single" w:sz="1" w:space="0" w:color="AAAAAA"/>
             </w:tcBorders>
             <w:tcMar>
               <w:top w:w="60" w:type="dxa"/>
@@ -1899,7 +2069,7 @@
                 <w:sz w:val="20"/>
                 <w:szCs w:val="20"/>
               </w:rPr>
-              <w:t>i (tháng/khoá), h</w:t>
+              <w:t>i (tháng/khóa), h</w:t>
             </w:r>
             <w:r>
               <w:rPr>
@@ -1977,10 +2147,10 @@
           <w:tcPr>
             <w:tcW w:w="1800" w:type="dxa"/>
             <w:tcBorders>
-              <w:top w:val="single" w:sz="1" w:space="0" w:color="CCCCCC"/>
-              <w:left w:val="single" w:sz="1" w:space="0" w:color="CCCCCC"/>
-              <w:bottom w:val="single" w:sz="1" w:space="0" w:color="CCCCCC"/>
-              <w:right w:val="single" w:sz="1" w:space="0" w:color="CCCCCC"/>
+              <w:top w:val="single" w:sz="1" w:space="0" w:color="AAAAAA"/>
+              <w:left w:val="single" w:sz="1" w:space="0" w:color="AAAAAA"/>
+              <w:bottom w:val="single" w:sz="1" w:space="0" w:color="AAAAAA"/>
+              <w:right w:val="single" w:sz="1" w:space="0" w:color="AAAAAA"/>
             </w:tcBorders>
             <w:tcMar>
               <w:top w:w="60" w:type="dxa"/>
@@ -2057,12 +2227,12 @@
         </w:tc>
         <w:tc>
           <w:tcPr>
-            <w:tcW w:w="1000" w:type="dxa"/>
-            <w:tcBorders>
-              <w:top w:val="single" w:sz="1" w:space="0" w:color="CCCCCC"/>
-              <w:left w:val="single" w:sz="1" w:space="0" w:color="CCCCCC"/>
-              <w:bottom w:val="single" w:sz="1" w:space="0" w:color="CCCCCC"/>
-              <w:right w:val="single" w:sz="1" w:space="0" w:color="CCCCCC"/>
+            <w:tcW w:w="560" w:type="dxa"/>
+            <w:tcBorders>
+              <w:top w:val="single" w:sz="1" w:space="0" w:color="AAAAAA"/>
+              <w:left w:val="single" w:sz="1" w:space="0" w:color="AAAAAA"/>
+              <w:bottom w:val="single" w:sz="1" w:space="0" w:color="AAAAAA"/>
+              <w:right w:val="single" w:sz="1" w:space="0" w:color="AAAAAA"/>
             </w:tcBorders>
             <w:tcMar>
               <w:top w:w="60" w:type="dxa"/>
@@ -2093,10 +2263,10 @@
           <w:tcPr>
             <w:tcW w:w="700" w:type="dxa"/>
             <w:tcBorders>
-              <w:top w:val="single" w:sz="1" w:space="0" w:color="CCCCCC"/>
-              <w:left w:val="single" w:sz="1" w:space="0" w:color="CCCCCC"/>
-              <w:bottom w:val="single" w:sz="1" w:space="0" w:color="CCCCCC"/>
-              <w:right w:val="single" w:sz="1" w:space="0" w:color="CCCCCC"/>
+              <w:top w:val="single" w:sz="1" w:space="0" w:color="AAAAAA"/>
+              <w:left w:val="single" w:sz="1" w:space="0" w:color="AAAAAA"/>
+              <w:bottom w:val="single" w:sz="1" w:space="0" w:color="AAAAAA"/>
+              <w:right w:val="single" w:sz="1" w:space="0" w:color="AAAAAA"/>
             </w:tcBorders>
             <w:tcMar>
               <w:top w:w="60" w:type="dxa"/>
@@ -2119,25 +2289,25 @@
           <w:tcPr>
             <w:tcW w:w="2200" w:type="dxa"/>
             <w:tcBorders>
-              <w:top w:val="single" w:sz="1" w:space="0" w:color="CCCCCC"/>
-              <w:left w:val="single" w:sz="1" w:space="0" w:color="CCCCCC"/>
-              <w:bottom w:val="single" w:sz="1" w:space="0" w:color="CCCCCC"/>
-              <w:right w:val="single" w:sz="1" w:space="0" w:color="CCCCCC"/>
-            </w:tcBorders>
-            <w:tcMar>
-              <w:top w:w="60" w:type="dxa"/>
-              <w:left w:w="80" w:type="dxa"/>
-              <w:bottom w:w="60" w:type="dxa"/>
-              <w:right w:w="80" w:type="dxa"/>
-            </w:tcMar>
-          </w:tcPr>
-          <w:p>
-            <w:r>
-              <w:rPr>
-                <w:sz w:val="20"/>
-                <w:szCs w:val="20"/>
-              </w:rPr>
-              <w:t>Xoá l</w:t>
+              <w:top w:val="single" w:sz="1" w:space="0" w:color="AAAAAA"/>
+              <w:left w:val="single" w:sz="1" w:space="0" w:color="AAAAAA"/>
+              <w:bottom w:val="single" w:sz="1" w:space="0" w:color="AAAAAA"/>
+              <w:right w:val="single" w:sz="1" w:space="0" w:color="AAAAAA"/>
+            </w:tcBorders>
+            <w:tcMar>
+              <w:top w:w="60" w:type="dxa"/>
+              <w:left w:w="80" w:type="dxa"/>
+              <w:bottom w:w="60" w:type="dxa"/>
+              <w:right w:w="80" w:type="dxa"/>
+            </w:tcMar>
+          </w:tcPr>
+          <w:p>
+            <w:r>
+              <w:rPr>
+                <w:sz w:val="20"/>
+                <w:szCs w:val="20"/>
+              </w:rPr>
+              <w:t>Xóa l</w:t>
             </w:r>
             <w:r>
               <w:rPr>
@@ -2173,10 +2343,10 @@
           <w:tcPr>
             <w:tcW w:w="3100" w:type="dxa"/>
             <w:tcBorders>
-              <w:top w:val="single" w:sz="1" w:space="0" w:color="CCCCCC"/>
-              <w:left w:val="single" w:sz="1" w:space="0" w:color="CCCCCC"/>
-              <w:bottom w:val="single" w:sz="1" w:space="0" w:color="CCCCCC"/>
-              <w:right w:val="single" w:sz="1" w:space="0" w:color="CCCCCC"/>
+              <w:top w:val="single" w:sz="1" w:space="0" w:color="AAAAAA"/>
+              <w:left w:val="single" w:sz="1" w:space="0" w:color="AAAAAA"/>
+              <w:bottom w:val="single" w:sz="1" w:space="0" w:color="AAAAAA"/>
+              <w:right w:val="single" w:sz="1" w:space="0" w:color="AAAAAA"/>
             </w:tcBorders>
             <w:tcMar>
               <w:top w:w="60" w:type="dxa"/>
@@ -2212,7 +2382,7 @@
                 <w:sz w:val="20"/>
                 <w:szCs w:val="20"/>
               </w:rPr>
-              <w:t>p (soft delete, không xoá vĩnh vi</w:t>
+              <w:t>p (soft delete, không xóa vĩnh vi</w:t>
             </w:r>
             <w:r>
               <w:rPr>
@@ -2234,10 +2404,10 @@
           <w:tcPr>
             <w:tcW w:w="1800" w:type="dxa"/>
             <w:tcBorders>
-              <w:top w:val="single" w:sz="1" w:space="0" w:color="CCCCCC"/>
-              <w:left w:val="single" w:sz="1" w:space="0" w:color="CCCCCC"/>
-              <w:bottom w:val="single" w:sz="1" w:space="0" w:color="CCCCCC"/>
-              <w:right w:val="single" w:sz="1" w:space="0" w:color="CCCCCC"/>
+              <w:top w:val="single" w:sz="1" w:space="0" w:color="AAAAAA"/>
+              <w:left w:val="single" w:sz="1" w:space="0" w:color="AAAAAA"/>
+              <w:bottom w:val="single" w:sz="1" w:space="0" w:color="AAAAAA"/>
+              <w:right w:val="single" w:sz="1" w:space="0" w:color="AAAAAA"/>
             </w:tcBorders>
             <w:tcMar>
               <w:top w:w="60" w:type="dxa"/>
@@ -2356,12 +2526,12 @@
         </w:tc>
         <w:tc>
           <w:tcPr>
-            <w:tcW w:w="1000" w:type="dxa"/>
-            <w:tcBorders>
-              <w:top w:val="single" w:sz="1" w:space="0" w:color="CCCCCC"/>
-              <w:left w:val="single" w:sz="1" w:space="0" w:color="CCCCCC"/>
-              <w:bottom w:val="single" w:sz="1" w:space="0" w:color="CCCCCC"/>
-              <w:right w:val="single" w:sz="1" w:space="0" w:color="CCCCCC"/>
+            <w:tcW w:w="560" w:type="dxa"/>
+            <w:tcBorders>
+              <w:top w:val="single" w:sz="1" w:space="0" w:color="AAAAAA"/>
+              <w:left w:val="single" w:sz="1" w:space="0" w:color="AAAAAA"/>
+              <w:bottom w:val="single" w:sz="1" w:space="0" w:color="AAAAAA"/>
+              <w:right w:val="single" w:sz="1" w:space="0" w:color="AAAAAA"/>
             </w:tcBorders>
             <w:tcMar>
               <w:top w:w="60" w:type="dxa"/>
@@ -2392,10 +2562,10 @@
           <w:tcPr>
             <w:tcW w:w="700" w:type="dxa"/>
             <w:tcBorders>
-              <w:top w:val="single" w:sz="1" w:space="0" w:color="CCCCCC"/>
-              <w:left w:val="single" w:sz="1" w:space="0" w:color="CCCCCC"/>
-              <w:bottom w:val="single" w:sz="1" w:space="0" w:color="CCCCCC"/>
-              <w:right w:val="single" w:sz="1" w:space="0" w:color="CCCCCC"/>
+              <w:top w:val="single" w:sz="1" w:space="0" w:color="AAAAAA"/>
+              <w:left w:val="single" w:sz="1" w:space="0" w:color="AAAAAA"/>
+              <w:bottom w:val="single" w:sz="1" w:space="0" w:color="AAAAAA"/>
+              <w:right w:val="single" w:sz="1" w:space="0" w:color="AAAAAA"/>
             </w:tcBorders>
             <w:tcMar>
               <w:top w:w="60" w:type="dxa"/>
@@ -2418,10 +2588,10 @@
           <w:tcPr>
             <w:tcW w:w="2200" w:type="dxa"/>
             <w:tcBorders>
-              <w:top w:val="single" w:sz="1" w:space="0" w:color="CCCCCC"/>
-              <w:left w:val="single" w:sz="1" w:space="0" w:color="CCCCCC"/>
-              <w:bottom w:val="single" w:sz="1" w:space="0" w:color="CCCCCC"/>
-              <w:right w:val="single" w:sz="1" w:space="0" w:color="CCCCCC"/>
+              <w:top w:val="single" w:sz="1" w:space="0" w:color="AAAAAA"/>
+              <w:left w:val="single" w:sz="1" w:space="0" w:color="AAAAAA"/>
+              <w:bottom w:val="single" w:sz="1" w:space="0" w:color="AAAAAA"/>
+              <w:right w:val="single" w:sz="1" w:space="0" w:color="AAAAAA"/>
             </w:tcBorders>
             <w:tcMar>
               <w:top w:w="60" w:type="dxa"/>
@@ -2450,7 +2620,14 @@
                 <w:sz w:val="20"/>
                 <w:szCs w:val="20"/>
               </w:rPr>
-              <w:t>m l</w:t>
+              <w:t>m</w:t>
+            </w:r>
+            <w:r>
+              <w:rPr>
+                <w:sz w:val="20"/>
+                <w:szCs w:val="20"/>
+              </w:rPr>
+              <w:t xml:space="preserve"> l</w:t>
             </w:r>
             <w:r>
               <w:rPr>
@@ -2472,10 +2649,10 @@
           <w:tcPr>
             <w:tcW w:w="3100" w:type="dxa"/>
             <w:tcBorders>
-              <w:top w:val="single" w:sz="1" w:space="0" w:color="CCCCCC"/>
-              <w:left w:val="single" w:sz="1" w:space="0" w:color="CCCCCC"/>
-              <w:bottom w:val="single" w:sz="1" w:space="0" w:color="CCCCCC"/>
-              <w:right w:val="single" w:sz="1" w:space="0" w:color="CCCCCC"/>
+              <w:top w:val="single" w:sz="1" w:space="0" w:color="AAAAAA"/>
+              <w:left w:val="single" w:sz="1" w:space="0" w:color="AAAAAA"/>
+              <w:bottom w:val="single" w:sz="1" w:space="0" w:color="AAAAAA"/>
+              <w:right w:val="single" w:sz="1" w:space="0" w:color="AAAAAA"/>
             </w:tcBorders>
             <w:tcMar>
               <w:top w:w="60" w:type="dxa"/>
@@ -2526,10 +2703,10 @@
           <w:tcPr>
             <w:tcW w:w="1800" w:type="dxa"/>
             <w:tcBorders>
-              <w:top w:val="single" w:sz="1" w:space="0" w:color="CCCCCC"/>
-              <w:left w:val="single" w:sz="1" w:space="0" w:color="CCCCCC"/>
-              <w:bottom w:val="single" w:sz="1" w:space="0" w:color="CCCCCC"/>
-              <w:right w:val="single" w:sz="1" w:space="0" w:color="CCCCCC"/>
+              <w:top w:val="single" w:sz="1" w:space="0" w:color="AAAAAA"/>
+              <w:left w:val="single" w:sz="1" w:space="0" w:color="AAAAAA"/>
+              <w:bottom w:val="single" w:sz="1" w:space="0" w:color="AAAAAA"/>
+              <w:right w:val="single" w:sz="1" w:space="0" w:color="AAAAAA"/>
             </w:tcBorders>
             <w:tcMar>
               <w:top w:w="60" w:type="dxa"/>
@@ -2600,18 +2777,18 @@
                 <w:sz w:val="20"/>
                 <w:szCs w:val="20"/>
               </w:rPr>
-              <w:t xml:space="preserve"> khoá.</w:t>
-            </w:r>
-          </w:p>
-        </w:tc>
-        <w:tc>
-          <w:tcPr>
-            <w:tcW w:w="1000" w:type="dxa"/>
-            <w:tcBorders>
-              <w:top w:val="single" w:sz="1" w:space="0" w:color="CCCCCC"/>
-              <w:left w:val="single" w:sz="1" w:space="0" w:color="CCCCCC"/>
-              <w:bottom w:val="single" w:sz="1" w:space="0" w:color="CCCCCC"/>
-              <w:right w:val="single" w:sz="1" w:space="0" w:color="CCCCCC"/>
+              <w:t xml:space="preserve"> khóa.</w:t>
+            </w:r>
+          </w:p>
+        </w:tc>
+        <w:tc>
+          <w:tcPr>
+            <w:tcW w:w="560" w:type="dxa"/>
+            <w:tcBorders>
+              <w:top w:val="single" w:sz="1" w:space="0" w:color="AAAAAA"/>
+              <w:left w:val="single" w:sz="1" w:space="0" w:color="AAAAAA"/>
+              <w:bottom w:val="single" w:sz="1" w:space="0" w:color="AAAAAA"/>
+              <w:right w:val="single" w:sz="1" w:space="0" w:color="AAAAAA"/>
             </w:tcBorders>
             <w:tcMar>
               <w:top w:w="60" w:type="dxa"/>
@@ -2642,10 +2819,10 @@
           <w:tcPr>
             <w:tcW w:w="700" w:type="dxa"/>
             <w:tcBorders>
-              <w:top w:val="single" w:sz="1" w:space="0" w:color="CCCCCC"/>
-              <w:left w:val="single" w:sz="1" w:space="0" w:color="CCCCCC"/>
-              <w:bottom w:val="single" w:sz="1" w:space="0" w:color="CCCCCC"/>
-              <w:right w:val="single" w:sz="1" w:space="0" w:color="CCCCCC"/>
+              <w:top w:val="single" w:sz="1" w:space="0" w:color="AAAAAA"/>
+              <w:left w:val="single" w:sz="1" w:space="0" w:color="AAAAAA"/>
+              <w:bottom w:val="single" w:sz="1" w:space="0" w:color="AAAAAA"/>
+              <w:right w:val="single" w:sz="1" w:space="0" w:color="AAAAAA"/>
             </w:tcBorders>
             <w:tcMar>
               <w:top w:w="60" w:type="dxa"/>
@@ -2668,10 +2845,10 @@
           <w:tcPr>
             <w:tcW w:w="2200" w:type="dxa"/>
             <w:tcBorders>
-              <w:top w:val="single" w:sz="1" w:space="0" w:color="CCCCCC"/>
-              <w:left w:val="single" w:sz="1" w:space="0" w:color="CCCCCC"/>
-              <w:bottom w:val="single" w:sz="1" w:space="0" w:color="CCCCCC"/>
-              <w:right w:val="single" w:sz="1" w:space="0" w:color="CCCCCC"/>
+              <w:top w:val="single" w:sz="1" w:space="0" w:color="AAAAAA"/>
+              <w:left w:val="single" w:sz="1" w:space="0" w:color="AAAAAA"/>
+              <w:bottom w:val="single" w:sz="1" w:space="0" w:color="AAAAAA"/>
+              <w:right w:val="single" w:sz="1" w:space="0" w:color="AAAAAA"/>
             </w:tcBorders>
             <w:tcMar>
               <w:top w:w="60" w:type="dxa"/>
@@ -2750,10 +2927,10 @@
           <w:tcPr>
             <w:tcW w:w="3100" w:type="dxa"/>
             <w:tcBorders>
-              <w:top w:val="single" w:sz="1" w:space="0" w:color="CCCCCC"/>
-              <w:left w:val="single" w:sz="1" w:space="0" w:color="CCCCCC"/>
-              <w:bottom w:val="single" w:sz="1" w:space="0" w:color="CCCCCC"/>
-              <w:right w:val="single" w:sz="1" w:space="0" w:color="CCCCCC"/>
+              <w:top w:val="single" w:sz="1" w:space="0" w:color="AAAAAA"/>
+              <w:left w:val="single" w:sz="1" w:space="0" w:color="AAAAAA"/>
+              <w:bottom w:val="single" w:sz="1" w:space="0" w:color="AAAAAA"/>
+              <w:right w:val="single" w:sz="1" w:space="0" w:color="AAAAAA"/>
             </w:tcBorders>
             <w:tcMar>
               <w:top w:w="60" w:type="dxa"/>
@@ -2832,10 +3009,10 @@
           <w:tcPr>
             <w:tcW w:w="1800" w:type="dxa"/>
             <w:tcBorders>
-              <w:top w:val="single" w:sz="1" w:space="0" w:color="CCCCCC"/>
-              <w:left w:val="single" w:sz="1" w:space="0" w:color="CCCCCC"/>
-              <w:bottom w:val="single" w:sz="1" w:space="0" w:color="CCCCCC"/>
-              <w:right w:val="single" w:sz="1" w:space="0" w:color="CCCCCC"/>
+              <w:top w:val="single" w:sz="1" w:space="0" w:color="AAAAAA"/>
+              <w:left w:val="single" w:sz="1" w:space="0" w:color="AAAAAA"/>
+              <w:bottom w:val="single" w:sz="1" w:space="0" w:color="AAAAAA"/>
+              <w:right w:val="single" w:sz="1" w:space="0" w:color="AAAAAA"/>
             </w:tcBorders>
             <w:tcMar>
               <w:top w:w="60" w:type="dxa"/>
@@ -2898,12 +3075,12 @@
         </w:tc>
         <w:tc>
           <w:tcPr>
-            <w:tcW w:w="1000" w:type="dxa"/>
-            <w:tcBorders>
-              <w:top w:val="single" w:sz="1" w:space="0" w:color="CCCCCC"/>
-              <w:left w:val="single" w:sz="1" w:space="0" w:color="CCCCCC"/>
-              <w:bottom w:val="single" w:sz="1" w:space="0" w:color="CCCCCC"/>
-              <w:right w:val="single" w:sz="1" w:space="0" w:color="CCCCCC"/>
+            <w:tcW w:w="560" w:type="dxa"/>
+            <w:tcBorders>
+              <w:top w:val="single" w:sz="1" w:space="0" w:color="AAAAAA"/>
+              <w:left w:val="single" w:sz="1" w:space="0" w:color="AAAAAA"/>
+              <w:bottom w:val="single" w:sz="1" w:space="0" w:color="AAAAAA"/>
+              <w:right w:val="single" w:sz="1" w:space="0" w:color="AAAAAA"/>
             </w:tcBorders>
             <w:tcMar>
               <w:top w:w="60" w:type="dxa"/>
@@ -2934,10 +3111,10 @@
           <w:tcPr>
             <w:tcW w:w="700" w:type="dxa"/>
             <w:tcBorders>
-              <w:top w:val="single" w:sz="1" w:space="0" w:color="CCCCCC"/>
-              <w:left w:val="single" w:sz="1" w:space="0" w:color="CCCCCC"/>
-              <w:bottom w:val="single" w:sz="1" w:space="0" w:color="CCCCCC"/>
-              <w:right w:val="single" w:sz="1" w:space="0" w:color="CCCCCC"/>
+              <w:top w:val="single" w:sz="1" w:space="0" w:color="AAAAAA"/>
+              <w:left w:val="single" w:sz="1" w:space="0" w:color="AAAAAA"/>
+              <w:bottom w:val="single" w:sz="1" w:space="0" w:color="AAAAAA"/>
+              <w:right w:val="single" w:sz="1" w:space="0" w:color="AAAAAA"/>
             </w:tcBorders>
             <w:tcMar>
               <w:top w:w="60" w:type="dxa"/>
@@ -2960,10 +3137,10 @@
           <w:tcPr>
             <w:tcW w:w="2200" w:type="dxa"/>
             <w:tcBorders>
-              <w:top w:val="single" w:sz="1" w:space="0" w:color="CCCCCC"/>
-              <w:left w:val="single" w:sz="1" w:space="0" w:color="CCCCCC"/>
-              <w:bottom w:val="single" w:sz="1" w:space="0" w:color="CCCCCC"/>
-              <w:right w:val="single" w:sz="1" w:space="0" w:color="CCCCCC"/>
+              <w:top w:val="single" w:sz="1" w:space="0" w:color="AAAAAA"/>
+              <w:left w:val="single" w:sz="1" w:space="0" w:color="AAAAAA"/>
+              <w:bottom w:val="single" w:sz="1" w:space="0" w:color="AAAAAA"/>
+              <w:right w:val="single" w:sz="1" w:space="0" w:color="AAAAAA"/>
             </w:tcBorders>
             <w:tcMar>
               <w:top w:w="60" w:type="dxa"/>
@@ -3042,10 +3219,10 @@
           <w:tcPr>
             <w:tcW w:w="3100" w:type="dxa"/>
             <w:tcBorders>
-              <w:top w:val="single" w:sz="1" w:space="0" w:color="CCCCCC"/>
-              <w:left w:val="single" w:sz="1" w:space="0" w:color="CCCCCC"/>
-              <w:bottom w:val="single" w:sz="1" w:space="0" w:color="CCCCCC"/>
-              <w:right w:val="single" w:sz="1" w:space="0" w:color="CCCCCC"/>
+              <w:top w:val="single" w:sz="1" w:space="0" w:color="AAAAAA"/>
+              <w:left w:val="single" w:sz="1" w:space="0" w:color="AAAAAA"/>
+              <w:bottom w:val="single" w:sz="1" w:space="0" w:color="AAAAAA"/>
+              <w:right w:val="single" w:sz="1" w:space="0" w:color="AAAAAA"/>
             </w:tcBorders>
             <w:tcMar>
               <w:top w:w="60" w:type="dxa"/>
@@ -3152,10 +3329,10 @@
           <w:tcPr>
             <w:tcW w:w="1800" w:type="dxa"/>
             <w:tcBorders>
-              <w:top w:val="single" w:sz="1" w:space="0" w:color="CCCCCC"/>
-              <w:left w:val="single" w:sz="1" w:space="0" w:color="CCCCCC"/>
-              <w:bottom w:val="single" w:sz="1" w:space="0" w:color="CCCCCC"/>
-              <w:right w:val="single" w:sz="1" w:space="0" w:color="CCCCCC"/>
+              <w:top w:val="single" w:sz="1" w:space="0" w:color="AAAAAA"/>
+              <w:left w:val="single" w:sz="1" w:space="0" w:color="AAAAAA"/>
+              <w:bottom w:val="single" w:sz="1" w:space="0" w:color="AAAAAA"/>
+              <w:right w:val="single" w:sz="1" w:space="0" w:color="AAAAAA"/>
             </w:tcBorders>
             <w:tcMar>
               <w:top w:w="60" w:type="dxa"/>
@@ -3260,12 +3437,12 @@
         </w:tc>
         <w:tc>
           <w:tcPr>
-            <w:tcW w:w="1000" w:type="dxa"/>
-            <w:tcBorders>
-              <w:top w:val="single" w:sz="1" w:space="0" w:color="CCCCCC"/>
-              <w:left w:val="single" w:sz="1" w:space="0" w:color="CCCCCC"/>
-              <w:bottom w:val="single" w:sz="1" w:space="0" w:color="CCCCCC"/>
-              <w:right w:val="single" w:sz="1" w:space="0" w:color="CCCCCC"/>
+            <w:tcW w:w="560" w:type="dxa"/>
+            <w:tcBorders>
+              <w:top w:val="single" w:sz="1" w:space="0" w:color="AAAAAA"/>
+              <w:left w:val="single" w:sz="1" w:space="0" w:color="AAAAAA"/>
+              <w:bottom w:val="single" w:sz="1" w:space="0" w:color="AAAAAA"/>
+              <w:right w:val="single" w:sz="1" w:space="0" w:color="AAAAAA"/>
             </w:tcBorders>
             <w:tcMar>
               <w:top w:w="60" w:type="dxa"/>
@@ -3288,8 +3465,11 @@
     </w:tbl>
     <w:p>
       <w:pPr>
-        <w:spacing w:before="30" w:after="30"/>
+        <w:spacing w:before="20" w:after="20"/>
       </w:pPr>
+      <w:r>
+        <w:t xml:space="preserve"> </w:t>
+      </w:r>
     </w:p>
     <w:p>
       <w:pPr>
@@ -3313,12 +3493,15 @@
     </w:p>
     <w:p>
       <w:pPr>
-        <w:spacing w:before="30" w:after="30"/>
+        <w:spacing w:before="20" w:after="20"/>
       </w:pPr>
+      <w:r>
+        <w:t xml:space="preserve"> </w:t>
+      </w:r>
     </w:p>
     <w:tbl>
       <w:tblPr>
-        <w:tblW w:w="8800" w:type="dxa"/>
+        <w:tblW w:w="8360" w:type="dxa"/>
         <w:tblBorders>
           <w:top w:val="single" w:sz="4" w:space="0" w:color="auto"/>
           <w:left w:val="single" w:sz="4" w:space="0" w:color="auto"/>
@@ -3334,11 +3517,11 @@
         <w:tblLook w:val="04A0" w:firstRow="1" w:lastRow="0" w:firstColumn="1" w:lastColumn="0" w:noHBand="0" w:noVBand="1"/>
       </w:tblPr>
       <w:tblGrid>
-        <w:gridCol w:w="700"/>
-        <w:gridCol w:w="2200"/>
-        <w:gridCol w:w="3100"/>
-        <w:gridCol w:w="1800"/>
-        <w:gridCol w:w="1000"/>
+        <w:gridCol w:w="699"/>
+        <w:gridCol w:w="2189"/>
+        <w:gridCol w:w="3084"/>
+        <w:gridCol w:w="1794"/>
+        <w:gridCol w:w="594"/>
       </w:tblGrid>
       <w:tr>
         <w:tblPrEx>
@@ -3354,11 +3537,12 @@
           <w:tcPr>
             <w:tcW w:w="700" w:type="dxa"/>
             <w:tcBorders>
-              <w:top w:val="single" w:sz="1" w:space="0" w:color="CCCCCC"/>
-              <w:left w:val="single" w:sz="1" w:space="0" w:color="CCCCCC"/>
-              <w:bottom w:val="single" w:sz="1" w:space="0" w:color="CCCCCC"/>
-              <w:right w:val="single" w:sz="1" w:space="0" w:color="CCCCCC"/>
-            </w:tcBorders>
+              <w:top w:val="single" w:sz="1" w:space="0" w:color="AAAAAA"/>
+              <w:left w:val="single" w:sz="1" w:space="0" w:color="AAAAAA"/>
+              <w:bottom w:val="single" w:sz="1" w:space="0" w:color="AAAAAA"/>
+              <w:right w:val="single" w:sz="1" w:space="0" w:color="AAAAAA"/>
+            </w:tcBorders>
+            <w:shd w:val="clear" w:color="auto" w:fill="EEEEEE"/>
             <w:tcMar>
               <w:top w:w="60" w:type="dxa"/>
               <w:left w:w="80" w:type="dxa"/>
@@ -3382,11 +3566,12 @@
           <w:tcPr>
             <w:tcW w:w="2200" w:type="dxa"/>
             <w:tcBorders>
-              <w:top w:val="single" w:sz="1" w:space="0" w:color="CCCCCC"/>
-              <w:left w:val="single" w:sz="1" w:space="0" w:color="CCCCCC"/>
-              <w:bottom w:val="single" w:sz="1" w:space="0" w:color="CCCCCC"/>
-              <w:right w:val="single" w:sz="1" w:space="0" w:color="CCCCCC"/>
-            </w:tcBorders>
+              <w:top w:val="single" w:sz="1" w:space="0" w:color="AAAAAA"/>
+              <w:left w:val="single" w:sz="1" w:space="0" w:color="AAAAAA"/>
+              <w:bottom w:val="single" w:sz="1" w:space="0" w:color="AAAAAA"/>
+              <w:right w:val="single" w:sz="1" w:space="0" w:color="AAAAAA"/>
+            </w:tcBorders>
+            <w:shd w:val="clear" w:color="auto" w:fill="EEEEEE"/>
             <w:tcMar>
               <w:top w:w="60" w:type="dxa"/>
               <w:left w:w="80" w:type="dxa"/>
@@ -3410,11 +3595,12 @@
           <w:tcPr>
             <w:tcW w:w="3100" w:type="dxa"/>
             <w:tcBorders>
-              <w:top w:val="single" w:sz="1" w:space="0" w:color="CCCCCC"/>
-              <w:left w:val="single" w:sz="1" w:space="0" w:color="CCCCCC"/>
-              <w:bottom w:val="single" w:sz="1" w:space="0" w:color="CCCCCC"/>
-              <w:right w:val="single" w:sz="1" w:space="0" w:color="CCCCCC"/>
-            </w:tcBorders>
+              <w:top w:val="single" w:sz="1" w:space="0" w:color="AAAAAA"/>
+              <w:left w:val="single" w:sz="1" w:space="0" w:color="AAAAAA"/>
+              <w:bottom w:val="single" w:sz="1" w:space="0" w:color="AAAAAA"/>
+              <w:right w:val="single" w:sz="1" w:space="0" w:color="AAAAAA"/>
+            </w:tcBorders>
+            <w:shd w:val="clear" w:color="auto" w:fill="EEEEEE"/>
             <w:tcMar>
               <w:top w:w="60" w:type="dxa"/>
               <w:left w:w="80" w:type="dxa"/>
@@ -3447,11 +3633,12 @@
           <w:tcPr>
             <w:tcW w:w="1800" w:type="dxa"/>
             <w:tcBorders>
-              <w:top w:val="single" w:sz="1" w:space="0" w:color="CCCCCC"/>
-              <w:left w:val="single" w:sz="1" w:space="0" w:color="CCCCCC"/>
-              <w:bottom w:val="single" w:sz="1" w:space="0" w:color="CCCCCC"/>
-              <w:right w:val="single" w:sz="1" w:space="0" w:color="CCCCCC"/>
-            </w:tcBorders>
+              <w:top w:val="single" w:sz="1" w:space="0" w:color="AAAAAA"/>
+              <w:left w:val="single" w:sz="1" w:space="0" w:color="AAAAAA"/>
+              <w:bottom w:val="single" w:sz="1" w:space="0" w:color="AAAAAA"/>
+              <w:right w:val="single" w:sz="1" w:space="0" w:color="AAAAAA"/>
+            </w:tcBorders>
+            <w:shd w:val="clear" w:color="auto" w:fill="EEEEEE"/>
             <w:tcMar>
               <w:top w:w="60" w:type="dxa"/>
               <w:left w:w="80" w:type="dxa"/>
@@ -3545,13 +3732,14 @@
         </w:tc>
         <w:tc>
           <w:tcPr>
-            <w:tcW w:w="1000" w:type="dxa"/>
-            <w:tcBorders>
-              <w:top w:val="single" w:sz="1" w:space="0" w:color="CCCCCC"/>
-              <w:left w:val="single" w:sz="1" w:space="0" w:color="CCCCCC"/>
-              <w:bottom w:val="single" w:sz="1" w:space="0" w:color="CCCCCC"/>
-              <w:right w:val="single" w:sz="1" w:space="0" w:color="CCCCCC"/>
-            </w:tcBorders>
+            <w:tcW w:w="560" w:type="dxa"/>
+            <w:tcBorders>
+              <w:top w:val="single" w:sz="1" w:space="0" w:color="AAAAAA"/>
+              <w:left w:val="single" w:sz="1" w:space="0" w:color="AAAAAA"/>
+              <w:bottom w:val="single" w:sz="1" w:space="0" w:color="AAAAAA"/>
+              <w:right w:val="single" w:sz="1" w:space="0" w:color="AAAAAA"/>
+            </w:tcBorders>
+            <w:shd w:val="clear" w:color="auto" w:fill="EEEEEE"/>
             <w:tcMar>
               <w:top w:w="60" w:type="dxa"/>
               <w:left w:w="80" w:type="dxa"/>
@@ -3583,10 +3771,10 @@
           <w:tcPr>
             <w:tcW w:w="700" w:type="dxa"/>
             <w:tcBorders>
-              <w:top w:val="single" w:sz="1" w:space="0" w:color="CCCCCC"/>
-              <w:left w:val="single" w:sz="1" w:space="0" w:color="CCCCCC"/>
-              <w:bottom w:val="single" w:sz="1" w:space="0" w:color="CCCCCC"/>
-              <w:right w:val="single" w:sz="1" w:space="0" w:color="CCCCCC"/>
+              <w:top w:val="single" w:sz="1" w:space="0" w:color="AAAAAA"/>
+              <w:left w:val="single" w:sz="1" w:space="0" w:color="AAAAAA"/>
+              <w:bottom w:val="single" w:sz="1" w:space="0" w:color="AAAAAA"/>
+              <w:right w:val="single" w:sz="1" w:space="0" w:color="AAAAAA"/>
             </w:tcBorders>
             <w:tcMar>
               <w:top w:w="60" w:type="dxa"/>
@@ -3609,10 +3797,10 @@
           <w:tcPr>
             <w:tcW w:w="2200" w:type="dxa"/>
             <w:tcBorders>
-              <w:top w:val="single" w:sz="1" w:space="0" w:color="CCCCCC"/>
-              <w:left w:val="single" w:sz="1" w:space="0" w:color="CCCCCC"/>
-              <w:bottom w:val="single" w:sz="1" w:space="0" w:color="CCCCCC"/>
-              <w:right w:val="single" w:sz="1" w:space="0" w:color="CCCCCC"/>
+              <w:top w:val="single" w:sz="1" w:space="0" w:color="AAAAAA"/>
+              <w:left w:val="single" w:sz="1" w:space="0" w:color="AAAAAA"/>
+              <w:bottom w:val="single" w:sz="1" w:space="0" w:color="AAAAAA"/>
+              <w:right w:val="single" w:sz="1" w:space="0" w:color="AAAAAA"/>
             </w:tcBorders>
             <w:tcMar>
               <w:top w:w="60" w:type="dxa"/>
@@ -3649,10 +3837,10 @@
           <w:tcPr>
             <w:tcW w:w="3100" w:type="dxa"/>
             <w:tcBorders>
-              <w:top w:val="single" w:sz="1" w:space="0" w:color="CCCCCC"/>
-              <w:left w:val="single" w:sz="1" w:space="0" w:color="CCCCCC"/>
-              <w:bottom w:val="single" w:sz="1" w:space="0" w:color="CCCCCC"/>
-              <w:right w:val="single" w:sz="1" w:space="0" w:color="CCCCCC"/>
+              <w:top w:val="single" w:sz="1" w:space="0" w:color="AAAAAA"/>
+              <w:left w:val="single" w:sz="1" w:space="0" w:color="AAAAAA"/>
+              <w:bottom w:val="single" w:sz="1" w:space="0" w:color="AAAAAA"/>
+              <w:right w:val="single" w:sz="1" w:space="0" w:color="AAAAAA"/>
             </w:tcBorders>
             <w:tcMar>
               <w:top w:w="60" w:type="dxa"/>
@@ -3709,7 +3897,7 @@
                 <w:sz w:val="20"/>
                 <w:szCs w:val="20"/>
               </w:rPr>
-              <w:t>ng, tên PH, SĐT, tên Zalo PH, ghi chú</w:t>
+              <w:t>ng, tên PH, SDT, tên Zalo PH, ghi chú</w:t>
             </w:r>
           </w:p>
         </w:tc>
@@ -3717,10 +3905,10 @@
           <w:tcPr>
             <w:tcW w:w="1800" w:type="dxa"/>
             <w:tcBorders>
-              <w:top w:val="single" w:sz="1" w:space="0" w:color="CCCCCC"/>
-              <w:left w:val="single" w:sz="1" w:space="0" w:color="CCCCCC"/>
-              <w:bottom w:val="single" w:sz="1" w:space="0" w:color="CCCCCC"/>
-              <w:right w:val="single" w:sz="1" w:space="0" w:color="CCCCCC"/>
+              <w:top w:val="single" w:sz="1" w:space="0" w:color="AAAAAA"/>
+              <w:left w:val="single" w:sz="1" w:space="0" w:color="AAAAAA"/>
+              <w:bottom w:val="single" w:sz="1" w:space="0" w:color="AAAAAA"/>
+              <w:right w:val="single" w:sz="1" w:space="0" w:color="AAAAAA"/>
             </w:tcBorders>
             <w:tcMar>
               <w:top w:w="60" w:type="dxa"/>
@@ -3749,7 +3937,7 @@
                 <w:sz w:val="20"/>
                 <w:szCs w:val="20"/>
               </w:rPr>
-              <w:t xml:space="preserve"> tên là b</w:t>
+              <w:t xml:space="preserve"> tên b</w:t>
             </w:r>
             <w:r>
               <w:rPr>
@@ -3811,12 +3999,12 @@
         </w:tc>
         <w:tc>
           <w:tcPr>
-            <w:tcW w:w="1000" w:type="dxa"/>
-            <w:tcBorders>
-              <w:top w:val="single" w:sz="1" w:space="0" w:color="CCCCCC"/>
-              <w:left w:val="single" w:sz="1" w:space="0" w:color="CCCCCC"/>
-              <w:bottom w:val="single" w:sz="1" w:space="0" w:color="CCCCCC"/>
-              <w:right w:val="single" w:sz="1" w:space="0" w:color="CCCCCC"/>
+            <w:tcW w:w="560" w:type="dxa"/>
+            <w:tcBorders>
+              <w:top w:val="single" w:sz="1" w:space="0" w:color="AAAAAA"/>
+              <w:left w:val="single" w:sz="1" w:space="0" w:color="AAAAAA"/>
+              <w:bottom w:val="single" w:sz="1" w:space="0" w:color="AAAAAA"/>
+              <w:right w:val="single" w:sz="1" w:space="0" w:color="AAAAAA"/>
             </w:tcBorders>
             <w:tcMar>
               <w:top w:w="60" w:type="dxa"/>
@@ -3847,10 +4035,10 @@
           <w:tcPr>
             <w:tcW w:w="700" w:type="dxa"/>
             <w:tcBorders>
-              <w:top w:val="single" w:sz="1" w:space="0" w:color="CCCCCC"/>
-              <w:left w:val="single" w:sz="1" w:space="0" w:color="CCCCCC"/>
-              <w:bottom w:val="single" w:sz="1" w:space="0" w:color="CCCCCC"/>
-              <w:right w:val="single" w:sz="1" w:space="0" w:color="CCCCCC"/>
+              <w:top w:val="single" w:sz="1" w:space="0" w:color="AAAAAA"/>
+              <w:left w:val="single" w:sz="1" w:space="0" w:color="AAAAAA"/>
+              <w:bottom w:val="single" w:sz="1" w:space="0" w:color="AAAAAA"/>
+              <w:right w:val="single" w:sz="1" w:space="0" w:color="AAAAAA"/>
             </w:tcBorders>
             <w:tcMar>
               <w:top w:w="60" w:type="dxa"/>
@@ -3873,25 +4061,25 @@
           <w:tcPr>
             <w:tcW w:w="2200" w:type="dxa"/>
             <w:tcBorders>
-              <w:top w:val="single" w:sz="1" w:space="0" w:color="CCCCCC"/>
-              <w:left w:val="single" w:sz="1" w:space="0" w:color="CCCCCC"/>
-              <w:bottom w:val="single" w:sz="1" w:space="0" w:color="CCCCCC"/>
-              <w:right w:val="single" w:sz="1" w:space="0" w:color="CCCCCC"/>
-            </w:tcBorders>
-            <w:tcMar>
-              <w:top w:w="60" w:type="dxa"/>
-              <w:left w:w="80" w:type="dxa"/>
-              <w:bottom w:w="60" w:type="dxa"/>
-              <w:right w:w="80" w:type="dxa"/>
-            </w:tcMar>
-          </w:tcPr>
-          <w:p>
-            <w:r>
-              <w:rPr>
-                <w:sz w:val="20"/>
-                <w:szCs w:val="20"/>
-              </w:rPr>
-              <w:t>Xoá h</w:t>
+              <w:top w:val="single" w:sz="1" w:space="0" w:color="AAAAAA"/>
+              <w:left w:val="single" w:sz="1" w:space="0" w:color="AAAAAA"/>
+              <w:bottom w:val="single" w:sz="1" w:space="0" w:color="AAAAAA"/>
+              <w:right w:val="single" w:sz="1" w:space="0" w:color="AAAAAA"/>
+            </w:tcBorders>
+            <w:tcMar>
+              <w:top w:w="60" w:type="dxa"/>
+              <w:left w:w="80" w:type="dxa"/>
+              <w:bottom w:w="60" w:type="dxa"/>
+              <w:right w:w="80" w:type="dxa"/>
+            </w:tcMar>
+          </w:tcPr>
+          <w:p>
+            <w:r>
+              <w:rPr>
+                <w:sz w:val="20"/>
+                <w:szCs w:val="20"/>
+              </w:rPr>
+              <w:t>Xóa h</w:t>
             </w:r>
             <w:r>
               <w:rPr>
@@ -3913,10 +4101,10 @@
           <w:tcPr>
             <w:tcW w:w="3100" w:type="dxa"/>
             <w:tcBorders>
-              <w:top w:val="single" w:sz="1" w:space="0" w:color="CCCCCC"/>
-              <w:left w:val="single" w:sz="1" w:space="0" w:color="CCCCCC"/>
-              <w:bottom w:val="single" w:sz="1" w:space="0" w:color="CCCCCC"/>
-              <w:right w:val="single" w:sz="1" w:space="0" w:color="CCCCCC"/>
+              <w:top w:val="single" w:sz="1" w:space="0" w:color="AAAAAA"/>
+              <w:left w:val="single" w:sz="1" w:space="0" w:color="AAAAAA"/>
+              <w:bottom w:val="single" w:sz="1" w:space="0" w:color="AAAAAA"/>
+              <w:right w:val="single" w:sz="1" w:space="0" w:color="AAAAAA"/>
             </w:tcBorders>
             <w:tcMar>
               <w:top w:w="60" w:type="dxa"/>
@@ -3980,7 +4168,7 @@
                 <w:sz w:val="20"/>
                 <w:szCs w:val="20"/>
               </w:rPr>
-              <w:t>c khi xoá.</w:t>
+              <w:t>c khi xóa.</w:t>
             </w:r>
           </w:p>
         </w:tc>
@@ -3988,10 +4176,10 @@
           <w:tcPr>
             <w:tcW w:w="1800" w:type="dxa"/>
             <w:tcBorders>
-              <w:top w:val="single" w:sz="1" w:space="0" w:color="CCCCCC"/>
-              <w:left w:val="single" w:sz="1" w:space="0" w:color="CCCCCC"/>
-              <w:bottom w:val="single" w:sz="1" w:space="0" w:color="CCCCCC"/>
-              <w:right w:val="single" w:sz="1" w:space="0" w:color="CCCCCC"/>
+              <w:top w:val="single" w:sz="1" w:space="0" w:color="AAAAAA"/>
+              <w:left w:val="single" w:sz="1" w:space="0" w:color="AAAAAA"/>
+              <w:bottom w:val="single" w:sz="1" w:space="0" w:color="AAAAAA"/>
+              <w:right w:val="single" w:sz="1" w:space="0" w:color="AAAAAA"/>
             </w:tcBorders>
             <w:tcMar>
               <w:top w:w="60" w:type="dxa"/>
@@ -4082,12 +4270,12 @@
         </w:tc>
         <w:tc>
           <w:tcPr>
-            <w:tcW w:w="1000" w:type="dxa"/>
-            <w:tcBorders>
-              <w:top w:val="single" w:sz="1" w:space="0" w:color="CCCCCC"/>
-              <w:left w:val="single" w:sz="1" w:space="0" w:color="CCCCCC"/>
-              <w:bottom w:val="single" w:sz="1" w:space="0" w:color="CCCCCC"/>
-              <w:right w:val="single" w:sz="1" w:space="0" w:color="CCCCCC"/>
+            <w:tcW w:w="560" w:type="dxa"/>
+            <w:tcBorders>
+              <w:top w:val="single" w:sz="1" w:space="0" w:color="AAAAAA"/>
+              <w:left w:val="single" w:sz="1" w:space="0" w:color="AAAAAA"/>
+              <w:bottom w:val="single" w:sz="1" w:space="0" w:color="AAAAAA"/>
+              <w:right w:val="single" w:sz="1" w:space="0" w:color="AAAAAA"/>
             </w:tcBorders>
             <w:tcMar>
               <w:top w:w="60" w:type="dxa"/>
@@ -4118,10 +4306,10 @@
           <w:tcPr>
             <w:tcW w:w="700" w:type="dxa"/>
             <w:tcBorders>
-              <w:top w:val="single" w:sz="1" w:space="0" w:color="CCCCCC"/>
-              <w:left w:val="single" w:sz="1" w:space="0" w:color="CCCCCC"/>
-              <w:bottom w:val="single" w:sz="1" w:space="0" w:color="CCCCCC"/>
-              <w:right w:val="single" w:sz="1" w:space="0" w:color="CCCCCC"/>
+              <w:top w:val="single" w:sz="1" w:space="0" w:color="AAAAAA"/>
+              <w:left w:val="single" w:sz="1" w:space="0" w:color="AAAAAA"/>
+              <w:bottom w:val="single" w:sz="1" w:space="0" w:color="AAAAAA"/>
+              <w:right w:val="single" w:sz="1" w:space="0" w:color="AAAAAA"/>
             </w:tcBorders>
             <w:tcMar>
               <w:top w:w="60" w:type="dxa"/>
@@ -4144,25 +4332,32 @@
           <w:tcPr>
             <w:tcW w:w="2200" w:type="dxa"/>
             <w:tcBorders>
-              <w:top w:val="single" w:sz="1" w:space="0" w:color="CCCCCC"/>
-              <w:left w:val="single" w:sz="1" w:space="0" w:color="CCCCCC"/>
-              <w:bottom w:val="single" w:sz="1" w:space="0" w:color="CCCCCC"/>
-              <w:right w:val="single" w:sz="1" w:space="0" w:color="CCCCCC"/>
-            </w:tcBorders>
-            <w:tcMar>
-              <w:top w:w="60" w:type="dxa"/>
-              <w:left w:w="80" w:type="dxa"/>
-              <w:bottom w:w="60" w:type="dxa"/>
-              <w:right w:w="80" w:type="dxa"/>
-            </w:tcMar>
-          </w:tcPr>
-          <w:p>
-            <w:r>
-              <w:rPr>
-                <w:sz w:val="20"/>
-                <w:szCs w:val="20"/>
-              </w:rPr>
-              <w:t>Tìm ki</w:t>
+              <w:top w:val="single" w:sz="1" w:space="0" w:color="AAAAAA"/>
+              <w:left w:val="single" w:sz="1" w:space="0" w:color="AAAAAA"/>
+              <w:bottom w:val="single" w:sz="1" w:space="0" w:color="AAAAAA"/>
+              <w:right w:val="single" w:sz="1" w:space="0" w:color="AAAAAA"/>
+            </w:tcBorders>
+            <w:tcMar>
+              <w:top w:w="60" w:type="dxa"/>
+              <w:left w:w="80" w:type="dxa"/>
+              <w:bottom w:w="60" w:type="dxa"/>
+              <w:right w:w="80" w:type="dxa"/>
+            </w:tcMar>
+          </w:tcPr>
+          <w:p>
+            <w:r>
+              <w:rPr>
+                <w:sz w:val="20"/>
+                <w:szCs w:val="20"/>
+              </w:rPr>
+              <w:t xml:space="preserve">Tìm </w:t>
+            </w:r>
+            <w:r>
+              <w:rPr>
+                <w:sz w:val="20"/>
+                <w:szCs w:val="20"/>
+              </w:rPr>
+              <w:t>ki</w:t>
             </w:r>
             <w:r>
               <w:rPr>
@@ -4198,10 +4393,10 @@
           <w:tcPr>
             <w:tcW w:w="3100" w:type="dxa"/>
             <w:tcBorders>
-              <w:top w:val="single" w:sz="1" w:space="0" w:color="CCCCCC"/>
-              <w:left w:val="single" w:sz="1" w:space="0" w:color="CCCCCC"/>
-              <w:bottom w:val="single" w:sz="1" w:space="0" w:color="CCCCCC"/>
-              <w:right w:val="single" w:sz="1" w:space="0" w:color="CCCCCC"/>
+              <w:top w:val="single" w:sz="1" w:space="0" w:color="AAAAAA"/>
+              <w:left w:val="single" w:sz="1" w:space="0" w:color="AAAAAA"/>
+              <w:bottom w:val="single" w:sz="1" w:space="0" w:color="AAAAAA"/>
+              <w:right w:val="single" w:sz="1" w:space="0" w:color="AAAAAA"/>
             </w:tcBorders>
             <w:tcMar>
               <w:top w:w="60" w:type="dxa"/>
@@ -4294,10 +4489,10 @@
           <w:tcPr>
             <w:tcW w:w="1800" w:type="dxa"/>
             <w:tcBorders>
-              <w:top w:val="single" w:sz="1" w:space="0" w:color="CCCCCC"/>
-              <w:left w:val="single" w:sz="1" w:space="0" w:color="CCCCCC"/>
-              <w:bottom w:val="single" w:sz="1" w:space="0" w:color="CCCCCC"/>
-              <w:right w:val="single" w:sz="1" w:space="0" w:color="CCCCCC"/>
+              <w:top w:val="single" w:sz="1" w:space="0" w:color="AAAAAA"/>
+              <w:left w:val="single" w:sz="1" w:space="0" w:color="AAAAAA"/>
+              <w:bottom w:val="single" w:sz="1" w:space="0" w:color="AAAAAA"/>
+              <w:right w:val="single" w:sz="1" w:space="0" w:color="AAAAAA"/>
             </w:tcBorders>
             <w:tcMar>
               <w:top w:w="60" w:type="dxa"/>
@@ -4374,12 +4569,12 @@
         </w:tc>
         <w:tc>
           <w:tcPr>
-            <w:tcW w:w="1000" w:type="dxa"/>
-            <w:tcBorders>
-              <w:top w:val="single" w:sz="1" w:space="0" w:color="CCCCCC"/>
-              <w:left w:val="single" w:sz="1" w:space="0" w:color="CCCCCC"/>
-              <w:bottom w:val="single" w:sz="1" w:space="0" w:color="CCCCCC"/>
-              <w:right w:val="single" w:sz="1" w:space="0" w:color="CCCCCC"/>
+            <w:tcW w:w="560" w:type="dxa"/>
+            <w:tcBorders>
+              <w:top w:val="single" w:sz="1" w:space="0" w:color="AAAAAA"/>
+              <w:left w:val="single" w:sz="1" w:space="0" w:color="AAAAAA"/>
+              <w:bottom w:val="single" w:sz="1" w:space="0" w:color="AAAAAA"/>
+              <w:right w:val="single" w:sz="1" w:space="0" w:color="AAAAAA"/>
             </w:tcBorders>
             <w:tcMar>
               <w:top w:w="60" w:type="dxa"/>
@@ -4410,10 +4605,10 @@
           <w:tcPr>
             <w:tcW w:w="700" w:type="dxa"/>
             <w:tcBorders>
-              <w:top w:val="single" w:sz="1" w:space="0" w:color="CCCCCC"/>
-              <w:left w:val="single" w:sz="1" w:space="0" w:color="CCCCCC"/>
-              <w:bottom w:val="single" w:sz="1" w:space="0" w:color="CCCCCC"/>
-              <w:right w:val="single" w:sz="1" w:space="0" w:color="CCCCCC"/>
+              <w:top w:val="single" w:sz="1" w:space="0" w:color="AAAAAA"/>
+              <w:left w:val="single" w:sz="1" w:space="0" w:color="AAAAAA"/>
+              <w:bottom w:val="single" w:sz="1" w:space="0" w:color="AAAAAA"/>
+              <w:right w:val="single" w:sz="1" w:space="0" w:color="AAAAAA"/>
             </w:tcBorders>
             <w:tcMar>
               <w:top w:w="60" w:type="dxa"/>
@@ -4436,10 +4631,10 @@
           <w:tcPr>
             <w:tcW w:w="2200" w:type="dxa"/>
             <w:tcBorders>
-              <w:top w:val="single" w:sz="1" w:space="0" w:color="CCCCCC"/>
-              <w:left w:val="single" w:sz="1" w:space="0" w:color="CCCCCC"/>
-              <w:bottom w:val="single" w:sz="1" w:space="0" w:color="CCCCCC"/>
-              <w:right w:val="single" w:sz="1" w:space="0" w:color="CCCCCC"/>
+              <w:top w:val="single" w:sz="1" w:space="0" w:color="AAAAAA"/>
+              <w:left w:val="single" w:sz="1" w:space="0" w:color="AAAAAA"/>
+              <w:bottom w:val="single" w:sz="1" w:space="0" w:color="AAAAAA"/>
+              <w:right w:val="single" w:sz="1" w:space="0" w:color="AAAAAA"/>
             </w:tcBorders>
             <w:tcMar>
               <w:top w:w="60" w:type="dxa"/>
@@ -4504,10 +4699,10 @@
           <w:tcPr>
             <w:tcW w:w="3100" w:type="dxa"/>
             <w:tcBorders>
-              <w:top w:val="single" w:sz="1" w:space="0" w:color="CCCCCC"/>
-              <w:left w:val="single" w:sz="1" w:space="0" w:color="CCCCCC"/>
-              <w:bottom w:val="single" w:sz="1" w:space="0" w:color="CCCCCC"/>
-              <w:right w:val="single" w:sz="1" w:space="0" w:color="CCCCCC"/>
+              <w:top w:val="single" w:sz="1" w:space="0" w:color="AAAAAA"/>
+              <w:left w:val="single" w:sz="1" w:space="0" w:color="AAAAAA"/>
+              <w:bottom w:val="single" w:sz="1" w:space="0" w:color="AAAAAA"/>
+              <w:right w:val="single" w:sz="1" w:space="0" w:color="AAAAAA"/>
             </w:tcBorders>
             <w:tcMar>
               <w:top w:w="60" w:type="dxa"/>
@@ -4586,10 +4781,10 @@
           <w:tcPr>
             <w:tcW w:w="1800" w:type="dxa"/>
             <w:tcBorders>
-              <w:top w:val="single" w:sz="1" w:space="0" w:color="CCCCCC"/>
-              <w:left w:val="single" w:sz="1" w:space="0" w:color="CCCCCC"/>
-              <w:bottom w:val="single" w:sz="1" w:space="0" w:color="CCCCCC"/>
-              <w:right w:val="single" w:sz="1" w:space="0" w:color="CCCCCC"/>
+              <w:top w:val="single" w:sz="1" w:space="0" w:color="AAAAAA"/>
+              <w:left w:val="single" w:sz="1" w:space="0" w:color="AAAAAA"/>
+              <w:bottom w:val="single" w:sz="1" w:space="0" w:color="AAAAAA"/>
+              <w:right w:val="single" w:sz="1" w:space="0" w:color="AAAAAA"/>
             </w:tcBorders>
             <w:tcMar>
               <w:top w:w="60" w:type="dxa"/>
@@ -4638,12 +4833,12 @@
         </w:tc>
         <w:tc>
           <w:tcPr>
-            <w:tcW w:w="1000" w:type="dxa"/>
-            <w:tcBorders>
-              <w:top w:val="single" w:sz="1" w:space="0" w:color="CCCCCC"/>
-              <w:left w:val="single" w:sz="1" w:space="0" w:color="CCCCCC"/>
-              <w:bottom w:val="single" w:sz="1" w:space="0" w:color="CCCCCC"/>
-              <w:right w:val="single" w:sz="1" w:space="0" w:color="CCCCCC"/>
+            <w:tcW w:w="560" w:type="dxa"/>
+            <w:tcBorders>
+              <w:top w:val="single" w:sz="1" w:space="0" w:color="AAAAAA"/>
+              <w:left w:val="single" w:sz="1" w:space="0" w:color="AAAAAA"/>
+              <w:bottom w:val="single" w:sz="1" w:space="0" w:color="AAAAAA"/>
+              <w:right w:val="single" w:sz="1" w:space="0" w:color="AAAAAA"/>
             </w:tcBorders>
             <w:tcMar>
               <w:top w:w="60" w:type="dxa"/>
@@ -4674,10 +4869,10 @@
           <w:tcPr>
             <w:tcW w:w="700" w:type="dxa"/>
             <w:tcBorders>
-              <w:top w:val="single" w:sz="1" w:space="0" w:color="CCCCCC"/>
-              <w:left w:val="single" w:sz="1" w:space="0" w:color="CCCCCC"/>
-              <w:bottom w:val="single" w:sz="1" w:space="0" w:color="CCCCCC"/>
-              <w:right w:val="single" w:sz="1" w:space="0" w:color="CCCCCC"/>
+              <w:top w:val="single" w:sz="1" w:space="0" w:color="AAAAAA"/>
+              <w:left w:val="single" w:sz="1" w:space="0" w:color="AAAAAA"/>
+              <w:bottom w:val="single" w:sz="1" w:space="0" w:color="AAAAAA"/>
+              <w:right w:val="single" w:sz="1" w:space="0" w:color="AAAAAA"/>
             </w:tcBorders>
             <w:tcMar>
               <w:top w:w="60" w:type="dxa"/>
@@ -4700,10 +4895,10 @@
           <w:tcPr>
             <w:tcW w:w="2200" w:type="dxa"/>
             <w:tcBorders>
-              <w:top w:val="single" w:sz="1" w:space="0" w:color="CCCCCC"/>
-              <w:left w:val="single" w:sz="1" w:space="0" w:color="CCCCCC"/>
-              <w:bottom w:val="single" w:sz="1" w:space="0" w:color="CCCCCC"/>
-              <w:right w:val="single" w:sz="1" w:space="0" w:color="CCCCCC"/>
+              <w:top w:val="single" w:sz="1" w:space="0" w:color="AAAAAA"/>
+              <w:left w:val="single" w:sz="1" w:space="0" w:color="AAAAAA"/>
+              <w:bottom w:val="single" w:sz="1" w:space="0" w:color="AAAAAA"/>
+              <w:right w:val="single" w:sz="1" w:space="0" w:color="AAAAAA"/>
             </w:tcBorders>
             <w:tcMar>
               <w:top w:w="60" w:type="dxa"/>
@@ -4740,10 +4935,10 @@
           <w:tcPr>
             <w:tcW w:w="3100" w:type="dxa"/>
             <w:tcBorders>
-              <w:top w:val="single" w:sz="1" w:space="0" w:color="CCCCCC"/>
-              <w:left w:val="single" w:sz="1" w:space="0" w:color="CCCCCC"/>
-              <w:bottom w:val="single" w:sz="1" w:space="0" w:color="CCCCCC"/>
-              <w:right w:val="single" w:sz="1" w:space="0" w:color="CCCCCC"/>
+              <w:top w:val="single" w:sz="1" w:space="0" w:color="AAAAAA"/>
+              <w:left w:val="single" w:sz="1" w:space="0" w:color="AAAAAA"/>
+              <w:bottom w:val="single" w:sz="1" w:space="0" w:color="AAAAAA"/>
+              <w:right w:val="single" w:sz="1" w:space="0" w:color="AAAAAA"/>
             </w:tcBorders>
             <w:tcMar>
               <w:top w:w="60" w:type="dxa"/>
@@ -4822,10 +5017,10 @@
           <w:tcPr>
             <w:tcW w:w="1800" w:type="dxa"/>
             <w:tcBorders>
-              <w:top w:val="single" w:sz="1" w:space="0" w:color="CCCCCC"/>
-              <w:left w:val="single" w:sz="1" w:space="0" w:color="CCCCCC"/>
-              <w:bottom w:val="single" w:sz="1" w:space="0" w:color="CCCCCC"/>
-              <w:right w:val="single" w:sz="1" w:space="0" w:color="CCCCCC"/>
+              <w:top w:val="single" w:sz="1" w:space="0" w:color="AAAAAA"/>
+              <w:left w:val="single" w:sz="1" w:space="0" w:color="AAAAAA"/>
+              <w:bottom w:val="single" w:sz="1" w:space="0" w:color="AAAAAA"/>
+              <w:right w:val="single" w:sz="1" w:space="0" w:color="AAAAAA"/>
             </w:tcBorders>
             <w:tcMar>
               <w:top w:w="60" w:type="dxa"/>
@@ -4930,12 +5125,12 @@
         </w:tc>
         <w:tc>
           <w:tcPr>
-            <w:tcW w:w="1000" w:type="dxa"/>
-            <w:tcBorders>
-              <w:top w:val="single" w:sz="1" w:space="0" w:color="CCCCCC"/>
-              <w:left w:val="single" w:sz="1" w:space="0" w:color="CCCCCC"/>
-              <w:bottom w:val="single" w:sz="1" w:space="0" w:color="CCCCCC"/>
-              <w:right w:val="single" w:sz="1" w:space="0" w:color="CCCCCC"/>
+            <w:tcW w:w="560" w:type="dxa"/>
+            <w:tcBorders>
+              <w:top w:val="single" w:sz="1" w:space="0" w:color="AAAAAA"/>
+              <w:left w:val="single" w:sz="1" w:space="0" w:color="AAAAAA"/>
+              <w:bottom w:val="single" w:sz="1" w:space="0" w:color="AAAAAA"/>
+              <w:right w:val="single" w:sz="1" w:space="0" w:color="AAAAAA"/>
             </w:tcBorders>
             <w:tcMar>
               <w:top w:w="60" w:type="dxa"/>
@@ -4966,10 +5161,10 @@
           <w:tcPr>
             <w:tcW w:w="700" w:type="dxa"/>
             <w:tcBorders>
-              <w:top w:val="single" w:sz="1" w:space="0" w:color="CCCCCC"/>
-              <w:left w:val="single" w:sz="1" w:space="0" w:color="CCCCCC"/>
-              <w:bottom w:val="single" w:sz="1" w:space="0" w:color="CCCCCC"/>
-              <w:right w:val="single" w:sz="1" w:space="0" w:color="CCCCCC"/>
+              <w:top w:val="single" w:sz="1" w:space="0" w:color="AAAAAA"/>
+              <w:left w:val="single" w:sz="1" w:space="0" w:color="AAAAAA"/>
+              <w:bottom w:val="single" w:sz="1" w:space="0" w:color="AAAAAA"/>
+              <w:right w:val="single" w:sz="1" w:space="0" w:color="AAAAAA"/>
             </w:tcBorders>
             <w:tcMar>
               <w:top w:w="60" w:type="dxa"/>
@@ -4992,10 +5187,10 @@
           <w:tcPr>
             <w:tcW w:w="2200" w:type="dxa"/>
             <w:tcBorders>
-              <w:top w:val="single" w:sz="1" w:space="0" w:color="CCCCCC"/>
-              <w:left w:val="single" w:sz="1" w:space="0" w:color="CCCCCC"/>
-              <w:bottom w:val="single" w:sz="1" w:space="0" w:color="CCCCCC"/>
-              <w:right w:val="single" w:sz="1" w:space="0" w:color="CCCCCC"/>
+              <w:top w:val="single" w:sz="1" w:space="0" w:color="AAAAAA"/>
+              <w:left w:val="single" w:sz="1" w:space="0" w:color="AAAAAA"/>
+              <w:bottom w:val="single" w:sz="1" w:space="0" w:color="AAAAAA"/>
+              <w:right w:val="single" w:sz="1" w:space="0" w:color="AAAAAA"/>
             </w:tcBorders>
             <w:tcMar>
               <w:top w:w="60" w:type="dxa"/>
@@ -5032,25 +5227,39 @@
           <w:tcPr>
             <w:tcW w:w="3100" w:type="dxa"/>
             <w:tcBorders>
-              <w:top w:val="single" w:sz="1" w:space="0" w:color="CCCCCC"/>
-              <w:left w:val="single" w:sz="1" w:space="0" w:color="CCCCCC"/>
-              <w:bottom w:val="single" w:sz="1" w:space="0" w:color="CCCCCC"/>
-              <w:right w:val="single" w:sz="1" w:space="0" w:color="CCCCCC"/>
-            </w:tcBorders>
-            <w:tcMar>
-              <w:top w:w="60" w:type="dxa"/>
-              <w:left w:w="80" w:type="dxa"/>
-              <w:bottom w:w="60" w:type="dxa"/>
-              <w:right w:w="80" w:type="dxa"/>
-            </w:tcMar>
-          </w:tcPr>
-          <w:p>
-            <w:r>
-              <w:rPr>
-                <w:sz w:val="20"/>
-                <w:szCs w:val="20"/>
-              </w:rPr>
-              <w:t>Gán h</w:t>
+              <w:top w:val="single" w:sz="1" w:space="0" w:color="AAAAAA"/>
+              <w:left w:val="single" w:sz="1" w:space="0" w:color="AAAAAA"/>
+              <w:bottom w:val="single" w:sz="1" w:space="0" w:color="AAAAAA"/>
+              <w:right w:val="single" w:sz="1" w:space="0" w:color="AAAAAA"/>
+            </w:tcBorders>
+            <w:tcMar>
+              <w:top w:w="60" w:type="dxa"/>
+              <w:left w:w="80" w:type="dxa"/>
+              <w:bottom w:w="60" w:type="dxa"/>
+              <w:right w:w="80" w:type="dxa"/>
+            </w:tcMar>
+          </w:tcPr>
+          <w:p>
+            <w:r>
+              <w:rPr>
+                <w:sz w:val="20"/>
+                <w:szCs w:val="20"/>
+              </w:rPr>
+              <w:t>G</w:t>
+            </w:r>
+            <w:r>
+              <w:rPr>
+                <w:sz w:val="20"/>
+                <w:szCs w:val="20"/>
+              </w:rPr>
+              <w:t>ắ</w:t>
+            </w:r>
+            <w:r>
+              <w:rPr>
+                <w:sz w:val="20"/>
+                <w:szCs w:val="20"/>
+              </w:rPr>
+              <w:t>n h</w:t>
             </w:r>
             <w:r>
               <w:rPr>
@@ -5106,28 +5315,7 @@
                 <w:sz w:val="20"/>
                 <w:szCs w:val="20"/>
               </w:rPr>
-              <w:t>c p</w:t>
-            </w:r>
-            <w:r>
-              <w:rPr>
-                <w:sz w:val="20"/>
-                <w:szCs w:val="20"/>
-              </w:rPr>
-              <w:t>hí tu</w:t>
-            </w:r>
-            <w:r>
-              <w:rPr>
-                <w:sz w:val="20"/>
-                <w:szCs w:val="20"/>
-              </w:rPr>
-              <w:t>ỳ</w:t>
-            </w:r>
-            <w:r>
-              <w:rPr>
-                <w:sz w:val="20"/>
-                <w:szCs w:val="20"/>
-              </w:rPr>
-              <w:t xml:space="preserve"> ch</w:t>
+              <w:t>c phí tùy ch</w:t>
             </w:r>
             <w:r>
               <w:rPr>
@@ -5191,10 +5379,10 @@
           <w:tcPr>
             <w:tcW w:w="1800" w:type="dxa"/>
             <w:tcBorders>
-              <w:top w:val="single" w:sz="1" w:space="0" w:color="CCCCCC"/>
-              <w:left w:val="single" w:sz="1" w:space="0" w:color="CCCCCC"/>
-              <w:bottom w:val="single" w:sz="1" w:space="0" w:color="CCCCCC"/>
-              <w:right w:val="single" w:sz="1" w:space="0" w:color="CCCCCC"/>
+              <w:top w:val="single" w:sz="1" w:space="0" w:color="AAAAAA"/>
+              <w:left w:val="single" w:sz="1" w:space="0" w:color="AAAAAA"/>
+              <w:bottom w:val="single" w:sz="1" w:space="0" w:color="AAAAAA"/>
+              <w:right w:val="single" w:sz="1" w:space="0" w:color="AAAAAA"/>
             </w:tcBorders>
             <w:tcMar>
               <w:top w:w="60" w:type="dxa"/>
@@ -5299,12 +5487,12 @@
         </w:tc>
         <w:tc>
           <w:tcPr>
-            <w:tcW w:w="1000" w:type="dxa"/>
-            <w:tcBorders>
-              <w:top w:val="single" w:sz="1" w:space="0" w:color="CCCCCC"/>
-              <w:left w:val="single" w:sz="1" w:space="0" w:color="CCCCCC"/>
-              <w:bottom w:val="single" w:sz="1" w:space="0" w:color="CCCCCC"/>
-              <w:right w:val="single" w:sz="1" w:space="0" w:color="CCCCCC"/>
+            <w:tcW w:w="560" w:type="dxa"/>
+            <w:tcBorders>
+              <w:top w:val="single" w:sz="1" w:space="0" w:color="AAAAAA"/>
+              <w:left w:val="single" w:sz="1" w:space="0" w:color="AAAAAA"/>
+              <w:bottom w:val="single" w:sz="1" w:space="0" w:color="AAAAAA"/>
+              <w:right w:val="single" w:sz="1" w:space="0" w:color="AAAAAA"/>
             </w:tcBorders>
             <w:tcMar>
               <w:top w:w="60" w:type="dxa"/>
@@ -5327,8 +5515,11 @@
     </w:tbl>
     <w:p>
       <w:pPr>
-        <w:spacing w:before="30" w:after="30"/>
+        <w:spacing w:before="20" w:after="20"/>
       </w:pPr>
+      <w:r>
+        <w:t xml:space="preserve"> </w:t>
+      </w:r>
     </w:p>
     <w:p>
       <w:pPr>
@@ -5352,12 +5543,15 @@
     </w:p>
     <w:p>
       <w:pPr>
-        <w:spacing w:before="30" w:after="30"/>
+        <w:spacing w:before="20" w:after="20"/>
       </w:pPr>
+      <w:r>
+        <w:t xml:space="preserve"> </w:t>
+      </w:r>
     </w:p>
     <w:tbl>
       <w:tblPr>
-        <w:tblW w:w="8800" w:type="dxa"/>
+        <w:tblW w:w="8360" w:type="dxa"/>
         <w:tblBorders>
           <w:top w:val="single" w:sz="4" w:space="0" w:color="auto"/>
           <w:left w:val="single" w:sz="4" w:space="0" w:color="auto"/>
@@ -5373,11 +5567,11 @@
         <w:tblLook w:val="04A0" w:firstRow="1" w:lastRow="0" w:firstColumn="1" w:lastColumn="0" w:noHBand="0" w:noVBand="1"/>
       </w:tblPr>
       <w:tblGrid>
-        <w:gridCol w:w="700"/>
-        <w:gridCol w:w="2200"/>
-        <w:gridCol w:w="3100"/>
-        <w:gridCol w:w="1800"/>
-        <w:gridCol w:w="1000"/>
+        <w:gridCol w:w="698"/>
+        <w:gridCol w:w="2191"/>
+        <w:gridCol w:w="3084"/>
+        <w:gridCol w:w="1793"/>
+        <w:gridCol w:w="594"/>
       </w:tblGrid>
       <w:tr>
         <w:tblPrEx>
@@ -5393,11 +5587,12 @@
           <w:tcPr>
             <w:tcW w:w="700" w:type="dxa"/>
             <w:tcBorders>
-              <w:top w:val="single" w:sz="1" w:space="0" w:color="CCCCCC"/>
-              <w:left w:val="single" w:sz="1" w:space="0" w:color="CCCCCC"/>
-              <w:bottom w:val="single" w:sz="1" w:space="0" w:color="CCCCCC"/>
-              <w:right w:val="single" w:sz="1" w:space="0" w:color="CCCCCC"/>
-            </w:tcBorders>
+              <w:top w:val="single" w:sz="1" w:space="0" w:color="AAAAAA"/>
+              <w:left w:val="single" w:sz="1" w:space="0" w:color="AAAAAA"/>
+              <w:bottom w:val="single" w:sz="1" w:space="0" w:color="AAAAAA"/>
+              <w:right w:val="single" w:sz="1" w:space="0" w:color="AAAAAA"/>
+            </w:tcBorders>
+            <w:shd w:val="clear" w:color="auto" w:fill="EEEEEE"/>
             <w:tcMar>
               <w:top w:w="60" w:type="dxa"/>
               <w:left w:w="80" w:type="dxa"/>
@@ -5413,6 +5608,7 @@
                 <w:sz w:val="20"/>
                 <w:szCs w:val="20"/>
               </w:rPr>
+              <w:lastRenderedPageBreak/>
               <w:t>Mã</w:t>
             </w:r>
           </w:p>
@@ -5421,11 +5617,12 @@
           <w:tcPr>
             <w:tcW w:w="2200" w:type="dxa"/>
             <w:tcBorders>
-              <w:top w:val="single" w:sz="1" w:space="0" w:color="CCCCCC"/>
-              <w:left w:val="single" w:sz="1" w:space="0" w:color="CCCCCC"/>
-              <w:bottom w:val="single" w:sz="1" w:space="0" w:color="CCCCCC"/>
-              <w:right w:val="single" w:sz="1" w:space="0" w:color="CCCCCC"/>
-            </w:tcBorders>
+              <w:top w:val="single" w:sz="1" w:space="0" w:color="AAAAAA"/>
+              <w:left w:val="single" w:sz="1" w:space="0" w:color="AAAAAA"/>
+              <w:bottom w:val="single" w:sz="1" w:space="0" w:color="AAAAAA"/>
+              <w:right w:val="single" w:sz="1" w:space="0" w:color="AAAAAA"/>
+            </w:tcBorders>
+            <w:shd w:val="clear" w:color="auto" w:fill="EEEEEE"/>
             <w:tcMar>
               <w:top w:w="60" w:type="dxa"/>
               <w:left w:w="80" w:type="dxa"/>
@@ -5449,11 +5646,12 @@
           <w:tcPr>
             <w:tcW w:w="3100" w:type="dxa"/>
             <w:tcBorders>
-              <w:top w:val="single" w:sz="1" w:space="0" w:color="CCCCCC"/>
-              <w:left w:val="single" w:sz="1" w:space="0" w:color="CCCCCC"/>
-              <w:bottom w:val="single" w:sz="1" w:space="0" w:color="CCCCCC"/>
-              <w:right w:val="single" w:sz="1" w:space="0" w:color="CCCCCC"/>
-            </w:tcBorders>
+              <w:top w:val="single" w:sz="1" w:space="0" w:color="AAAAAA"/>
+              <w:left w:val="single" w:sz="1" w:space="0" w:color="AAAAAA"/>
+              <w:bottom w:val="single" w:sz="1" w:space="0" w:color="AAAAAA"/>
+              <w:right w:val="single" w:sz="1" w:space="0" w:color="AAAAAA"/>
+            </w:tcBorders>
+            <w:shd w:val="clear" w:color="auto" w:fill="EEEEEE"/>
             <w:tcMar>
               <w:top w:w="60" w:type="dxa"/>
               <w:left w:w="80" w:type="dxa"/>
@@ -5486,11 +5684,12 @@
           <w:tcPr>
             <w:tcW w:w="1800" w:type="dxa"/>
             <w:tcBorders>
-              <w:top w:val="single" w:sz="1" w:space="0" w:color="CCCCCC"/>
-              <w:left w:val="single" w:sz="1" w:space="0" w:color="CCCCCC"/>
-              <w:bottom w:val="single" w:sz="1" w:space="0" w:color="CCCCCC"/>
-              <w:right w:val="single" w:sz="1" w:space="0" w:color="CCCCCC"/>
-            </w:tcBorders>
+              <w:top w:val="single" w:sz="1" w:space="0" w:color="AAAAAA"/>
+              <w:left w:val="single" w:sz="1" w:space="0" w:color="AAAAAA"/>
+              <w:bottom w:val="single" w:sz="1" w:space="0" w:color="AAAAAA"/>
+              <w:right w:val="single" w:sz="1" w:space="0" w:color="AAAAAA"/>
+            </w:tcBorders>
+            <w:shd w:val="clear" w:color="auto" w:fill="EEEEEE"/>
             <w:tcMar>
               <w:top w:w="60" w:type="dxa"/>
               <w:left w:w="80" w:type="dxa"/>
@@ -5584,13 +5783,14 @@
         </w:tc>
         <w:tc>
           <w:tcPr>
-            <w:tcW w:w="1000" w:type="dxa"/>
-            <w:tcBorders>
-              <w:top w:val="single" w:sz="1" w:space="0" w:color="CCCCCC"/>
-              <w:left w:val="single" w:sz="1" w:space="0" w:color="CCCCCC"/>
-              <w:bottom w:val="single" w:sz="1" w:space="0" w:color="CCCCCC"/>
-              <w:right w:val="single" w:sz="1" w:space="0" w:color="CCCCCC"/>
-            </w:tcBorders>
+            <w:tcW w:w="560" w:type="dxa"/>
+            <w:tcBorders>
+              <w:top w:val="single" w:sz="1" w:space="0" w:color="AAAAAA"/>
+              <w:left w:val="single" w:sz="1" w:space="0" w:color="AAAAAA"/>
+              <w:bottom w:val="single" w:sz="1" w:space="0" w:color="AAAAAA"/>
+              <w:right w:val="single" w:sz="1" w:space="0" w:color="AAAAAA"/>
+            </w:tcBorders>
+            <w:shd w:val="clear" w:color="auto" w:fill="EEEEEE"/>
             <w:tcMar>
               <w:top w:w="60" w:type="dxa"/>
               <w:left w:w="80" w:type="dxa"/>
@@ -5622,10 +5822,10 @@
           <w:tcPr>
             <w:tcW w:w="700" w:type="dxa"/>
             <w:tcBorders>
-              <w:top w:val="single" w:sz="1" w:space="0" w:color="CCCCCC"/>
-              <w:left w:val="single" w:sz="1" w:space="0" w:color="CCCCCC"/>
-              <w:bottom w:val="single" w:sz="1" w:space="0" w:color="CCCCCC"/>
-              <w:right w:val="single" w:sz="1" w:space="0" w:color="CCCCCC"/>
+              <w:top w:val="single" w:sz="1" w:space="0" w:color="AAAAAA"/>
+              <w:left w:val="single" w:sz="1" w:space="0" w:color="AAAAAA"/>
+              <w:bottom w:val="single" w:sz="1" w:space="0" w:color="AAAAAA"/>
+              <w:right w:val="single" w:sz="1" w:space="0" w:color="AAAAAA"/>
             </w:tcBorders>
             <w:tcMar>
               <w:top w:w="60" w:type="dxa"/>
@@ -5648,10 +5848,10 @@
           <w:tcPr>
             <w:tcW w:w="2200" w:type="dxa"/>
             <w:tcBorders>
-              <w:top w:val="single" w:sz="1" w:space="0" w:color="CCCCCC"/>
-              <w:left w:val="single" w:sz="1" w:space="0" w:color="CCCCCC"/>
-              <w:bottom w:val="single" w:sz="1" w:space="0" w:color="CCCCCC"/>
-              <w:right w:val="single" w:sz="1" w:space="0" w:color="CCCCCC"/>
+              <w:top w:val="single" w:sz="1" w:space="0" w:color="AAAAAA"/>
+              <w:left w:val="single" w:sz="1" w:space="0" w:color="AAAAAA"/>
+              <w:bottom w:val="single" w:sz="1" w:space="0" w:color="AAAAAA"/>
+              <w:right w:val="single" w:sz="1" w:space="0" w:color="AAAAAA"/>
             </w:tcBorders>
             <w:tcMar>
               <w:top w:w="60" w:type="dxa"/>
@@ -5694,7 +5894,7 @@
                 <w:sz w:val="20"/>
                 <w:szCs w:val="20"/>
               </w:rPr>
-              <w:t>p danh sách thu tháng/khoá</w:t>
+              <w:t>p danh sách thu tháng/khóa</w:t>
             </w:r>
           </w:p>
         </w:tc>
@@ -5702,10 +5902,10 @@
           <w:tcPr>
             <w:tcW w:w="3100" w:type="dxa"/>
             <w:tcBorders>
-              <w:top w:val="single" w:sz="1" w:space="0" w:color="CCCCCC"/>
-              <w:left w:val="single" w:sz="1" w:space="0" w:color="CCCCCC"/>
-              <w:bottom w:val="single" w:sz="1" w:space="0" w:color="CCCCCC"/>
-              <w:right w:val="single" w:sz="1" w:space="0" w:color="CCCCCC"/>
+              <w:top w:val="single" w:sz="1" w:space="0" w:color="AAAAAA"/>
+              <w:left w:val="single" w:sz="1" w:space="0" w:color="AAAAAA"/>
+              <w:bottom w:val="single" w:sz="1" w:space="0" w:color="AAAAAA"/>
+              <w:right w:val="single" w:sz="1" w:space="0" w:color="AAAAAA"/>
             </w:tcBorders>
             <w:tcMar>
               <w:top w:w="60" w:type="dxa"/>
@@ -5818,57 +6018,21 @@
                 <w:sz w:val="20"/>
                 <w:szCs w:val="20"/>
               </w:rPr>
-              <w:t>c viên active c</w:t>
-            </w:r>
-            <w:r>
-              <w:rPr>
-                <w:sz w:val="20"/>
-                <w:szCs w:val="20"/>
-              </w:rPr>
-              <w:t>ủ</w:t>
-            </w:r>
-            <w:r>
-              <w:rPr>
-                <w:sz w:val="20"/>
-                <w:szCs w:val="20"/>
-              </w:rPr>
-              <w:t>a k</w:t>
-            </w:r>
-            <w:r>
-              <w:rPr>
-                <w:sz w:val="20"/>
-                <w:szCs w:val="20"/>
-              </w:rPr>
-              <w:t>ỳ</w:t>
-            </w:r>
-            <w:r>
-              <w:rPr>
-                <w:sz w:val="20"/>
-                <w:szCs w:val="20"/>
-              </w:rPr>
-              <w:t xml:space="preserve"> đư</w:t>
-            </w:r>
-            <w:r>
-              <w:rPr>
-                <w:sz w:val="20"/>
-                <w:szCs w:val="20"/>
-              </w:rPr>
-              <w:t>ợ</w:t>
-            </w:r>
-            <w:r>
-              <w:rPr>
-                <w:sz w:val="20"/>
-                <w:szCs w:val="20"/>
-              </w:rPr>
-              <w:t xml:space="preserve">c </w:t>
-            </w:r>
-            <w:r>
-              <w:rPr>
-                <w:sz w:val="20"/>
-                <w:szCs w:val="20"/>
-              </w:rPr>
-              <w:lastRenderedPageBreak/>
-              <w:t>ch</w:t>
+              <w:t>c viên active. B</w:t>
+            </w:r>
+            <w:r>
+              <w:rPr>
+                <w:sz w:val="20"/>
+                <w:szCs w:val="20"/>
+              </w:rPr>
+              <w:t>ỏ</w:t>
+            </w:r>
+            <w:r>
+              <w:rPr>
+                <w:sz w:val="20"/>
+                <w:szCs w:val="20"/>
+              </w:rPr>
+              <w:t xml:space="preserve"> qua h</w:t>
             </w:r>
             <w:r>
               <w:rPr>
@@ -5882,7 +6046,117 @@
                 <w:sz w:val="20"/>
                 <w:szCs w:val="20"/>
               </w:rPr>
-              <w:t>n. B</w:t>
+              <w:t>c viên đã có phi</w:t>
+            </w:r>
+            <w:r>
+              <w:rPr>
+                <w:sz w:val="20"/>
+                <w:szCs w:val="20"/>
+              </w:rPr>
+              <w:t>ế</w:t>
+            </w:r>
+            <w:r>
+              <w:rPr>
+                <w:sz w:val="20"/>
+                <w:szCs w:val="20"/>
+              </w:rPr>
+              <w:t>u.</w:t>
+            </w:r>
+          </w:p>
+        </w:tc>
+        <w:tc>
+          <w:tcPr>
+            <w:tcW w:w="1800" w:type="dxa"/>
+            <w:tcBorders>
+              <w:top w:val="single" w:sz="1" w:space="0" w:color="AAAAAA"/>
+              <w:left w:val="single" w:sz="1" w:space="0" w:color="AAAAAA"/>
+              <w:bottom w:val="single" w:sz="1" w:space="0" w:color="AAAAAA"/>
+              <w:right w:val="single" w:sz="1" w:space="0" w:color="AAAAAA"/>
+            </w:tcBorders>
+            <w:tcMar>
+              <w:top w:w="60" w:type="dxa"/>
+              <w:left w:w="80" w:type="dxa"/>
+              <w:bottom w:w="60" w:type="dxa"/>
+              <w:right w:w="80" w:type="dxa"/>
+            </w:tcMar>
+          </w:tcPr>
+          <w:p>
+            <w:r>
+              <w:rPr>
+                <w:sz w:val="20"/>
+                <w:szCs w:val="20"/>
+              </w:rPr>
+              <w:t>Preview trư</w:t>
+            </w:r>
+            <w:r>
+              <w:rPr>
+                <w:sz w:val="20"/>
+                <w:szCs w:val="20"/>
+              </w:rPr>
+              <w:t>ớ</w:t>
+            </w:r>
+            <w:r>
+              <w:rPr>
+                <w:sz w:val="20"/>
+                <w:szCs w:val="20"/>
+              </w:rPr>
+              <w:t>c khi t</w:t>
+            </w:r>
+            <w:r>
+              <w:rPr>
+                <w:sz w:val="20"/>
+                <w:szCs w:val="20"/>
+              </w:rPr>
+              <w:t>ạ</w:t>
+            </w:r>
+            <w:r>
+              <w:rPr>
+                <w:sz w:val="20"/>
+                <w:szCs w:val="20"/>
+              </w:rPr>
+              <w:t>o. Toast s</w:t>
+            </w:r>
+            <w:r>
+              <w:rPr>
+                <w:sz w:val="20"/>
+                <w:szCs w:val="20"/>
+              </w:rPr>
+              <w:t>ố</w:t>
+            </w:r>
+            <w:r>
+              <w:rPr>
+                <w:sz w:val="20"/>
+                <w:szCs w:val="20"/>
+              </w:rPr>
+              <w:t xml:space="preserve"> phi</w:t>
+            </w:r>
+            <w:r>
+              <w:rPr>
+                <w:sz w:val="20"/>
+                <w:szCs w:val="20"/>
+              </w:rPr>
+              <w:t>ế</w:t>
+            </w:r>
+            <w:r>
+              <w:rPr>
+                <w:sz w:val="20"/>
+                <w:szCs w:val="20"/>
+              </w:rPr>
+              <w:t>u t</w:t>
+            </w:r>
+            <w:r>
+              <w:rPr>
+                <w:sz w:val="20"/>
+                <w:szCs w:val="20"/>
+              </w:rPr>
+              <w:t>ạ</w:t>
+            </w:r>
+            <w:r>
+              <w:rPr>
+                <w:sz w:val="20"/>
+                <w:szCs w:val="20"/>
+              </w:rPr>
+              <w:t>o / b</w:t>
             </w:r>
             <w:r>
               <w:rPr>
@@ -5896,180 +6170,32 @@
                 <w:sz w:val="20"/>
                 <w:szCs w:val="20"/>
               </w:rPr>
-              <w:t xml:space="preserve"> qua h</w:t>
-            </w:r>
-            <w:r>
-              <w:rPr>
-                <w:sz w:val="20"/>
-                <w:szCs w:val="20"/>
-              </w:rPr>
-              <w:t>ọ</w:t>
-            </w:r>
-            <w:r>
-              <w:rPr>
-                <w:sz w:val="20"/>
-                <w:szCs w:val="20"/>
-              </w:rPr>
-              <w:t>c viên đã có phi</w:t>
-            </w:r>
-            <w:r>
-              <w:rPr>
-                <w:sz w:val="20"/>
-                <w:szCs w:val="20"/>
-              </w:rPr>
-              <w:t>ế</w:t>
-            </w:r>
-            <w:r>
-              <w:rPr>
-                <w:sz w:val="20"/>
-                <w:szCs w:val="20"/>
-              </w:rPr>
-              <w:t>u.</w:t>
-            </w:r>
-          </w:p>
-        </w:tc>
-        <w:tc>
-          <w:tcPr>
-            <w:tcW w:w="1800" w:type="dxa"/>
-            <w:tcBorders>
-              <w:top w:val="single" w:sz="1" w:space="0" w:color="CCCCCC"/>
-              <w:left w:val="single" w:sz="1" w:space="0" w:color="CCCCCC"/>
-              <w:bottom w:val="single" w:sz="1" w:space="0" w:color="CCCCCC"/>
-              <w:right w:val="single" w:sz="1" w:space="0" w:color="CCCCCC"/>
-            </w:tcBorders>
-            <w:tcMar>
-              <w:top w:w="60" w:type="dxa"/>
-              <w:left w:w="80" w:type="dxa"/>
-              <w:bottom w:w="60" w:type="dxa"/>
-              <w:right w:w="80" w:type="dxa"/>
-            </w:tcMar>
-          </w:tcPr>
-          <w:p>
-            <w:r>
-              <w:rPr>
-                <w:sz w:val="20"/>
-                <w:szCs w:val="20"/>
-              </w:rPr>
-              <w:lastRenderedPageBreak/>
-              <w:t>Preview trư</w:t>
-            </w:r>
-            <w:r>
-              <w:rPr>
-                <w:sz w:val="20"/>
-                <w:szCs w:val="20"/>
-              </w:rPr>
-              <w:t>ớ</w:t>
-            </w:r>
-            <w:r>
-              <w:rPr>
-                <w:sz w:val="20"/>
-                <w:szCs w:val="20"/>
-              </w:rPr>
-              <w:t>c khi t</w:t>
-            </w:r>
-            <w:r>
-              <w:rPr>
-                <w:sz w:val="20"/>
-                <w:szCs w:val="20"/>
-              </w:rPr>
-              <w:t>ạ</w:t>
-            </w:r>
-            <w:r>
-              <w:rPr>
-                <w:sz w:val="20"/>
-                <w:szCs w:val="20"/>
-              </w:rPr>
-              <w:t>o. Toast s</w:t>
-            </w:r>
-            <w:r>
-              <w:rPr>
-                <w:sz w:val="20"/>
-                <w:szCs w:val="20"/>
-              </w:rPr>
-              <w:t>ố</w:t>
-            </w:r>
-            <w:r>
-              <w:rPr>
-                <w:sz w:val="20"/>
-                <w:szCs w:val="20"/>
-              </w:rPr>
-              <w:t xml:space="preserve"> </w:t>
-            </w:r>
-            <w:r>
-              <w:rPr>
-                <w:sz w:val="20"/>
-                <w:szCs w:val="20"/>
-              </w:rPr>
-              <w:lastRenderedPageBreak/>
-              <w:t>phi</w:t>
-            </w:r>
-            <w:r>
-              <w:rPr>
-                <w:sz w:val="20"/>
-                <w:szCs w:val="20"/>
-              </w:rPr>
-              <w:t>ế</w:t>
-            </w:r>
-            <w:r>
-              <w:rPr>
-                <w:sz w:val="20"/>
-                <w:szCs w:val="20"/>
-              </w:rPr>
-              <w:t>u t</w:t>
-            </w:r>
-            <w:r>
-              <w:rPr>
-                <w:sz w:val="20"/>
-                <w:szCs w:val="20"/>
-              </w:rPr>
-              <w:t>ạ</w:t>
-            </w:r>
-            <w:r>
-              <w:rPr>
-                <w:sz w:val="20"/>
-                <w:szCs w:val="20"/>
-              </w:rPr>
-              <w:t>o / b</w:t>
-            </w:r>
-            <w:r>
-              <w:rPr>
-                <w:sz w:val="20"/>
-                <w:szCs w:val="20"/>
-              </w:rPr>
-              <w:t>ỏ</w:t>
-            </w:r>
-            <w:r>
-              <w:rPr>
-                <w:sz w:val="20"/>
-                <w:szCs w:val="20"/>
-              </w:rPr>
               <w:t xml:space="preserve"> qua.</w:t>
             </w:r>
           </w:p>
         </w:tc>
         <w:tc>
           <w:tcPr>
-            <w:tcW w:w="1000" w:type="dxa"/>
-            <w:tcBorders>
-              <w:top w:val="single" w:sz="1" w:space="0" w:color="CCCCCC"/>
-              <w:left w:val="single" w:sz="1" w:space="0" w:color="CCCCCC"/>
-              <w:bottom w:val="single" w:sz="1" w:space="0" w:color="CCCCCC"/>
-              <w:right w:val="single" w:sz="1" w:space="0" w:color="CCCCCC"/>
-            </w:tcBorders>
-            <w:tcMar>
-              <w:top w:w="60" w:type="dxa"/>
-              <w:left w:w="80" w:type="dxa"/>
-              <w:bottom w:w="60" w:type="dxa"/>
-              <w:right w:w="80" w:type="dxa"/>
-            </w:tcMar>
-          </w:tcPr>
-          <w:p>
-            <w:r>
-              <w:rPr>
-                <w:sz w:val="20"/>
-                <w:szCs w:val="20"/>
-              </w:rPr>
-              <w:lastRenderedPageBreak/>
+            <w:tcW w:w="560" w:type="dxa"/>
+            <w:tcBorders>
+              <w:top w:val="single" w:sz="1" w:space="0" w:color="AAAAAA"/>
+              <w:left w:val="single" w:sz="1" w:space="0" w:color="AAAAAA"/>
+              <w:bottom w:val="single" w:sz="1" w:space="0" w:color="AAAAAA"/>
+              <w:right w:val="single" w:sz="1" w:space="0" w:color="AAAAAA"/>
+            </w:tcBorders>
+            <w:tcMar>
+              <w:top w:w="60" w:type="dxa"/>
+              <w:left w:w="80" w:type="dxa"/>
+              <w:bottom w:w="60" w:type="dxa"/>
+              <w:right w:w="80" w:type="dxa"/>
+            </w:tcMar>
+          </w:tcPr>
+          <w:p>
+            <w:r>
+              <w:rPr>
+                <w:sz w:val="20"/>
+                <w:szCs w:val="20"/>
+              </w:rPr>
               <w:t>Must</w:t>
             </w:r>
           </w:p>
@@ -6086,10 +6212,10 @@
           <w:tcPr>
             <w:tcW w:w="700" w:type="dxa"/>
             <w:tcBorders>
-              <w:top w:val="single" w:sz="1" w:space="0" w:color="CCCCCC"/>
-              <w:left w:val="single" w:sz="1" w:space="0" w:color="CCCCCC"/>
-              <w:bottom w:val="single" w:sz="1" w:space="0" w:color="CCCCCC"/>
-              <w:right w:val="single" w:sz="1" w:space="0" w:color="CCCCCC"/>
+              <w:top w:val="single" w:sz="1" w:space="0" w:color="AAAAAA"/>
+              <w:left w:val="single" w:sz="1" w:space="0" w:color="AAAAAA"/>
+              <w:bottom w:val="single" w:sz="1" w:space="0" w:color="AAAAAA"/>
+              <w:right w:val="single" w:sz="1" w:space="0" w:color="AAAAAA"/>
             </w:tcBorders>
             <w:tcMar>
               <w:top w:w="60" w:type="dxa"/>
@@ -6112,10 +6238,10 @@
           <w:tcPr>
             <w:tcW w:w="2200" w:type="dxa"/>
             <w:tcBorders>
-              <w:top w:val="single" w:sz="1" w:space="0" w:color="CCCCCC"/>
-              <w:left w:val="single" w:sz="1" w:space="0" w:color="CCCCCC"/>
-              <w:bottom w:val="single" w:sz="1" w:space="0" w:color="CCCCCC"/>
-              <w:right w:val="single" w:sz="1" w:space="0" w:color="CCCCCC"/>
+              <w:top w:val="single" w:sz="1" w:space="0" w:color="AAAAAA"/>
+              <w:left w:val="single" w:sz="1" w:space="0" w:color="AAAAAA"/>
+              <w:bottom w:val="single" w:sz="1" w:space="0" w:color="AAAAAA"/>
+              <w:right w:val="single" w:sz="1" w:space="0" w:color="AAAAAA"/>
             </w:tcBorders>
             <w:tcMar>
               <w:top w:w="60" w:type="dxa"/>
@@ -6180,10 +6306,10 @@
           <w:tcPr>
             <w:tcW w:w="3100" w:type="dxa"/>
             <w:tcBorders>
-              <w:top w:val="single" w:sz="1" w:space="0" w:color="CCCCCC"/>
-              <w:left w:val="single" w:sz="1" w:space="0" w:color="CCCCCC"/>
-              <w:bottom w:val="single" w:sz="1" w:space="0" w:color="CCCCCC"/>
-              <w:right w:val="single" w:sz="1" w:space="0" w:color="CCCCCC"/>
+              <w:top w:val="single" w:sz="1" w:space="0" w:color="AAAAAA"/>
+              <w:left w:val="single" w:sz="1" w:space="0" w:color="AAAAAA"/>
+              <w:bottom w:val="single" w:sz="1" w:space="0" w:color="AAAAAA"/>
+              <w:right w:val="single" w:sz="1" w:space="0" w:color="AAAAAA"/>
             </w:tcBorders>
             <w:tcMar>
               <w:top w:w="60" w:type="dxa"/>
@@ -6304,10 +6430,10 @@
           <w:tcPr>
             <w:tcW w:w="1800" w:type="dxa"/>
             <w:tcBorders>
-              <w:top w:val="single" w:sz="1" w:space="0" w:color="CCCCCC"/>
-              <w:left w:val="single" w:sz="1" w:space="0" w:color="CCCCCC"/>
-              <w:bottom w:val="single" w:sz="1" w:space="0" w:color="CCCCCC"/>
-              <w:right w:val="single" w:sz="1" w:space="0" w:color="CCCCCC"/>
+              <w:top w:val="single" w:sz="1" w:space="0" w:color="AAAAAA"/>
+              <w:left w:val="single" w:sz="1" w:space="0" w:color="AAAAAA"/>
+              <w:bottom w:val="single" w:sz="1" w:space="0" w:color="AAAAAA"/>
+              <w:right w:val="single" w:sz="1" w:space="0" w:color="AAAAAA"/>
             </w:tcBorders>
             <w:tcMar>
               <w:top w:w="60" w:type="dxa"/>
@@ -6384,12 +6510,12 @@
         </w:tc>
         <w:tc>
           <w:tcPr>
-            <w:tcW w:w="1000" w:type="dxa"/>
-            <w:tcBorders>
-              <w:top w:val="single" w:sz="1" w:space="0" w:color="CCCCCC"/>
-              <w:left w:val="single" w:sz="1" w:space="0" w:color="CCCCCC"/>
-              <w:bottom w:val="single" w:sz="1" w:space="0" w:color="CCCCCC"/>
-              <w:right w:val="single" w:sz="1" w:space="0" w:color="CCCCCC"/>
+            <w:tcW w:w="560" w:type="dxa"/>
+            <w:tcBorders>
+              <w:top w:val="single" w:sz="1" w:space="0" w:color="AAAAAA"/>
+              <w:left w:val="single" w:sz="1" w:space="0" w:color="AAAAAA"/>
+              <w:bottom w:val="single" w:sz="1" w:space="0" w:color="AAAAAA"/>
+              <w:right w:val="single" w:sz="1" w:space="0" w:color="AAAAAA"/>
             </w:tcBorders>
             <w:tcMar>
               <w:top w:w="60" w:type="dxa"/>
@@ -6420,10 +6546,10 @@
           <w:tcPr>
             <w:tcW w:w="700" w:type="dxa"/>
             <w:tcBorders>
-              <w:top w:val="single" w:sz="1" w:space="0" w:color="CCCCCC"/>
-              <w:left w:val="single" w:sz="1" w:space="0" w:color="CCCCCC"/>
-              <w:bottom w:val="single" w:sz="1" w:space="0" w:color="CCCCCC"/>
-              <w:right w:val="single" w:sz="1" w:space="0" w:color="CCCCCC"/>
+              <w:top w:val="single" w:sz="1" w:space="0" w:color="AAAAAA"/>
+              <w:left w:val="single" w:sz="1" w:space="0" w:color="AAAAAA"/>
+              <w:bottom w:val="single" w:sz="1" w:space="0" w:color="AAAAAA"/>
+              <w:right w:val="single" w:sz="1" w:space="0" w:color="AAAAAA"/>
             </w:tcBorders>
             <w:tcMar>
               <w:top w:w="60" w:type="dxa"/>
@@ -6446,10 +6572,10 @@
           <w:tcPr>
             <w:tcW w:w="2200" w:type="dxa"/>
             <w:tcBorders>
-              <w:top w:val="single" w:sz="1" w:space="0" w:color="CCCCCC"/>
-              <w:left w:val="single" w:sz="1" w:space="0" w:color="CCCCCC"/>
-              <w:bottom w:val="single" w:sz="1" w:space="0" w:color="CCCCCC"/>
-              <w:right w:val="single" w:sz="1" w:space="0" w:color="CCCCCC"/>
+              <w:top w:val="single" w:sz="1" w:space="0" w:color="AAAAAA"/>
+              <w:left w:val="single" w:sz="1" w:space="0" w:color="AAAAAA"/>
+              <w:bottom w:val="single" w:sz="1" w:space="0" w:color="AAAAAA"/>
+              <w:right w:val="single" w:sz="1" w:space="0" w:color="AAAAAA"/>
             </w:tcBorders>
             <w:tcMar>
               <w:top w:w="60" w:type="dxa"/>
@@ -6500,25 +6626,25 @@
           <w:tcPr>
             <w:tcW w:w="3100" w:type="dxa"/>
             <w:tcBorders>
-              <w:top w:val="single" w:sz="1" w:space="0" w:color="CCCCCC"/>
-              <w:left w:val="single" w:sz="1" w:space="0" w:color="CCCCCC"/>
-              <w:bottom w:val="single" w:sz="1" w:space="0" w:color="CCCCCC"/>
-              <w:right w:val="single" w:sz="1" w:space="0" w:color="CCCCCC"/>
-            </w:tcBorders>
-            <w:tcMar>
-              <w:top w:w="60" w:type="dxa"/>
-              <w:left w:w="80" w:type="dxa"/>
-              <w:bottom w:w="60" w:type="dxa"/>
-              <w:right w:w="80" w:type="dxa"/>
-            </w:tcMar>
-          </w:tcPr>
-          <w:p>
-            <w:r>
-              <w:rPr>
-                <w:sz w:val="20"/>
-                <w:szCs w:val="20"/>
-              </w:rPr>
-              <w:t>Tick → PAID, ghi ngày n</w:t>
+              <w:top w:val="single" w:sz="1" w:space="0" w:color="AAAAAA"/>
+              <w:left w:val="single" w:sz="1" w:space="0" w:color="AAAAAA"/>
+              <w:bottom w:val="single" w:sz="1" w:space="0" w:color="AAAAAA"/>
+              <w:right w:val="single" w:sz="1" w:space="0" w:color="AAAAAA"/>
+            </w:tcBorders>
+            <w:tcMar>
+              <w:top w:w="60" w:type="dxa"/>
+              <w:left w:w="80" w:type="dxa"/>
+              <w:bottom w:w="60" w:type="dxa"/>
+              <w:right w:w="80" w:type="dxa"/>
+            </w:tcMar>
+          </w:tcPr>
+          <w:p>
+            <w:r>
+              <w:rPr>
+                <w:sz w:val="20"/>
+                <w:szCs w:val="20"/>
+              </w:rPr>
+              <w:t>Tick -&gt; PAID, ghi ngày n</w:t>
             </w:r>
             <w:r>
               <w:rPr>
@@ -6568,10 +6694,10 @@
           <w:tcPr>
             <w:tcW w:w="1800" w:type="dxa"/>
             <w:tcBorders>
-              <w:top w:val="single" w:sz="1" w:space="0" w:color="CCCCCC"/>
-              <w:left w:val="single" w:sz="1" w:space="0" w:color="CCCCCC"/>
-              <w:bottom w:val="single" w:sz="1" w:space="0" w:color="CCCCCC"/>
-              <w:right w:val="single" w:sz="1" w:space="0" w:color="CCCCCC"/>
+              <w:top w:val="single" w:sz="1" w:space="0" w:color="AAAAAA"/>
+              <w:left w:val="single" w:sz="1" w:space="0" w:color="AAAAAA"/>
+              <w:bottom w:val="single" w:sz="1" w:space="0" w:color="AAAAAA"/>
+              <w:right w:val="single" w:sz="1" w:space="0" w:color="AAAAAA"/>
             </w:tcBorders>
             <w:tcMar>
               <w:top w:w="60" w:type="dxa"/>
@@ -6634,12 +6760,12 @@
         </w:tc>
         <w:tc>
           <w:tcPr>
-            <w:tcW w:w="1000" w:type="dxa"/>
-            <w:tcBorders>
-              <w:top w:val="single" w:sz="1" w:space="0" w:color="CCCCCC"/>
-              <w:left w:val="single" w:sz="1" w:space="0" w:color="CCCCCC"/>
-              <w:bottom w:val="single" w:sz="1" w:space="0" w:color="CCCCCC"/>
-              <w:right w:val="single" w:sz="1" w:space="0" w:color="CCCCCC"/>
+            <w:tcW w:w="560" w:type="dxa"/>
+            <w:tcBorders>
+              <w:top w:val="single" w:sz="1" w:space="0" w:color="AAAAAA"/>
+              <w:left w:val="single" w:sz="1" w:space="0" w:color="AAAAAA"/>
+              <w:bottom w:val="single" w:sz="1" w:space="0" w:color="AAAAAA"/>
+              <w:right w:val="single" w:sz="1" w:space="0" w:color="AAAAAA"/>
             </w:tcBorders>
             <w:tcMar>
               <w:top w:w="60" w:type="dxa"/>
@@ -6670,10 +6796,10 @@
           <w:tcPr>
             <w:tcW w:w="700" w:type="dxa"/>
             <w:tcBorders>
-              <w:top w:val="single" w:sz="1" w:space="0" w:color="CCCCCC"/>
-              <w:left w:val="single" w:sz="1" w:space="0" w:color="CCCCCC"/>
-              <w:bottom w:val="single" w:sz="1" w:space="0" w:color="CCCCCC"/>
-              <w:right w:val="single" w:sz="1" w:space="0" w:color="CCCCCC"/>
+              <w:top w:val="single" w:sz="1" w:space="0" w:color="AAAAAA"/>
+              <w:left w:val="single" w:sz="1" w:space="0" w:color="AAAAAA"/>
+              <w:bottom w:val="single" w:sz="1" w:space="0" w:color="AAAAAA"/>
+              <w:right w:val="single" w:sz="1" w:space="0" w:color="AAAAAA"/>
             </w:tcBorders>
             <w:tcMar>
               <w:top w:w="60" w:type="dxa"/>
@@ -6696,39 +6822,39 @@
           <w:tcPr>
             <w:tcW w:w="2200" w:type="dxa"/>
             <w:tcBorders>
-              <w:top w:val="single" w:sz="1" w:space="0" w:color="CCCCCC"/>
-              <w:left w:val="single" w:sz="1" w:space="0" w:color="CCCCCC"/>
-              <w:bottom w:val="single" w:sz="1" w:space="0" w:color="CCCCCC"/>
-              <w:right w:val="single" w:sz="1" w:space="0" w:color="CCCCCC"/>
-            </w:tcBorders>
-            <w:tcMar>
-              <w:top w:w="60" w:type="dxa"/>
-              <w:left w:w="80" w:type="dxa"/>
-              <w:bottom w:w="60" w:type="dxa"/>
-              <w:right w:w="80" w:type="dxa"/>
-            </w:tcMar>
-          </w:tcPr>
-          <w:p>
-            <w:r>
-              <w:rPr>
-                <w:sz w:val="20"/>
-                <w:szCs w:val="20"/>
-              </w:rPr>
-              <w:t>Hu</w:t>
-            </w:r>
-            <w:r>
-              <w:rPr>
-                <w:sz w:val="20"/>
-                <w:szCs w:val="20"/>
-              </w:rPr>
-              <w:t>ỷ</w:t>
-            </w:r>
-            <w:r>
-              <w:rPr>
-                <w:sz w:val="20"/>
-                <w:szCs w:val="20"/>
-              </w:rPr>
-              <w:t xml:space="preserve"> xác nh</w:t>
+              <w:top w:val="single" w:sz="1" w:space="0" w:color="AAAAAA"/>
+              <w:left w:val="single" w:sz="1" w:space="0" w:color="AAAAAA"/>
+              <w:bottom w:val="single" w:sz="1" w:space="0" w:color="AAAAAA"/>
+              <w:right w:val="single" w:sz="1" w:space="0" w:color="AAAAAA"/>
+            </w:tcBorders>
+            <w:tcMar>
+              <w:top w:w="60" w:type="dxa"/>
+              <w:left w:w="80" w:type="dxa"/>
+              <w:bottom w:w="60" w:type="dxa"/>
+              <w:right w:w="80" w:type="dxa"/>
+            </w:tcMar>
+          </w:tcPr>
+          <w:p>
+            <w:r>
+              <w:rPr>
+                <w:sz w:val="20"/>
+                <w:szCs w:val="20"/>
+              </w:rPr>
+              <w:t>H</w:t>
+            </w:r>
+            <w:r>
+              <w:rPr>
+                <w:sz w:val="20"/>
+                <w:szCs w:val="20"/>
+              </w:rPr>
+              <w:t>ủ</w:t>
+            </w:r>
+            <w:r>
+              <w:rPr>
+                <w:sz w:val="20"/>
+                <w:szCs w:val="20"/>
+              </w:rPr>
+              <w:t>y xác nh</w:t>
             </w:r>
             <w:r>
               <w:rPr>
@@ -6750,10 +6876,10 @@
           <w:tcPr>
             <w:tcW w:w="3100" w:type="dxa"/>
             <w:tcBorders>
-              <w:top w:val="single" w:sz="1" w:space="0" w:color="CCCCCC"/>
-              <w:left w:val="single" w:sz="1" w:space="0" w:color="CCCCCC"/>
-              <w:bottom w:val="single" w:sz="1" w:space="0" w:color="CCCCCC"/>
-              <w:right w:val="single" w:sz="1" w:space="0" w:color="CCCCCC"/>
+              <w:top w:val="single" w:sz="1" w:space="0" w:color="AAAAAA"/>
+              <w:left w:val="single" w:sz="1" w:space="0" w:color="AAAAAA"/>
+              <w:bottom w:val="single" w:sz="1" w:space="0" w:color="AAAAAA"/>
+              <w:right w:val="single" w:sz="1" w:space="0" w:color="AAAAAA"/>
             </w:tcBorders>
             <w:tcMar>
               <w:top w:w="60" w:type="dxa"/>
@@ -6782,7 +6908,7 @@
                 <w:sz w:val="20"/>
                 <w:szCs w:val="20"/>
               </w:rPr>
-              <w:t xml:space="preserve"> tick → confirm dialog → UNPAID</w:t>
+              <w:t xml:space="preserve"> tick -&gt; confirm dialog -&gt; UNPAID</w:t>
             </w:r>
           </w:p>
         </w:tc>
@@ -6790,10 +6916,10 @@
           <w:tcPr>
             <w:tcW w:w="1800" w:type="dxa"/>
             <w:tcBorders>
-              <w:top w:val="single" w:sz="1" w:space="0" w:color="CCCCCC"/>
-              <w:left w:val="single" w:sz="1" w:space="0" w:color="CCCCCC"/>
-              <w:bottom w:val="single" w:sz="1" w:space="0" w:color="CCCCCC"/>
-              <w:right w:val="single" w:sz="1" w:space="0" w:color="CCCCCC"/>
+              <w:top w:val="single" w:sz="1" w:space="0" w:color="AAAAAA"/>
+              <w:left w:val="single" w:sz="1" w:space="0" w:color="AAAAAA"/>
+              <w:bottom w:val="single" w:sz="1" w:space="0" w:color="AAAAAA"/>
+              <w:right w:val="single" w:sz="1" w:space="0" w:color="AAAAAA"/>
             </w:tcBorders>
             <w:tcMar>
               <w:top w:w="60" w:type="dxa"/>
@@ -6822,32 +6948,32 @@
                 <w:sz w:val="20"/>
                 <w:szCs w:val="20"/>
               </w:rPr>
-              <w:t>c khi hu</w:t>
-            </w:r>
-            <w:r>
-              <w:rPr>
-                <w:sz w:val="20"/>
-                <w:szCs w:val="20"/>
-              </w:rPr>
-              <w:t>ỷ</w:t>
-            </w:r>
-            <w:r>
-              <w:rPr>
-                <w:sz w:val="20"/>
-                <w:szCs w:val="20"/>
-              </w:rPr>
-              <w:t>.</w:t>
-            </w:r>
-          </w:p>
-        </w:tc>
-        <w:tc>
-          <w:tcPr>
-            <w:tcW w:w="1000" w:type="dxa"/>
-            <w:tcBorders>
-              <w:top w:val="single" w:sz="1" w:space="0" w:color="CCCCCC"/>
-              <w:left w:val="single" w:sz="1" w:space="0" w:color="CCCCCC"/>
-              <w:bottom w:val="single" w:sz="1" w:space="0" w:color="CCCCCC"/>
-              <w:right w:val="single" w:sz="1" w:space="0" w:color="CCCCCC"/>
+              <w:t>c khi h</w:t>
+            </w:r>
+            <w:r>
+              <w:rPr>
+                <w:sz w:val="20"/>
+                <w:szCs w:val="20"/>
+              </w:rPr>
+              <w:t>ủ</w:t>
+            </w:r>
+            <w:r>
+              <w:rPr>
+                <w:sz w:val="20"/>
+                <w:szCs w:val="20"/>
+              </w:rPr>
+              <w:t>y.</w:t>
+            </w:r>
+          </w:p>
+        </w:tc>
+        <w:tc>
+          <w:tcPr>
+            <w:tcW w:w="560" w:type="dxa"/>
+            <w:tcBorders>
+              <w:top w:val="single" w:sz="1" w:space="0" w:color="AAAAAA"/>
+              <w:left w:val="single" w:sz="1" w:space="0" w:color="AAAAAA"/>
+              <w:bottom w:val="single" w:sz="1" w:space="0" w:color="AAAAAA"/>
+              <w:right w:val="single" w:sz="1" w:space="0" w:color="AAAAAA"/>
             </w:tcBorders>
             <w:tcMar>
               <w:top w:w="60" w:type="dxa"/>
@@ -6878,10 +7004,10 @@
           <w:tcPr>
             <w:tcW w:w="700" w:type="dxa"/>
             <w:tcBorders>
-              <w:top w:val="single" w:sz="1" w:space="0" w:color="CCCCCC"/>
-              <w:left w:val="single" w:sz="1" w:space="0" w:color="CCCCCC"/>
-              <w:bottom w:val="single" w:sz="1" w:space="0" w:color="CCCCCC"/>
-              <w:right w:val="single" w:sz="1" w:space="0" w:color="CCCCCC"/>
+              <w:top w:val="single" w:sz="1" w:space="0" w:color="AAAAAA"/>
+              <w:left w:val="single" w:sz="1" w:space="0" w:color="AAAAAA"/>
+              <w:bottom w:val="single" w:sz="1" w:space="0" w:color="AAAAAA"/>
+              <w:right w:val="single" w:sz="1" w:space="0" w:color="AAAAAA"/>
             </w:tcBorders>
             <w:tcMar>
               <w:top w:w="60" w:type="dxa"/>
@@ -6904,10 +7030,10 @@
           <w:tcPr>
             <w:tcW w:w="2200" w:type="dxa"/>
             <w:tcBorders>
-              <w:top w:val="single" w:sz="1" w:space="0" w:color="CCCCCC"/>
-              <w:left w:val="single" w:sz="1" w:space="0" w:color="CCCCCC"/>
-              <w:bottom w:val="single" w:sz="1" w:space="0" w:color="CCCCCC"/>
-              <w:right w:val="single" w:sz="1" w:space="0" w:color="CCCCCC"/>
+              <w:top w:val="single" w:sz="1" w:space="0" w:color="AAAAAA"/>
+              <w:left w:val="single" w:sz="1" w:space="0" w:color="AAAAAA"/>
+              <w:bottom w:val="single" w:sz="1" w:space="0" w:color="AAAAAA"/>
+              <w:right w:val="single" w:sz="1" w:space="0" w:color="AAAAAA"/>
             </w:tcBorders>
             <w:tcMar>
               <w:top w:w="60" w:type="dxa"/>
@@ -6972,10 +7098,10 @@
           <w:tcPr>
             <w:tcW w:w="3100" w:type="dxa"/>
             <w:tcBorders>
-              <w:top w:val="single" w:sz="1" w:space="0" w:color="CCCCCC"/>
-              <w:left w:val="single" w:sz="1" w:space="0" w:color="CCCCCC"/>
-              <w:bottom w:val="single" w:sz="1" w:space="0" w:color="CCCCCC"/>
-              <w:right w:val="single" w:sz="1" w:space="0" w:color="CCCCCC"/>
+              <w:top w:val="single" w:sz="1" w:space="0" w:color="AAAAAA"/>
+              <w:left w:val="single" w:sz="1" w:space="0" w:color="AAAAAA"/>
+              <w:bottom w:val="single" w:sz="1" w:space="0" w:color="AAAAAA"/>
+              <w:right w:val="single" w:sz="1" w:space="0" w:color="AAAAAA"/>
             </w:tcBorders>
             <w:tcMar>
               <w:top w:w="60" w:type="dxa"/>
@@ -7012,10 +7138,10 @@
           <w:tcPr>
             <w:tcW w:w="1800" w:type="dxa"/>
             <w:tcBorders>
-              <w:top w:val="single" w:sz="1" w:space="0" w:color="CCCCCC"/>
-              <w:left w:val="single" w:sz="1" w:space="0" w:color="CCCCCC"/>
-              <w:bottom w:val="single" w:sz="1" w:space="0" w:color="CCCCCC"/>
-              <w:right w:val="single" w:sz="1" w:space="0" w:color="CCCCCC"/>
+              <w:top w:val="single" w:sz="1" w:space="0" w:color="AAAAAA"/>
+              <w:left w:val="single" w:sz="1" w:space="0" w:color="AAAAAA"/>
+              <w:bottom w:val="single" w:sz="1" w:space="0" w:color="AAAAAA"/>
+              <w:right w:val="single" w:sz="1" w:space="0" w:color="AAAAAA"/>
             </w:tcBorders>
             <w:tcMar>
               <w:top w:w="60" w:type="dxa"/>
@@ -7064,12 +7190,12 @@
         </w:tc>
         <w:tc>
           <w:tcPr>
-            <w:tcW w:w="1000" w:type="dxa"/>
-            <w:tcBorders>
-              <w:top w:val="single" w:sz="1" w:space="0" w:color="CCCCCC"/>
-              <w:left w:val="single" w:sz="1" w:space="0" w:color="CCCCCC"/>
-              <w:bottom w:val="single" w:sz="1" w:space="0" w:color="CCCCCC"/>
-              <w:right w:val="single" w:sz="1" w:space="0" w:color="CCCCCC"/>
+            <w:tcW w:w="560" w:type="dxa"/>
+            <w:tcBorders>
+              <w:top w:val="single" w:sz="1" w:space="0" w:color="AAAAAA"/>
+              <w:left w:val="single" w:sz="1" w:space="0" w:color="AAAAAA"/>
+              <w:bottom w:val="single" w:sz="1" w:space="0" w:color="AAAAAA"/>
+              <w:right w:val="single" w:sz="1" w:space="0" w:color="AAAAAA"/>
             </w:tcBorders>
             <w:tcMar>
               <w:top w:w="60" w:type="dxa"/>
@@ -7092,8 +7218,11 @@
     </w:tbl>
     <w:p>
       <w:pPr>
-        <w:spacing w:before="30" w:after="30"/>
+        <w:spacing w:before="20" w:after="20"/>
       </w:pPr>
+      <w:r>
+        <w:t xml:space="preserve"> </w:t>
+      </w:r>
     </w:p>
     <w:p>
       <w:pPr>
@@ -7105,12 +7234,15 @@
     </w:p>
     <w:p>
       <w:pPr>
-        <w:spacing w:before="30" w:after="30"/>
+        <w:spacing w:before="20" w:after="20"/>
       </w:pPr>
+      <w:r>
+        <w:t xml:space="preserve"> </w:t>
+      </w:r>
     </w:p>
     <w:tbl>
       <w:tblPr>
-        <w:tblW w:w="8800" w:type="dxa"/>
+        <w:tblW w:w="8360" w:type="dxa"/>
         <w:tblBorders>
           <w:top w:val="single" w:sz="4" w:space="0" w:color="auto"/>
           <w:left w:val="single" w:sz="4" w:space="0" w:color="auto"/>
@@ -7126,11 +7258,11 @@
         <w:tblLook w:val="04A0" w:firstRow="1" w:lastRow="0" w:firstColumn="1" w:lastColumn="0" w:noHBand="0" w:noVBand="1"/>
       </w:tblPr>
       <w:tblGrid>
-        <w:gridCol w:w="700"/>
-        <w:gridCol w:w="2200"/>
-        <w:gridCol w:w="3100"/>
-        <w:gridCol w:w="1800"/>
-        <w:gridCol w:w="1000"/>
+        <w:gridCol w:w="698"/>
+        <w:gridCol w:w="2191"/>
+        <w:gridCol w:w="3085"/>
+        <w:gridCol w:w="1792"/>
+        <w:gridCol w:w="594"/>
       </w:tblGrid>
       <w:tr>
         <w:tblPrEx>
@@ -7146,11 +7278,12 @@
           <w:tcPr>
             <w:tcW w:w="700" w:type="dxa"/>
             <w:tcBorders>
-              <w:top w:val="single" w:sz="1" w:space="0" w:color="CCCCCC"/>
-              <w:left w:val="single" w:sz="1" w:space="0" w:color="CCCCCC"/>
-              <w:bottom w:val="single" w:sz="1" w:space="0" w:color="CCCCCC"/>
-              <w:right w:val="single" w:sz="1" w:space="0" w:color="CCCCCC"/>
-            </w:tcBorders>
+              <w:top w:val="single" w:sz="1" w:space="0" w:color="AAAAAA"/>
+              <w:left w:val="single" w:sz="1" w:space="0" w:color="AAAAAA"/>
+              <w:bottom w:val="single" w:sz="1" w:space="0" w:color="AAAAAA"/>
+              <w:right w:val="single" w:sz="1" w:space="0" w:color="AAAAAA"/>
+            </w:tcBorders>
+            <w:shd w:val="clear" w:color="auto" w:fill="EEEEEE"/>
             <w:tcMar>
               <w:top w:w="60" w:type="dxa"/>
               <w:left w:w="80" w:type="dxa"/>
@@ -7174,11 +7307,12 @@
           <w:tcPr>
             <w:tcW w:w="2200" w:type="dxa"/>
             <w:tcBorders>
-              <w:top w:val="single" w:sz="1" w:space="0" w:color="CCCCCC"/>
-              <w:left w:val="single" w:sz="1" w:space="0" w:color="CCCCCC"/>
-              <w:bottom w:val="single" w:sz="1" w:space="0" w:color="CCCCCC"/>
-              <w:right w:val="single" w:sz="1" w:space="0" w:color="CCCCCC"/>
-            </w:tcBorders>
+              <w:top w:val="single" w:sz="1" w:space="0" w:color="AAAAAA"/>
+              <w:left w:val="single" w:sz="1" w:space="0" w:color="AAAAAA"/>
+              <w:bottom w:val="single" w:sz="1" w:space="0" w:color="AAAAAA"/>
+              <w:right w:val="single" w:sz="1" w:space="0" w:color="AAAAAA"/>
+            </w:tcBorders>
+            <w:shd w:val="clear" w:color="auto" w:fill="EEEEEE"/>
             <w:tcMar>
               <w:top w:w="60" w:type="dxa"/>
               <w:left w:w="80" w:type="dxa"/>
@@ -7202,11 +7336,12 @@
           <w:tcPr>
             <w:tcW w:w="3100" w:type="dxa"/>
             <w:tcBorders>
-              <w:top w:val="single" w:sz="1" w:space="0" w:color="CCCCCC"/>
-              <w:left w:val="single" w:sz="1" w:space="0" w:color="CCCCCC"/>
-              <w:bottom w:val="single" w:sz="1" w:space="0" w:color="CCCCCC"/>
-              <w:right w:val="single" w:sz="1" w:space="0" w:color="CCCCCC"/>
-            </w:tcBorders>
+              <w:top w:val="single" w:sz="1" w:space="0" w:color="AAAAAA"/>
+              <w:left w:val="single" w:sz="1" w:space="0" w:color="AAAAAA"/>
+              <w:bottom w:val="single" w:sz="1" w:space="0" w:color="AAAAAA"/>
+              <w:right w:val="single" w:sz="1" w:space="0" w:color="AAAAAA"/>
+            </w:tcBorders>
+            <w:shd w:val="clear" w:color="auto" w:fill="EEEEEE"/>
             <w:tcMar>
               <w:top w:w="60" w:type="dxa"/>
               <w:left w:w="80" w:type="dxa"/>
@@ -7239,11 +7374,12 @@
           <w:tcPr>
             <w:tcW w:w="1800" w:type="dxa"/>
             <w:tcBorders>
-              <w:top w:val="single" w:sz="1" w:space="0" w:color="CCCCCC"/>
-              <w:left w:val="single" w:sz="1" w:space="0" w:color="CCCCCC"/>
-              <w:bottom w:val="single" w:sz="1" w:space="0" w:color="CCCCCC"/>
-              <w:right w:val="single" w:sz="1" w:space="0" w:color="CCCCCC"/>
-            </w:tcBorders>
+              <w:top w:val="single" w:sz="1" w:space="0" w:color="AAAAAA"/>
+              <w:left w:val="single" w:sz="1" w:space="0" w:color="AAAAAA"/>
+              <w:bottom w:val="single" w:sz="1" w:space="0" w:color="AAAAAA"/>
+              <w:right w:val="single" w:sz="1" w:space="0" w:color="AAAAAA"/>
+            </w:tcBorders>
+            <w:shd w:val="clear" w:color="auto" w:fill="EEEEEE"/>
             <w:tcMar>
               <w:top w:w="60" w:type="dxa"/>
               <w:left w:w="80" w:type="dxa"/>
@@ -7337,13 +7473,14 @@
         </w:tc>
         <w:tc>
           <w:tcPr>
-            <w:tcW w:w="1000" w:type="dxa"/>
-            <w:tcBorders>
-              <w:top w:val="single" w:sz="1" w:space="0" w:color="CCCCCC"/>
-              <w:left w:val="single" w:sz="1" w:space="0" w:color="CCCCCC"/>
-              <w:bottom w:val="single" w:sz="1" w:space="0" w:color="CCCCCC"/>
-              <w:right w:val="single" w:sz="1" w:space="0" w:color="CCCCCC"/>
-            </w:tcBorders>
+            <w:tcW w:w="560" w:type="dxa"/>
+            <w:tcBorders>
+              <w:top w:val="single" w:sz="1" w:space="0" w:color="AAAAAA"/>
+              <w:left w:val="single" w:sz="1" w:space="0" w:color="AAAAAA"/>
+              <w:bottom w:val="single" w:sz="1" w:space="0" w:color="AAAAAA"/>
+              <w:right w:val="single" w:sz="1" w:space="0" w:color="AAAAAA"/>
+            </w:tcBorders>
+            <w:shd w:val="clear" w:color="auto" w:fill="EEEEEE"/>
             <w:tcMar>
               <w:top w:w="60" w:type="dxa"/>
               <w:left w:w="80" w:type="dxa"/>
@@ -7375,10 +7512,10 @@
           <w:tcPr>
             <w:tcW w:w="700" w:type="dxa"/>
             <w:tcBorders>
-              <w:top w:val="single" w:sz="1" w:space="0" w:color="CCCCCC"/>
-              <w:left w:val="single" w:sz="1" w:space="0" w:color="CCCCCC"/>
-              <w:bottom w:val="single" w:sz="1" w:space="0" w:color="CCCCCC"/>
-              <w:right w:val="single" w:sz="1" w:space="0" w:color="CCCCCC"/>
+              <w:top w:val="single" w:sz="1" w:space="0" w:color="AAAAAA"/>
+              <w:left w:val="single" w:sz="1" w:space="0" w:color="AAAAAA"/>
+              <w:bottom w:val="single" w:sz="1" w:space="0" w:color="AAAAAA"/>
+              <w:right w:val="single" w:sz="1" w:space="0" w:color="AAAAAA"/>
             </w:tcBorders>
             <w:tcMar>
               <w:top w:w="60" w:type="dxa"/>
@@ -7401,10 +7538,10 @@
           <w:tcPr>
             <w:tcW w:w="2200" w:type="dxa"/>
             <w:tcBorders>
-              <w:top w:val="single" w:sz="1" w:space="0" w:color="CCCCCC"/>
-              <w:left w:val="single" w:sz="1" w:space="0" w:color="CCCCCC"/>
-              <w:bottom w:val="single" w:sz="1" w:space="0" w:color="CCCCCC"/>
-              <w:right w:val="single" w:sz="1" w:space="0" w:color="CCCCCC"/>
+              <w:top w:val="single" w:sz="1" w:space="0" w:color="AAAAAA"/>
+              <w:left w:val="single" w:sz="1" w:space="0" w:color="AAAAAA"/>
+              <w:bottom w:val="single" w:sz="1" w:space="0" w:color="AAAAAA"/>
+              <w:right w:val="single" w:sz="1" w:space="0" w:color="AAAAAA"/>
             </w:tcBorders>
             <w:tcMar>
               <w:top w:w="60" w:type="dxa"/>
@@ -7441,10 +7578,10 @@
           <w:tcPr>
             <w:tcW w:w="3100" w:type="dxa"/>
             <w:tcBorders>
-              <w:top w:val="single" w:sz="1" w:space="0" w:color="CCCCCC"/>
-              <w:left w:val="single" w:sz="1" w:space="0" w:color="CCCCCC"/>
-              <w:bottom w:val="single" w:sz="1" w:space="0" w:color="CCCCCC"/>
-              <w:right w:val="single" w:sz="1" w:space="0" w:color="CCCCCC"/>
+              <w:top w:val="single" w:sz="1" w:space="0" w:color="AAAAAA"/>
+              <w:left w:val="single" w:sz="1" w:space="0" w:color="AAAAAA"/>
+              <w:bottom w:val="single" w:sz="1" w:space="0" w:color="AAAAAA"/>
+              <w:right w:val="single" w:sz="1" w:space="0" w:color="AAAAAA"/>
             </w:tcBorders>
             <w:tcMar>
               <w:top w:w="60" w:type="dxa"/>
@@ -7473,7 +7610,7 @@
                 <w:sz w:val="20"/>
                 <w:szCs w:val="20"/>
               </w:rPr>
-              <w:t>p theo tháng/khoá. Tên Zalo, SĐT, s</w:t>
+              <w:t>p theo tháng/khóa. Tên Zalo, SDT, s</w:t>
             </w:r>
             <w:r>
               <w:rPr>
@@ -7523,10 +7660,10 @@
           <w:tcPr>
             <w:tcW w:w="1800" w:type="dxa"/>
             <w:tcBorders>
-              <w:top w:val="single" w:sz="1" w:space="0" w:color="CCCCCC"/>
-              <w:left w:val="single" w:sz="1" w:space="0" w:color="CCCCCC"/>
-              <w:bottom w:val="single" w:sz="1" w:space="0" w:color="CCCCCC"/>
-              <w:right w:val="single" w:sz="1" w:space="0" w:color="CCCCCC"/>
+              <w:top w:val="single" w:sz="1" w:space="0" w:color="AAAAAA"/>
+              <w:left w:val="single" w:sz="1" w:space="0" w:color="AAAAAA"/>
+              <w:bottom w:val="single" w:sz="1" w:space="0" w:color="AAAAAA"/>
+              <w:right w:val="single" w:sz="1" w:space="0" w:color="AAAAAA"/>
             </w:tcBorders>
             <w:tcMar>
               <w:top w:w="60" w:type="dxa"/>
@@ -7575,12 +7712,12 @@
         </w:tc>
         <w:tc>
           <w:tcPr>
-            <w:tcW w:w="1000" w:type="dxa"/>
-            <w:tcBorders>
-              <w:top w:val="single" w:sz="1" w:space="0" w:color="CCCCCC"/>
-              <w:left w:val="single" w:sz="1" w:space="0" w:color="CCCCCC"/>
-              <w:bottom w:val="single" w:sz="1" w:space="0" w:color="CCCCCC"/>
-              <w:right w:val="single" w:sz="1" w:space="0" w:color="CCCCCC"/>
+            <w:tcW w:w="560" w:type="dxa"/>
+            <w:tcBorders>
+              <w:top w:val="single" w:sz="1" w:space="0" w:color="AAAAAA"/>
+              <w:left w:val="single" w:sz="1" w:space="0" w:color="AAAAAA"/>
+              <w:bottom w:val="single" w:sz="1" w:space="0" w:color="AAAAAA"/>
+              <w:right w:val="single" w:sz="1" w:space="0" w:color="AAAAAA"/>
             </w:tcBorders>
             <w:tcMar>
               <w:top w:w="60" w:type="dxa"/>
@@ -7611,10 +7748,10 @@
           <w:tcPr>
             <w:tcW w:w="700" w:type="dxa"/>
             <w:tcBorders>
-              <w:top w:val="single" w:sz="1" w:space="0" w:color="CCCCCC"/>
-              <w:left w:val="single" w:sz="1" w:space="0" w:color="CCCCCC"/>
-              <w:bottom w:val="single" w:sz="1" w:space="0" w:color="CCCCCC"/>
-              <w:right w:val="single" w:sz="1" w:space="0" w:color="CCCCCC"/>
+              <w:top w:val="single" w:sz="1" w:space="0" w:color="AAAAAA"/>
+              <w:left w:val="single" w:sz="1" w:space="0" w:color="AAAAAA"/>
+              <w:bottom w:val="single" w:sz="1" w:space="0" w:color="AAAAAA"/>
+              <w:right w:val="single" w:sz="1" w:space="0" w:color="AAAAAA"/>
             </w:tcBorders>
             <w:tcMar>
               <w:top w:w="60" w:type="dxa"/>
@@ -7637,10 +7774,10 @@
           <w:tcPr>
             <w:tcW w:w="2200" w:type="dxa"/>
             <w:tcBorders>
-              <w:top w:val="single" w:sz="1" w:space="0" w:color="CCCCCC"/>
-              <w:left w:val="single" w:sz="1" w:space="0" w:color="CCCCCC"/>
-              <w:bottom w:val="single" w:sz="1" w:space="0" w:color="CCCCCC"/>
-              <w:right w:val="single" w:sz="1" w:space="0" w:color="CCCCCC"/>
+              <w:top w:val="single" w:sz="1" w:space="0" w:color="AAAAAA"/>
+              <w:left w:val="single" w:sz="1" w:space="0" w:color="AAAAAA"/>
+              <w:bottom w:val="single" w:sz="1" w:space="0" w:color="AAAAAA"/>
+              <w:right w:val="single" w:sz="1" w:space="0" w:color="AAAAAA"/>
             </w:tcBorders>
             <w:tcMar>
               <w:top w:w="60" w:type="dxa"/>
@@ -7677,10 +7814,10 @@
           <w:tcPr>
             <w:tcW w:w="3100" w:type="dxa"/>
             <w:tcBorders>
-              <w:top w:val="single" w:sz="1" w:space="0" w:color="CCCCCC"/>
-              <w:left w:val="single" w:sz="1" w:space="0" w:color="CCCCCC"/>
-              <w:bottom w:val="single" w:sz="1" w:space="0" w:color="CCCCCC"/>
-              <w:right w:val="single" w:sz="1" w:space="0" w:color="CCCCCC"/>
+              <w:top w:val="single" w:sz="1" w:space="0" w:color="AAAAAA"/>
+              <w:left w:val="single" w:sz="1" w:space="0" w:color="AAAAAA"/>
+              <w:bottom w:val="single" w:sz="1" w:space="0" w:color="AAAAAA"/>
+              <w:right w:val="single" w:sz="1" w:space="0" w:color="AAAAAA"/>
             </w:tcBorders>
             <w:tcMar>
               <w:top w:w="60" w:type="dxa"/>
@@ -7759,10 +7896,10 @@
           <w:tcPr>
             <w:tcW w:w="1800" w:type="dxa"/>
             <w:tcBorders>
-              <w:top w:val="single" w:sz="1" w:space="0" w:color="CCCCCC"/>
-              <w:left w:val="single" w:sz="1" w:space="0" w:color="CCCCCC"/>
-              <w:bottom w:val="single" w:sz="1" w:space="0" w:color="CCCCCC"/>
-              <w:right w:val="single" w:sz="1" w:space="0" w:color="CCCCCC"/>
+              <w:top w:val="single" w:sz="1" w:space="0" w:color="AAAAAA"/>
+              <w:left w:val="single" w:sz="1" w:space="0" w:color="AAAAAA"/>
+              <w:bottom w:val="single" w:sz="1" w:space="0" w:color="AAAAAA"/>
+              <w:right w:val="single" w:sz="1" w:space="0" w:color="AAAAAA"/>
             </w:tcBorders>
             <w:tcMar>
               <w:top w:w="60" w:type="dxa"/>
@@ -7811,12 +7948,12 @@
         </w:tc>
         <w:tc>
           <w:tcPr>
-            <w:tcW w:w="1000" w:type="dxa"/>
-            <w:tcBorders>
-              <w:top w:val="single" w:sz="1" w:space="0" w:color="CCCCCC"/>
-              <w:left w:val="single" w:sz="1" w:space="0" w:color="CCCCCC"/>
-              <w:bottom w:val="single" w:sz="1" w:space="0" w:color="CCCCCC"/>
-              <w:right w:val="single" w:sz="1" w:space="0" w:color="CCCCCC"/>
+            <w:tcW w:w="560" w:type="dxa"/>
+            <w:tcBorders>
+              <w:top w:val="single" w:sz="1" w:space="0" w:color="AAAAAA"/>
+              <w:left w:val="single" w:sz="1" w:space="0" w:color="AAAAAA"/>
+              <w:bottom w:val="single" w:sz="1" w:space="0" w:color="AAAAAA"/>
+              <w:right w:val="single" w:sz="1" w:space="0" w:color="AAAAAA"/>
             </w:tcBorders>
             <w:tcMar>
               <w:top w:w="60" w:type="dxa"/>
@@ -7847,10 +7984,10 @@
           <w:tcPr>
             <w:tcW w:w="700" w:type="dxa"/>
             <w:tcBorders>
-              <w:top w:val="single" w:sz="1" w:space="0" w:color="CCCCCC"/>
-              <w:left w:val="single" w:sz="1" w:space="0" w:color="CCCCCC"/>
-              <w:bottom w:val="single" w:sz="1" w:space="0" w:color="CCCCCC"/>
-              <w:right w:val="single" w:sz="1" w:space="0" w:color="CCCCCC"/>
+              <w:top w:val="single" w:sz="1" w:space="0" w:color="AAAAAA"/>
+              <w:left w:val="single" w:sz="1" w:space="0" w:color="AAAAAA"/>
+              <w:bottom w:val="single" w:sz="1" w:space="0" w:color="AAAAAA"/>
+              <w:right w:val="single" w:sz="1" w:space="0" w:color="AAAAAA"/>
             </w:tcBorders>
             <w:tcMar>
               <w:top w:w="60" w:type="dxa"/>
@@ -7873,10 +8010,10 @@
           <w:tcPr>
             <w:tcW w:w="2200" w:type="dxa"/>
             <w:tcBorders>
-              <w:top w:val="single" w:sz="1" w:space="0" w:color="CCCCCC"/>
-              <w:left w:val="single" w:sz="1" w:space="0" w:color="CCCCCC"/>
-              <w:bottom w:val="single" w:sz="1" w:space="0" w:color="CCCCCC"/>
-              <w:right w:val="single" w:sz="1" w:space="0" w:color="CCCCCC"/>
+              <w:top w:val="single" w:sz="1" w:space="0" w:color="AAAAAA"/>
+              <w:left w:val="single" w:sz="1" w:space="0" w:color="AAAAAA"/>
+              <w:bottom w:val="single" w:sz="1" w:space="0" w:color="AAAAAA"/>
+              <w:right w:val="single" w:sz="1" w:space="0" w:color="AAAAAA"/>
             </w:tcBorders>
             <w:tcMar>
               <w:top w:w="60" w:type="dxa"/>
@@ -7913,10 +8050,10 @@
           <w:tcPr>
             <w:tcW w:w="3100" w:type="dxa"/>
             <w:tcBorders>
-              <w:top w:val="single" w:sz="1" w:space="0" w:color="CCCCCC"/>
-              <w:left w:val="single" w:sz="1" w:space="0" w:color="CCCCCC"/>
-              <w:bottom w:val="single" w:sz="1" w:space="0" w:color="CCCCCC"/>
-              <w:right w:val="single" w:sz="1" w:space="0" w:color="CCCCCC"/>
+              <w:top w:val="single" w:sz="1" w:space="0" w:color="AAAAAA"/>
+              <w:left w:val="single" w:sz="1" w:space="0" w:color="AAAAAA"/>
+              <w:bottom w:val="single" w:sz="1" w:space="0" w:color="AAAAAA"/>
+              <w:right w:val="single" w:sz="1" w:space="0" w:color="AAAAAA"/>
             </w:tcBorders>
             <w:tcMar>
               <w:top w:w="60" w:type="dxa"/>
@@ -7967,10 +8104,10 @@
           <w:tcPr>
             <w:tcW w:w="1800" w:type="dxa"/>
             <w:tcBorders>
-              <w:top w:val="single" w:sz="1" w:space="0" w:color="CCCCCC"/>
-              <w:left w:val="single" w:sz="1" w:space="0" w:color="CCCCCC"/>
-              <w:bottom w:val="single" w:sz="1" w:space="0" w:color="CCCCCC"/>
-              <w:right w:val="single" w:sz="1" w:space="0" w:color="CCCCCC"/>
+              <w:top w:val="single" w:sz="1" w:space="0" w:color="AAAAAA"/>
+              <w:left w:val="single" w:sz="1" w:space="0" w:color="AAAAAA"/>
+              <w:bottom w:val="single" w:sz="1" w:space="0" w:color="AAAAAA"/>
+              <w:right w:val="single" w:sz="1" w:space="0" w:color="AAAAAA"/>
             </w:tcBorders>
             <w:tcMar>
               <w:top w:w="60" w:type="dxa"/>
@@ -8019,12 +8156,12 @@
         </w:tc>
         <w:tc>
           <w:tcPr>
-            <w:tcW w:w="1000" w:type="dxa"/>
-            <w:tcBorders>
-              <w:top w:val="single" w:sz="1" w:space="0" w:color="CCCCCC"/>
-              <w:left w:val="single" w:sz="1" w:space="0" w:color="CCCCCC"/>
-              <w:bottom w:val="single" w:sz="1" w:space="0" w:color="CCCCCC"/>
-              <w:right w:val="single" w:sz="1" w:space="0" w:color="CCCCCC"/>
+            <w:tcW w:w="560" w:type="dxa"/>
+            <w:tcBorders>
+              <w:top w:val="single" w:sz="1" w:space="0" w:color="AAAAAA"/>
+              <w:left w:val="single" w:sz="1" w:space="0" w:color="AAAAAA"/>
+              <w:bottom w:val="single" w:sz="1" w:space="0" w:color="AAAAAA"/>
+              <w:right w:val="single" w:sz="1" w:space="0" w:color="AAAAAA"/>
             </w:tcBorders>
             <w:tcMar>
               <w:top w:w="60" w:type="dxa"/>
@@ -8055,10 +8192,10 @@
           <w:tcPr>
             <w:tcW w:w="700" w:type="dxa"/>
             <w:tcBorders>
-              <w:top w:val="single" w:sz="1" w:space="0" w:color="CCCCCC"/>
-              <w:left w:val="single" w:sz="1" w:space="0" w:color="CCCCCC"/>
-              <w:bottom w:val="single" w:sz="1" w:space="0" w:color="CCCCCC"/>
-              <w:right w:val="single" w:sz="1" w:space="0" w:color="CCCCCC"/>
+              <w:top w:val="single" w:sz="1" w:space="0" w:color="AAAAAA"/>
+              <w:left w:val="single" w:sz="1" w:space="0" w:color="AAAAAA"/>
+              <w:bottom w:val="single" w:sz="1" w:space="0" w:color="AAAAAA"/>
+              <w:right w:val="single" w:sz="1" w:space="0" w:color="AAAAAA"/>
             </w:tcBorders>
             <w:tcMar>
               <w:top w:w="60" w:type="dxa"/>
@@ -8081,10 +8218,10 @@
           <w:tcPr>
             <w:tcW w:w="2200" w:type="dxa"/>
             <w:tcBorders>
-              <w:top w:val="single" w:sz="1" w:space="0" w:color="CCCCCC"/>
-              <w:left w:val="single" w:sz="1" w:space="0" w:color="CCCCCC"/>
-              <w:bottom w:val="single" w:sz="1" w:space="0" w:color="CCCCCC"/>
-              <w:right w:val="single" w:sz="1" w:space="0" w:color="CCCCCC"/>
+              <w:top w:val="single" w:sz="1" w:space="0" w:color="AAAAAA"/>
+              <w:left w:val="single" w:sz="1" w:space="0" w:color="AAAAAA"/>
+              <w:bottom w:val="single" w:sz="1" w:space="0" w:color="AAAAAA"/>
+              <w:right w:val="single" w:sz="1" w:space="0" w:color="AAAAAA"/>
             </w:tcBorders>
             <w:tcMar>
               <w:top w:w="60" w:type="dxa"/>
@@ -8121,10 +8258,10 @@
           <w:tcPr>
             <w:tcW w:w="3100" w:type="dxa"/>
             <w:tcBorders>
-              <w:top w:val="single" w:sz="1" w:space="0" w:color="CCCCCC"/>
-              <w:left w:val="single" w:sz="1" w:space="0" w:color="CCCCCC"/>
-              <w:bottom w:val="single" w:sz="1" w:space="0" w:color="CCCCCC"/>
-              <w:right w:val="single" w:sz="1" w:space="0" w:color="CCCCCC"/>
+              <w:top w:val="single" w:sz="1" w:space="0" w:color="AAAAAA"/>
+              <w:left w:val="single" w:sz="1" w:space="0" w:color="AAAAAA"/>
+              <w:bottom w:val="single" w:sz="1" w:space="0" w:color="AAAAAA"/>
+              <w:right w:val="single" w:sz="1" w:space="0" w:color="AAAAAA"/>
             </w:tcBorders>
             <w:tcMar>
               <w:top w:w="60" w:type="dxa"/>
@@ -8231,10 +8368,10 @@
           <w:tcPr>
             <w:tcW w:w="1800" w:type="dxa"/>
             <w:tcBorders>
-              <w:top w:val="single" w:sz="1" w:space="0" w:color="CCCCCC"/>
-              <w:left w:val="single" w:sz="1" w:space="0" w:color="CCCCCC"/>
-              <w:bottom w:val="single" w:sz="1" w:space="0" w:color="CCCCCC"/>
-              <w:right w:val="single" w:sz="1" w:space="0" w:color="CCCCCC"/>
+              <w:top w:val="single" w:sz="1" w:space="0" w:color="AAAAAA"/>
+              <w:left w:val="single" w:sz="1" w:space="0" w:color="AAAAAA"/>
+              <w:bottom w:val="single" w:sz="1" w:space="0" w:color="AAAAAA"/>
+              <w:right w:val="single" w:sz="1" w:space="0" w:color="AAAAAA"/>
             </w:tcBorders>
             <w:tcMar>
               <w:top w:w="60" w:type="dxa"/>
@@ -8311,12 +8448,12 @@
         </w:tc>
         <w:tc>
           <w:tcPr>
-            <w:tcW w:w="1000" w:type="dxa"/>
-            <w:tcBorders>
-              <w:top w:val="single" w:sz="1" w:space="0" w:color="CCCCCC"/>
-              <w:left w:val="single" w:sz="1" w:space="0" w:color="CCCCCC"/>
-              <w:bottom w:val="single" w:sz="1" w:space="0" w:color="CCCCCC"/>
-              <w:right w:val="single" w:sz="1" w:space="0" w:color="CCCCCC"/>
+            <w:tcW w:w="560" w:type="dxa"/>
+            <w:tcBorders>
+              <w:top w:val="single" w:sz="1" w:space="0" w:color="AAAAAA"/>
+              <w:left w:val="single" w:sz="1" w:space="0" w:color="AAAAAA"/>
+              <w:bottom w:val="single" w:sz="1" w:space="0" w:color="AAAAAA"/>
+              <w:right w:val="single" w:sz="1" w:space="0" w:color="AAAAAA"/>
             </w:tcBorders>
             <w:tcMar>
               <w:top w:w="60" w:type="dxa"/>
@@ -8339,13 +8476,20 @@
     </w:tbl>
     <w:p>
       <w:pPr>
-        <w:spacing w:before="30" w:after="30"/>
+        <w:spacing w:before="20" w:after="20"/>
       </w:pPr>
+      <w:r>
+        <w:t xml:space="preserve"> </w:t>
+      </w:r>
     </w:p>
     <w:p>
       <w:pPr>
         <w:pageBreakBefore/>
       </w:pPr>
+      <w:r>
+        <w:lastRenderedPageBreak/>
+        <w:t xml:space="preserve"> </w:t>
+      </w:r>
     </w:p>
     <w:p>
       <w:pPr>
@@ -8369,12 +8513,15 @@
     </w:p>
     <w:p>
       <w:pPr>
-        <w:spacing w:before="30" w:after="30"/>
+        <w:spacing w:before="20" w:after="20"/>
       </w:pPr>
+      <w:r>
+        <w:t xml:space="preserve"> </w:t>
+      </w:r>
     </w:p>
     <w:tbl>
       <w:tblPr>
-        <w:tblW w:w="8800" w:type="dxa"/>
+        <w:tblW w:w="9360" w:type="dxa"/>
         <w:tblBorders>
           <w:top w:val="single" w:sz="4" w:space="0" w:color="auto"/>
           <w:left w:val="single" w:sz="4" w:space="0" w:color="auto"/>
@@ -8393,7 +8540,7 @@
         <w:gridCol w:w="1600"/>
         <w:gridCol w:w="2800"/>
         <w:gridCol w:w="2400"/>
-        <w:gridCol w:w="2000"/>
+        <w:gridCol w:w="2560"/>
       </w:tblGrid>
       <w:tr>
         <w:tblPrEx>
@@ -8409,11 +8556,12 @@
           <w:tcPr>
             <w:tcW w:w="1600" w:type="dxa"/>
             <w:tcBorders>
-              <w:top w:val="single" w:sz="1" w:space="0" w:color="CCCCCC"/>
-              <w:left w:val="single" w:sz="1" w:space="0" w:color="CCCCCC"/>
-              <w:bottom w:val="single" w:sz="1" w:space="0" w:color="CCCCCC"/>
-              <w:right w:val="single" w:sz="1" w:space="0" w:color="CCCCCC"/>
-            </w:tcBorders>
+              <w:top w:val="single" w:sz="1" w:space="0" w:color="AAAAAA"/>
+              <w:left w:val="single" w:sz="1" w:space="0" w:color="AAAAAA"/>
+              <w:bottom w:val="single" w:sz="1" w:space="0" w:color="AAAAAA"/>
+              <w:right w:val="single" w:sz="1" w:space="0" w:color="AAAAAA"/>
+            </w:tcBorders>
+            <w:shd w:val="clear" w:color="auto" w:fill="EEEEEE"/>
             <w:tcMar>
               <w:top w:w="60" w:type="dxa"/>
               <w:left w:w="80" w:type="dxa"/>
@@ -8455,11 +8603,12 @@
           <w:tcPr>
             <w:tcW w:w="2800" w:type="dxa"/>
             <w:tcBorders>
-              <w:top w:val="single" w:sz="1" w:space="0" w:color="CCCCCC"/>
-              <w:left w:val="single" w:sz="1" w:space="0" w:color="CCCCCC"/>
-              <w:bottom w:val="single" w:sz="1" w:space="0" w:color="CCCCCC"/>
-              <w:right w:val="single" w:sz="1" w:space="0" w:color="CCCCCC"/>
-            </w:tcBorders>
+              <w:top w:val="single" w:sz="1" w:space="0" w:color="AAAAAA"/>
+              <w:left w:val="single" w:sz="1" w:space="0" w:color="AAAAAA"/>
+              <w:bottom w:val="single" w:sz="1" w:space="0" w:color="AAAAAA"/>
+              <w:right w:val="single" w:sz="1" w:space="0" w:color="AAAAAA"/>
+            </w:tcBorders>
+            <w:shd w:val="clear" w:color="auto" w:fill="EEEEEE"/>
             <w:tcMar>
               <w:top w:w="60" w:type="dxa"/>
               <w:left w:w="80" w:type="dxa"/>
@@ -8501,11 +8650,12 @@
           <w:tcPr>
             <w:tcW w:w="2400" w:type="dxa"/>
             <w:tcBorders>
-              <w:top w:val="single" w:sz="1" w:space="0" w:color="CCCCCC"/>
-              <w:left w:val="single" w:sz="1" w:space="0" w:color="CCCCCC"/>
-              <w:bottom w:val="single" w:sz="1" w:space="0" w:color="CCCCCC"/>
-              <w:right w:val="single" w:sz="1" w:space="0" w:color="CCCCCC"/>
-            </w:tcBorders>
+              <w:top w:val="single" w:sz="1" w:space="0" w:color="AAAAAA"/>
+              <w:left w:val="single" w:sz="1" w:space="0" w:color="AAAAAA"/>
+              <w:bottom w:val="single" w:sz="1" w:space="0" w:color="AAAAAA"/>
+              <w:right w:val="single" w:sz="1" w:space="0" w:color="AAAAAA"/>
+            </w:tcBorders>
+            <w:shd w:val="clear" w:color="auto" w:fill="EEEEEE"/>
             <w:tcMar>
               <w:top w:w="60" w:type="dxa"/>
               <w:left w:w="80" w:type="dxa"/>
@@ -8554,13 +8704,14 @@
         </w:tc>
         <w:tc>
           <w:tcPr>
-            <w:tcW w:w="2000" w:type="dxa"/>
-            <w:tcBorders>
-              <w:top w:val="single" w:sz="1" w:space="0" w:color="CCCCCC"/>
-              <w:left w:val="single" w:sz="1" w:space="0" w:color="CCCCCC"/>
-              <w:bottom w:val="single" w:sz="1" w:space="0" w:color="CCCCCC"/>
-              <w:right w:val="single" w:sz="1" w:space="0" w:color="CCCCCC"/>
-            </w:tcBorders>
+            <w:tcW w:w="2560" w:type="dxa"/>
+            <w:tcBorders>
+              <w:top w:val="single" w:sz="1" w:space="0" w:color="AAAAAA"/>
+              <w:left w:val="single" w:sz="1" w:space="0" w:color="AAAAAA"/>
+              <w:bottom w:val="single" w:sz="1" w:space="0" w:color="AAAAAA"/>
+              <w:right w:val="single" w:sz="1" w:space="0" w:color="AAAAAA"/>
+            </w:tcBorders>
+            <w:shd w:val="clear" w:color="auto" w:fill="EEEEEE"/>
             <w:tcMar>
               <w:top w:w="60" w:type="dxa"/>
               <w:left w:w="80" w:type="dxa"/>
@@ -8592,10 +8743,10 @@
           <w:tcPr>
             <w:tcW w:w="1600" w:type="dxa"/>
             <w:tcBorders>
-              <w:top w:val="single" w:sz="1" w:space="0" w:color="CCCCCC"/>
-              <w:left w:val="single" w:sz="1" w:space="0" w:color="CCCCCC"/>
-              <w:bottom w:val="single" w:sz="1" w:space="0" w:color="CCCCCC"/>
-              <w:right w:val="single" w:sz="1" w:space="0" w:color="CCCCCC"/>
+              <w:top w:val="single" w:sz="1" w:space="0" w:color="AAAAAA"/>
+              <w:left w:val="single" w:sz="1" w:space="0" w:color="AAAAAA"/>
+              <w:bottom w:val="single" w:sz="1" w:space="0" w:color="AAAAAA"/>
+              <w:right w:val="single" w:sz="1" w:space="0" w:color="AAAAAA"/>
             </w:tcBorders>
             <w:tcMar>
               <w:top w:w="60" w:type="dxa"/>
@@ -8632,10 +8783,10 @@
           <w:tcPr>
             <w:tcW w:w="2800" w:type="dxa"/>
             <w:tcBorders>
-              <w:top w:val="single" w:sz="1" w:space="0" w:color="CCCCCC"/>
-              <w:left w:val="single" w:sz="1" w:space="0" w:color="CCCCCC"/>
-              <w:bottom w:val="single" w:sz="1" w:space="0" w:color="CCCCCC"/>
-              <w:right w:val="single" w:sz="1" w:space="0" w:color="CCCCCC"/>
+              <w:top w:val="single" w:sz="1" w:space="0" w:color="AAAAAA"/>
+              <w:left w:val="single" w:sz="1" w:space="0" w:color="AAAAAA"/>
+              <w:bottom w:val="single" w:sz="1" w:space="0" w:color="AAAAAA"/>
+              <w:right w:val="single" w:sz="1" w:space="0" w:color="AAAAAA"/>
             </w:tcBorders>
             <w:tcMar>
               <w:top w:w="60" w:type="dxa"/>
@@ -8658,10 +8809,10 @@
           <w:tcPr>
             <w:tcW w:w="2400" w:type="dxa"/>
             <w:tcBorders>
-              <w:top w:val="single" w:sz="1" w:space="0" w:color="CCCCCC"/>
-              <w:left w:val="single" w:sz="1" w:space="0" w:color="CCCCCC"/>
-              <w:bottom w:val="single" w:sz="1" w:space="0" w:color="CCCCCC"/>
-              <w:right w:val="single" w:sz="1" w:space="0" w:color="CCCCCC"/>
+              <w:top w:val="single" w:sz="1" w:space="0" w:color="AAAAAA"/>
+              <w:left w:val="single" w:sz="1" w:space="0" w:color="AAAAAA"/>
+              <w:bottom w:val="single" w:sz="1" w:space="0" w:color="AAAAAA"/>
+              <w:right w:val="single" w:sz="1" w:space="0" w:color="AAAAAA"/>
             </w:tcBorders>
             <w:tcMar>
               <w:top w:w="60" w:type="dxa"/>
@@ -8682,12 +8833,12 @@
         </w:tc>
         <w:tc>
           <w:tcPr>
-            <w:tcW w:w="2000" w:type="dxa"/>
-            <w:tcBorders>
-              <w:top w:val="single" w:sz="1" w:space="0" w:color="CCCCCC"/>
-              <w:left w:val="single" w:sz="1" w:space="0" w:color="CCCCCC"/>
-              <w:bottom w:val="single" w:sz="1" w:space="0" w:color="CCCCCC"/>
-              <w:right w:val="single" w:sz="1" w:space="0" w:color="CCCCCC"/>
+            <w:tcW w:w="2560" w:type="dxa"/>
+            <w:tcBorders>
+              <w:top w:val="single" w:sz="1" w:space="0" w:color="AAAAAA"/>
+              <w:left w:val="single" w:sz="1" w:space="0" w:color="AAAAAA"/>
+              <w:bottom w:val="single" w:sz="1" w:space="0" w:color="AAAAAA"/>
+              <w:right w:val="single" w:sz="1" w:space="0" w:color="AAAAAA"/>
             </w:tcBorders>
             <w:tcMar>
               <w:top w:w="60" w:type="dxa"/>
@@ -8718,10 +8869,10 @@
           <w:tcPr>
             <w:tcW w:w="1600" w:type="dxa"/>
             <w:tcBorders>
-              <w:top w:val="single" w:sz="1" w:space="0" w:color="CCCCCC"/>
-              <w:left w:val="single" w:sz="1" w:space="0" w:color="CCCCCC"/>
-              <w:bottom w:val="single" w:sz="1" w:space="0" w:color="CCCCCC"/>
-              <w:right w:val="single" w:sz="1" w:space="0" w:color="CCCCCC"/>
+              <w:top w:val="single" w:sz="1" w:space="0" w:color="AAAAAA"/>
+              <w:left w:val="single" w:sz="1" w:space="0" w:color="AAAAAA"/>
+              <w:bottom w:val="single" w:sz="1" w:space="0" w:color="AAAAAA"/>
+              <w:right w:val="single" w:sz="1" w:space="0" w:color="AAAAAA"/>
             </w:tcBorders>
             <w:tcMar>
               <w:top w:w="60" w:type="dxa"/>
@@ -8772,10 +8923,10 @@
           <w:tcPr>
             <w:tcW w:w="2800" w:type="dxa"/>
             <w:tcBorders>
-              <w:top w:val="single" w:sz="1" w:space="0" w:color="CCCCCC"/>
-              <w:left w:val="single" w:sz="1" w:space="0" w:color="CCCCCC"/>
-              <w:bottom w:val="single" w:sz="1" w:space="0" w:color="CCCCCC"/>
-              <w:right w:val="single" w:sz="1" w:space="0" w:color="CCCCCC"/>
+              <w:top w:val="single" w:sz="1" w:space="0" w:color="AAAAAA"/>
+              <w:left w:val="single" w:sz="1" w:space="0" w:color="AAAAAA"/>
+              <w:bottom w:val="single" w:sz="1" w:space="0" w:color="AAAAAA"/>
+              <w:right w:val="single" w:sz="1" w:space="0" w:color="AAAAAA"/>
             </w:tcBorders>
             <w:tcMar>
               <w:top w:w="60" w:type="dxa"/>
@@ -8798,10 +8949,10 @@
           <w:tcPr>
             <w:tcW w:w="2400" w:type="dxa"/>
             <w:tcBorders>
-              <w:top w:val="single" w:sz="1" w:space="0" w:color="CCCCCC"/>
-              <w:left w:val="single" w:sz="1" w:space="0" w:color="CCCCCC"/>
-              <w:bottom w:val="single" w:sz="1" w:space="0" w:color="CCCCCC"/>
-              <w:right w:val="single" w:sz="1" w:space="0" w:color="CCCCCC"/>
+              <w:top w:val="single" w:sz="1" w:space="0" w:color="AAAAAA"/>
+              <w:left w:val="single" w:sz="1" w:space="0" w:color="AAAAAA"/>
+              <w:bottom w:val="single" w:sz="1" w:space="0" w:color="AAAAAA"/>
+              <w:right w:val="single" w:sz="1" w:space="0" w:color="AAAAAA"/>
             </w:tcBorders>
             <w:tcMar>
               <w:top w:w="60" w:type="dxa"/>
@@ -8850,27 +9001,27 @@
         </w:tc>
         <w:tc>
           <w:tcPr>
-            <w:tcW w:w="2000" w:type="dxa"/>
-            <w:tcBorders>
-              <w:top w:val="single" w:sz="1" w:space="0" w:color="CCCCCC"/>
-              <w:left w:val="single" w:sz="1" w:space="0" w:color="CCCCCC"/>
-              <w:bottom w:val="single" w:sz="1" w:space="0" w:color="CCCCCC"/>
-              <w:right w:val="single" w:sz="1" w:space="0" w:color="CCCCCC"/>
-            </w:tcBorders>
-            <w:tcMar>
-              <w:top w:w="60" w:type="dxa"/>
-              <w:left w:w="80" w:type="dxa"/>
-              <w:bottom w:w="60" w:type="dxa"/>
-              <w:right w:w="80" w:type="dxa"/>
-            </w:tcMar>
-          </w:tcPr>
-          <w:p>
-            <w:r>
-              <w:rPr>
-                <w:sz w:val="20"/>
-                <w:szCs w:val="20"/>
-              </w:rPr>
-              <w:t>Supabase RLS</w:t>
+            <w:tcW w:w="2560" w:type="dxa"/>
+            <w:tcBorders>
+              <w:top w:val="single" w:sz="1" w:space="0" w:color="AAAAAA"/>
+              <w:left w:val="single" w:sz="1" w:space="0" w:color="AAAAAA"/>
+              <w:bottom w:val="single" w:sz="1" w:space="0" w:color="AAAAAA"/>
+              <w:right w:val="single" w:sz="1" w:space="0" w:color="AAAAAA"/>
+            </w:tcBorders>
+            <w:tcMar>
+              <w:top w:w="60" w:type="dxa"/>
+              <w:left w:w="80" w:type="dxa"/>
+              <w:bottom w:w="60" w:type="dxa"/>
+              <w:right w:w="80" w:type="dxa"/>
+            </w:tcMar>
+          </w:tcPr>
+          <w:p>
+            <w:r>
+              <w:rPr>
+                <w:sz w:val="20"/>
+                <w:szCs w:val="20"/>
+              </w:rPr>
+              <w:t>Supabase RLS + Nginx SSL</w:t>
             </w:r>
           </w:p>
         </w:tc>
@@ -8886,10 +9037,10 @@
           <w:tcPr>
             <w:tcW w:w="1600" w:type="dxa"/>
             <w:tcBorders>
-              <w:top w:val="single" w:sz="1" w:space="0" w:color="CCCCCC"/>
-              <w:left w:val="single" w:sz="1" w:space="0" w:color="CCCCCC"/>
-              <w:bottom w:val="single" w:sz="1" w:space="0" w:color="CCCCCC"/>
-              <w:right w:val="single" w:sz="1" w:space="0" w:color="CCCCCC"/>
+              <w:top w:val="single" w:sz="1" w:space="0" w:color="AAAAAA"/>
+              <w:left w:val="single" w:sz="1" w:space="0" w:color="AAAAAA"/>
+              <w:bottom w:val="single" w:sz="1" w:space="0" w:color="AAAAAA"/>
+              <w:right w:val="single" w:sz="1" w:space="0" w:color="AAAAAA"/>
             </w:tcBorders>
             <w:tcMar>
               <w:top w:w="60" w:type="dxa"/>
@@ -8940,10 +9091,10 @@
           <w:tcPr>
             <w:tcW w:w="2800" w:type="dxa"/>
             <w:tcBorders>
-              <w:top w:val="single" w:sz="1" w:space="0" w:color="CCCCCC"/>
-              <w:left w:val="single" w:sz="1" w:space="0" w:color="CCCCCC"/>
-              <w:bottom w:val="single" w:sz="1" w:space="0" w:color="CCCCCC"/>
-              <w:right w:val="single" w:sz="1" w:space="0" w:color="CCCCCC"/>
+              <w:top w:val="single" w:sz="1" w:space="0" w:color="AAAAAA"/>
+              <w:left w:val="single" w:sz="1" w:space="0" w:color="AAAAAA"/>
+              <w:bottom w:val="single" w:sz="1" w:space="0" w:color="AAAAAA"/>
+              <w:right w:val="single" w:sz="1" w:space="0" w:color="AAAAAA"/>
             </w:tcBorders>
             <w:tcMar>
               <w:top w:w="60" w:type="dxa"/>
@@ -8966,10 +9117,10 @@
           <w:tcPr>
             <w:tcW w:w="2400" w:type="dxa"/>
             <w:tcBorders>
-              <w:top w:val="single" w:sz="1" w:space="0" w:color="CCCCCC"/>
-              <w:left w:val="single" w:sz="1" w:space="0" w:color="CCCCCC"/>
-              <w:bottom w:val="single" w:sz="1" w:space="0" w:color="CCCCCC"/>
-              <w:right w:val="single" w:sz="1" w:space="0" w:color="CCCCCC"/>
+              <w:top w:val="single" w:sz="1" w:space="0" w:color="AAAAAA"/>
+              <w:left w:val="single" w:sz="1" w:space="0" w:color="AAAAAA"/>
+              <w:bottom w:val="single" w:sz="1" w:space="0" w:color="AAAAAA"/>
+              <w:right w:val="single" w:sz="1" w:space="0" w:color="AAAAAA"/>
             </w:tcBorders>
             <w:tcMar>
               <w:top w:w="60" w:type="dxa"/>
@@ -9012,18 +9163,18 @@
                 <w:sz w:val="20"/>
                 <w:szCs w:val="20"/>
               </w:rPr>
-              <w:t>ng ≥375px. Cài lên home screen.</w:t>
-            </w:r>
-          </w:p>
-        </w:tc>
-        <w:tc>
-          <w:tcPr>
-            <w:tcW w:w="2000" w:type="dxa"/>
-            <w:tcBorders>
-              <w:top w:val="single" w:sz="1" w:space="0" w:color="CCCCCC"/>
-              <w:left w:val="single" w:sz="1" w:space="0" w:color="CCCCCC"/>
-              <w:bottom w:val="single" w:sz="1" w:space="0" w:color="CCCCCC"/>
-              <w:right w:val="single" w:sz="1" w:space="0" w:color="CCCCCC"/>
+              <w:t>ng &gt;=375px. Cài lên home screen.</w:t>
+            </w:r>
+          </w:p>
+        </w:tc>
+        <w:tc>
+          <w:tcPr>
+            <w:tcW w:w="2560" w:type="dxa"/>
+            <w:tcBorders>
+              <w:top w:val="single" w:sz="1" w:space="0" w:color="AAAAAA"/>
+              <w:left w:val="single" w:sz="1" w:space="0" w:color="AAAAAA"/>
+              <w:bottom w:val="single" w:sz="1" w:space="0" w:color="AAAAAA"/>
+              <w:right w:val="single" w:sz="1" w:space="0" w:color="AAAAAA"/>
             </w:tcBorders>
             <w:tcMar>
               <w:top w:w="60" w:type="dxa"/>
@@ -9054,10 +9205,10 @@
           <w:tcPr>
             <w:tcW w:w="1600" w:type="dxa"/>
             <w:tcBorders>
-              <w:top w:val="single" w:sz="1" w:space="0" w:color="CCCCCC"/>
-              <w:left w:val="single" w:sz="1" w:space="0" w:color="CCCCCC"/>
-              <w:bottom w:val="single" w:sz="1" w:space="0" w:color="CCCCCC"/>
-              <w:right w:val="single" w:sz="1" w:space="0" w:color="CCCCCC"/>
+              <w:top w:val="single" w:sz="1" w:space="0" w:color="AAAAAA"/>
+              <w:left w:val="single" w:sz="1" w:space="0" w:color="AAAAAA"/>
+              <w:bottom w:val="single" w:sz="1" w:space="0" w:color="AAAAAA"/>
+              <w:right w:val="single" w:sz="1" w:space="0" w:color="AAAAAA"/>
             </w:tcBorders>
             <w:tcMar>
               <w:top w:w="60" w:type="dxa"/>
@@ -9108,10 +9259,10 @@
           <w:tcPr>
             <w:tcW w:w="2800" w:type="dxa"/>
             <w:tcBorders>
-              <w:top w:val="single" w:sz="1" w:space="0" w:color="CCCCCC"/>
-              <w:left w:val="single" w:sz="1" w:space="0" w:color="CCCCCC"/>
-              <w:bottom w:val="single" w:sz="1" w:space="0" w:color="CCCCCC"/>
-              <w:right w:val="single" w:sz="1" w:space="0" w:color="CCCCCC"/>
+              <w:top w:val="single" w:sz="1" w:space="0" w:color="AAAAAA"/>
+              <w:left w:val="single" w:sz="1" w:space="0" w:color="AAAAAA"/>
+              <w:bottom w:val="single" w:sz="1" w:space="0" w:color="AAAAAA"/>
+              <w:right w:val="single" w:sz="1" w:space="0" w:color="AAAAAA"/>
             </w:tcBorders>
             <w:tcMar>
               <w:top w:w="60" w:type="dxa"/>
@@ -9134,25 +9285,25 @@
           <w:tcPr>
             <w:tcW w:w="2400" w:type="dxa"/>
             <w:tcBorders>
-              <w:top w:val="single" w:sz="1" w:space="0" w:color="CCCCCC"/>
-              <w:left w:val="single" w:sz="1" w:space="0" w:color="CCCCCC"/>
-              <w:bottom w:val="single" w:sz="1" w:space="0" w:color="CCCCCC"/>
-              <w:right w:val="single" w:sz="1" w:space="0" w:color="CCCCCC"/>
-            </w:tcBorders>
-            <w:tcMar>
-              <w:top w:w="60" w:type="dxa"/>
-              <w:left w:w="80" w:type="dxa"/>
-              <w:bottom w:w="60" w:type="dxa"/>
-              <w:right w:w="80" w:type="dxa"/>
-            </w:tcMar>
-          </w:tcPr>
-          <w:p>
-            <w:r>
-              <w:rPr>
-                <w:sz w:val="20"/>
-                <w:szCs w:val="20"/>
-              </w:rPr>
-              <w:t>Uptime ≥99%. Không m</w:t>
+              <w:top w:val="single" w:sz="1" w:space="0" w:color="AAAAAA"/>
+              <w:left w:val="single" w:sz="1" w:space="0" w:color="AAAAAA"/>
+              <w:bottom w:val="single" w:sz="1" w:space="0" w:color="AAAAAA"/>
+              <w:right w:val="single" w:sz="1" w:space="0" w:color="AAAAAA"/>
+            </w:tcBorders>
+            <w:tcMar>
+              <w:top w:w="60" w:type="dxa"/>
+              <w:left w:w="80" w:type="dxa"/>
+              <w:bottom w:w="60" w:type="dxa"/>
+              <w:right w:w="80" w:type="dxa"/>
+            </w:tcMar>
+          </w:tcPr>
+          <w:p>
+            <w:r>
+              <w:rPr>
+                <w:sz w:val="20"/>
+                <w:szCs w:val="20"/>
+              </w:rPr>
+              <w:t>Uptime &gt;=99%. Không m</w:t>
             </w:r>
             <w:r>
               <w:rPr>
@@ -9200,12 +9351,12 @@
         </w:tc>
         <w:tc>
           <w:tcPr>
-            <w:tcW w:w="2000" w:type="dxa"/>
-            <w:tcBorders>
-              <w:top w:val="single" w:sz="1" w:space="0" w:color="CCCCCC"/>
-              <w:left w:val="single" w:sz="1" w:space="0" w:color="CCCCCC"/>
-              <w:bottom w:val="single" w:sz="1" w:space="0" w:color="CCCCCC"/>
-              <w:right w:val="single" w:sz="1" w:space="0" w:color="CCCCCC"/>
+            <w:tcW w:w="2560" w:type="dxa"/>
+            <w:tcBorders>
+              <w:top w:val="single" w:sz="1" w:space="0" w:color="AAAAAA"/>
+              <w:left w:val="single" w:sz="1" w:space="0" w:color="AAAAAA"/>
+              <w:bottom w:val="single" w:sz="1" w:space="0" w:color="AAAAAA"/>
+              <w:right w:val="single" w:sz="1" w:space="0" w:color="AAAAAA"/>
             </w:tcBorders>
             <w:tcMar>
               <w:top w:w="60" w:type="dxa"/>
@@ -9236,10 +9387,10 @@
           <w:tcPr>
             <w:tcW w:w="1600" w:type="dxa"/>
             <w:tcBorders>
-              <w:top w:val="single" w:sz="1" w:space="0" w:color="CCCCCC"/>
-              <w:left w:val="single" w:sz="1" w:space="0" w:color="CCCCCC"/>
-              <w:bottom w:val="single" w:sz="1" w:space="0" w:color="CCCCCC"/>
-              <w:right w:val="single" w:sz="1" w:space="0" w:color="CCCCCC"/>
+              <w:top w:val="single" w:sz="1" w:space="0" w:color="AAAAAA"/>
+              <w:left w:val="single" w:sz="1" w:space="0" w:color="AAAAAA"/>
+              <w:bottom w:val="single" w:sz="1" w:space="0" w:color="AAAAAA"/>
+              <w:right w:val="single" w:sz="1" w:space="0" w:color="AAAAAA"/>
             </w:tcBorders>
             <w:tcMar>
               <w:top w:w="60" w:type="dxa"/>
@@ -9269,10 +9420,10 @@
           <w:tcPr>
             <w:tcW w:w="2800" w:type="dxa"/>
             <w:tcBorders>
-              <w:top w:val="single" w:sz="1" w:space="0" w:color="CCCCCC"/>
-              <w:left w:val="single" w:sz="1" w:space="0" w:color="CCCCCC"/>
-              <w:bottom w:val="single" w:sz="1" w:space="0" w:color="CCCCCC"/>
-              <w:right w:val="single" w:sz="1" w:space="0" w:color="CCCCCC"/>
+              <w:top w:val="single" w:sz="1" w:space="0" w:color="AAAAAA"/>
+              <w:left w:val="single" w:sz="1" w:space="0" w:color="AAAAAA"/>
+              <w:bottom w:val="single" w:sz="1" w:space="0" w:color="AAAAAA"/>
+              <w:right w:val="single" w:sz="1" w:space="0" w:color="AAAAAA"/>
             </w:tcBorders>
             <w:tcMar>
               <w:top w:w="60" w:type="dxa"/>
@@ -9323,10 +9474,10 @@
           <w:tcPr>
             <w:tcW w:w="2400" w:type="dxa"/>
             <w:tcBorders>
-              <w:top w:val="single" w:sz="1" w:space="0" w:color="CCCCCC"/>
-              <w:left w:val="single" w:sz="1" w:space="0" w:color="CCCCCC"/>
-              <w:bottom w:val="single" w:sz="1" w:space="0" w:color="CCCCCC"/>
-              <w:right w:val="single" w:sz="1" w:space="0" w:color="CCCCCC"/>
+              <w:top w:val="single" w:sz="1" w:space="0" w:color="AAAAAA"/>
+              <w:left w:val="single" w:sz="1" w:space="0" w:color="AAAAAA"/>
+              <w:bottom w:val="single" w:sz="1" w:space="0" w:color="AAAAAA"/>
+              <w:right w:val="single" w:sz="1" w:space="0" w:color="AAAAAA"/>
             </w:tcBorders>
             <w:tcMar>
               <w:top w:w="60" w:type="dxa"/>
@@ -9417,12 +9568,12 @@
         </w:tc>
         <w:tc>
           <w:tcPr>
-            <w:tcW w:w="2000" w:type="dxa"/>
-            <w:tcBorders>
-              <w:top w:val="single" w:sz="1" w:space="0" w:color="CCCCCC"/>
-              <w:left w:val="single" w:sz="1" w:space="0" w:color="CCCCCC"/>
-              <w:bottom w:val="single" w:sz="1" w:space="0" w:color="CCCCCC"/>
-              <w:right w:val="single" w:sz="1" w:space="0" w:color="CCCCCC"/>
+            <w:tcW w:w="2560" w:type="dxa"/>
+            <w:tcBorders>
+              <w:top w:val="single" w:sz="1" w:space="0" w:color="AAAAAA"/>
+              <w:left w:val="single" w:sz="1" w:space="0" w:color="AAAAAA"/>
+              <w:bottom w:val="single" w:sz="1" w:space="0" w:color="AAAAAA"/>
+              <w:right w:val="single" w:sz="1" w:space="0" w:color="AAAAAA"/>
             </w:tcBorders>
             <w:tcMar>
               <w:top w:w="60" w:type="dxa"/>
@@ -9445,10 +9596,10 @@
           <w:tcPr>
             <w:tcW w:w="1600" w:type="dxa"/>
             <w:tcBorders>
-              <w:top w:val="single" w:sz="1" w:space="0" w:color="CCCCCC"/>
-              <w:left w:val="single" w:sz="1" w:space="0" w:color="CCCCCC"/>
-              <w:bottom w:val="single" w:sz="1" w:space="0" w:color="CCCCCC"/>
-              <w:right w:val="single" w:sz="1" w:space="0" w:color="CCCCCC"/>
+              <w:top w:val="single" w:sz="1" w:space="0" w:color="AAAAAA"/>
+              <w:left w:val="single" w:sz="1" w:space="0" w:color="AAAAAA"/>
+              <w:bottom w:val="single" w:sz="1" w:space="0" w:color="AAAAAA"/>
+              <w:right w:val="single" w:sz="1" w:space="0" w:color="AAAAAA"/>
             </w:tcBorders>
             <w:tcMar>
               <w:top w:w="60" w:type="dxa"/>
@@ -9499,10 +9650,10 @@
           <w:tcPr>
             <w:tcW w:w="2800" w:type="dxa"/>
             <w:tcBorders>
-              <w:top w:val="single" w:sz="1" w:space="0" w:color="CCCCCC"/>
-              <w:left w:val="single" w:sz="1" w:space="0" w:color="CCCCCC"/>
-              <w:bottom w:val="single" w:sz="1" w:space="0" w:color="CCCCCC"/>
-              <w:right w:val="single" w:sz="1" w:space="0" w:color="CCCCCC"/>
+              <w:top w:val="single" w:sz="1" w:space="0" w:color="AAAAAA"/>
+              <w:left w:val="single" w:sz="1" w:space="0" w:color="AAAAAA"/>
+              <w:bottom w:val="single" w:sz="1" w:space="0" w:color="AAAAAA"/>
+              <w:right w:val="single" w:sz="1" w:space="0" w:color="AAAAAA"/>
             </w:tcBorders>
             <w:tcMar>
               <w:top w:w="60" w:type="dxa"/>
@@ -9525,10 +9676,10 @@
           <w:tcPr>
             <w:tcW w:w="2400" w:type="dxa"/>
             <w:tcBorders>
-              <w:top w:val="single" w:sz="1" w:space="0" w:color="CCCCCC"/>
-              <w:left w:val="single" w:sz="1" w:space="0" w:color="CCCCCC"/>
-              <w:bottom w:val="single" w:sz="1" w:space="0" w:color="CCCCCC"/>
-              <w:right w:val="single" w:sz="1" w:space="0" w:color="CCCCCC"/>
+              <w:top w:val="single" w:sz="1" w:space="0" w:color="AAAAAA"/>
+              <w:left w:val="single" w:sz="1" w:space="0" w:color="AAAAAA"/>
+              <w:bottom w:val="single" w:sz="1" w:space="0" w:color="AAAAAA"/>
+              <w:right w:val="single" w:sz="1" w:space="0" w:color="AAAAAA"/>
             </w:tcBorders>
             <w:tcMar>
               <w:top w:w="60" w:type="dxa"/>
@@ -9591,12 +9742,12 @@
         </w:tc>
         <w:tc>
           <w:tcPr>
-            <w:tcW w:w="2000" w:type="dxa"/>
-            <w:tcBorders>
-              <w:top w:val="single" w:sz="1" w:space="0" w:color="CCCCCC"/>
-              <w:left w:val="single" w:sz="1" w:space="0" w:color="CCCCCC"/>
-              <w:bottom w:val="single" w:sz="1" w:space="0" w:color="CCCCCC"/>
-              <w:right w:val="single" w:sz="1" w:space="0" w:color="CCCCCC"/>
+            <w:tcW w:w="2560" w:type="dxa"/>
+            <w:tcBorders>
+              <w:top w:val="single" w:sz="1" w:space="0" w:color="AAAAAA"/>
+              <w:left w:val="single" w:sz="1" w:space="0" w:color="AAAAAA"/>
+              <w:bottom w:val="single" w:sz="1" w:space="0" w:color="AAAAAA"/>
+              <w:right w:val="single" w:sz="1" w:space="0" w:color="AAAAAA"/>
             </w:tcBorders>
             <w:tcMar>
               <w:top w:w="60" w:type="dxa"/>
@@ -9619,8 +9770,11 @@
     </w:tbl>
     <w:p>
       <w:pPr>
-        <w:spacing w:before="30" w:after="30"/>
+        <w:spacing w:before="20" w:after="20"/>
       </w:pPr>
+      <w:r>
+        <w:t xml:space="preserve"> </w:t>
+      </w:r>
     </w:p>
     <w:p>
       <w:pPr>
@@ -9638,12 +9792,15 @@
     </w:p>
     <w:p>
       <w:pPr>
-        <w:spacing w:before="30" w:after="30"/>
+        <w:spacing w:before="20" w:after="20"/>
       </w:pPr>
+      <w:r>
+        <w:t xml:space="preserve"> </w:t>
+      </w:r>
     </w:p>
     <w:tbl>
       <w:tblPr>
-        <w:tblW w:w="9400" w:type="dxa"/>
+        <w:tblW w:w="9360" w:type="dxa"/>
         <w:tblBorders>
           <w:top w:val="single" w:sz="4" w:space="0" w:color="auto"/>
           <w:left w:val="single" w:sz="4" w:space="0" w:color="auto"/>
@@ -9660,7 +9817,7 @@
       </w:tblPr>
       <w:tblGrid>
         <w:gridCol w:w="2400"/>
-        <w:gridCol w:w="7000"/>
+        <w:gridCol w:w="6960"/>
       </w:tblGrid>
       <w:tr>
         <w:tblPrEx>
@@ -9676,11 +9833,12 @@
           <w:tcPr>
             <w:tcW w:w="2400" w:type="dxa"/>
             <w:tcBorders>
-              <w:top w:val="single" w:sz="1" w:space="0" w:color="CCCCCC"/>
-              <w:left w:val="single" w:sz="1" w:space="0" w:color="CCCCCC"/>
-              <w:bottom w:val="single" w:sz="1" w:space="0" w:color="CCCCCC"/>
-              <w:right w:val="single" w:sz="1" w:space="0" w:color="CCCCCC"/>
-            </w:tcBorders>
+              <w:top w:val="single" w:sz="1" w:space="0" w:color="AAAAAA"/>
+              <w:left w:val="single" w:sz="1" w:space="0" w:color="AAAAAA"/>
+              <w:bottom w:val="single" w:sz="1" w:space="0" w:color="AAAAAA"/>
+              <w:right w:val="single" w:sz="1" w:space="0" w:color="AAAAAA"/>
+            </w:tcBorders>
+            <w:shd w:val="clear" w:color="auto" w:fill="EEEEEE"/>
             <w:tcMar>
               <w:top w:w="60" w:type="dxa"/>
               <w:left w:w="80" w:type="dxa"/>
@@ -9720,13 +9878,14 @@
         </w:tc>
         <w:tc>
           <w:tcPr>
-            <w:tcW w:w="7000" w:type="dxa"/>
-            <w:tcBorders>
-              <w:top w:val="single" w:sz="1" w:space="0" w:color="CCCCCC"/>
-              <w:left w:val="single" w:sz="1" w:space="0" w:color="CCCCCC"/>
-              <w:bottom w:val="single" w:sz="1" w:space="0" w:color="CCCCCC"/>
-              <w:right w:val="single" w:sz="1" w:space="0" w:color="CCCCCC"/>
-            </w:tcBorders>
+            <w:tcW w:w="6960" w:type="dxa"/>
+            <w:tcBorders>
+              <w:top w:val="single" w:sz="1" w:space="0" w:color="AAAAAA"/>
+              <w:left w:val="single" w:sz="1" w:space="0" w:color="AAAAAA"/>
+              <w:bottom w:val="single" w:sz="1" w:space="0" w:color="AAAAAA"/>
+              <w:right w:val="single" w:sz="1" w:space="0" w:color="AAAAAA"/>
+            </w:tcBorders>
+            <w:shd w:val="clear" w:color="auto" w:fill="EEEEEE"/>
             <w:tcMar>
               <w:top w:w="60" w:type="dxa"/>
               <w:left w:w="80" w:type="dxa"/>
@@ -9776,10 +9935,10 @@
           <w:tcPr>
             <w:tcW w:w="2400" w:type="dxa"/>
             <w:tcBorders>
-              <w:top w:val="single" w:sz="1" w:space="0" w:color="CCCCCC"/>
-              <w:left w:val="single" w:sz="1" w:space="0" w:color="CCCCCC"/>
-              <w:bottom w:val="single" w:sz="1" w:space="0" w:color="CCCCCC"/>
-              <w:right w:val="single" w:sz="1" w:space="0" w:color="CCCCCC"/>
+              <w:top w:val="single" w:sz="1" w:space="0" w:color="AAAAAA"/>
+              <w:left w:val="single" w:sz="1" w:space="0" w:color="AAAAAA"/>
+              <w:bottom w:val="single" w:sz="1" w:space="0" w:color="AAAAAA"/>
+              <w:right w:val="single" w:sz="1" w:space="0" w:color="AAAAAA"/>
             </w:tcBorders>
             <w:tcMar>
               <w:top w:w="60" w:type="dxa"/>
@@ -9814,12 +9973,12 @@
         </w:tc>
         <w:tc>
           <w:tcPr>
-            <w:tcW w:w="7000" w:type="dxa"/>
-            <w:tcBorders>
-              <w:top w:val="single" w:sz="1" w:space="0" w:color="CCCCCC"/>
-              <w:left w:val="single" w:sz="1" w:space="0" w:color="CCCCCC"/>
-              <w:bottom w:val="single" w:sz="1" w:space="0" w:color="CCCCCC"/>
-              <w:right w:val="single" w:sz="1" w:space="0" w:color="CCCCCC"/>
+            <w:tcW w:w="6960" w:type="dxa"/>
+            <w:tcBorders>
+              <w:top w:val="single" w:sz="1" w:space="0" w:color="AAAAAA"/>
+              <w:left w:val="single" w:sz="1" w:space="0" w:color="AAAAAA"/>
+              <w:bottom w:val="single" w:sz="1" w:space="0" w:color="AAAAAA"/>
+              <w:right w:val="single" w:sz="1" w:space="0" w:color="AAAAAA"/>
             </w:tcBorders>
             <w:tcMar>
               <w:top w:w="60" w:type="dxa"/>
@@ -9934,10 +10093,10 @@
           <w:tcPr>
             <w:tcW w:w="2400" w:type="dxa"/>
             <w:tcBorders>
-              <w:top w:val="single" w:sz="1" w:space="0" w:color="CCCCCC"/>
-              <w:left w:val="single" w:sz="1" w:space="0" w:color="CCCCCC"/>
-              <w:bottom w:val="single" w:sz="1" w:space="0" w:color="CCCCCC"/>
-              <w:right w:val="single" w:sz="1" w:space="0" w:color="CCCCCC"/>
+              <w:top w:val="single" w:sz="1" w:space="0" w:color="AAAAAA"/>
+              <w:left w:val="single" w:sz="1" w:space="0" w:color="AAAAAA"/>
+              <w:bottom w:val="single" w:sz="1" w:space="0" w:color="AAAAAA"/>
+              <w:right w:val="single" w:sz="1" w:space="0" w:color="AAAAAA"/>
             </w:tcBorders>
             <w:tcMar>
               <w:top w:w="60" w:type="dxa"/>
@@ -9958,12 +10117,12 @@
         </w:tc>
         <w:tc>
           <w:tcPr>
-            <w:tcW w:w="7000" w:type="dxa"/>
-            <w:tcBorders>
-              <w:top w:val="single" w:sz="1" w:space="0" w:color="CCCCCC"/>
-              <w:left w:val="single" w:sz="1" w:space="0" w:color="CCCCCC"/>
-              <w:bottom w:val="single" w:sz="1" w:space="0" w:color="CCCCCC"/>
-              <w:right w:val="single" w:sz="1" w:space="0" w:color="CCCCCC"/>
+            <w:tcW w:w="6960" w:type="dxa"/>
+            <w:tcBorders>
+              <w:top w:val="single" w:sz="1" w:space="0" w:color="AAAAAA"/>
+              <w:left w:val="single" w:sz="1" w:space="0" w:color="AAAAAA"/>
+              <w:bottom w:val="single" w:sz="1" w:space="0" w:color="AAAAAA"/>
+              <w:right w:val="single" w:sz="1" w:space="0" w:color="AAAAAA"/>
             </w:tcBorders>
             <w:tcMar>
               <w:top w:w="60" w:type="dxa"/>
@@ -10064,10 +10223,10 @@
           <w:tcPr>
             <w:tcW w:w="2400" w:type="dxa"/>
             <w:tcBorders>
-              <w:top w:val="single" w:sz="1" w:space="0" w:color="CCCCCC"/>
-              <w:left w:val="single" w:sz="1" w:space="0" w:color="CCCCCC"/>
-              <w:bottom w:val="single" w:sz="1" w:space="0" w:color="CCCCCC"/>
-              <w:right w:val="single" w:sz="1" w:space="0" w:color="CCCCCC"/>
+              <w:top w:val="single" w:sz="1" w:space="0" w:color="AAAAAA"/>
+              <w:left w:val="single" w:sz="1" w:space="0" w:color="AAAAAA"/>
+              <w:bottom w:val="single" w:sz="1" w:space="0" w:color="AAAAAA"/>
+              <w:right w:val="single" w:sz="1" w:space="0" w:color="AAAAAA"/>
             </w:tcBorders>
             <w:tcMar>
               <w:top w:w="60" w:type="dxa"/>
@@ -10088,12 +10247,12 @@
         </w:tc>
         <w:tc>
           <w:tcPr>
-            <w:tcW w:w="7000" w:type="dxa"/>
-            <w:tcBorders>
-              <w:top w:val="single" w:sz="1" w:space="0" w:color="CCCCCC"/>
-              <w:left w:val="single" w:sz="1" w:space="0" w:color="CCCCCC"/>
-              <w:bottom w:val="single" w:sz="1" w:space="0" w:color="CCCCCC"/>
-              <w:right w:val="single" w:sz="1" w:space="0" w:color="CCCCCC"/>
+            <w:tcW w:w="6960" w:type="dxa"/>
+            <w:tcBorders>
+              <w:top w:val="single" w:sz="1" w:space="0" w:color="AAAAAA"/>
+              <w:left w:val="single" w:sz="1" w:space="0" w:color="AAAAAA"/>
+              <w:bottom w:val="single" w:sz="1" w:space="0" w:color="AAAAAA"/>
+              <w:right w:val="single" w:sz="1" w:space="0" w:color="AAAAAA"/>
             </w:tcBorders>
             <w:tcMar>
               <w:top w:w="60" w:type="dxa"/>
@@ -10222,10 +10381,10 @@
           <w:tcPr>
             <w:tcW w:w="2400" w:type="dxa"/>
             <w:tcBorders>
-              <w:top w:val="single" w:sz="1" w:space="0" w:color="CCCCCC"/>
-              <w:left w:val="single" w:sz="1" w:space="0" w:color="CCCCCC"/>
-              <w:bottom w:val="single" w:sz="1" w:space="0" w:color="CCCCCC"/>
-              <w:right w:val="single" w:sz="1" w:space="0" w:color="CCCCCC"/>
+              <w:top w:val="single" w:sz="1" w:space="0" w:color="AAAAAA"/>
+              <w:left w:val="single" w:sz="1" w:space="0" w:color="AAAAAA"/>
+              <w:bottom w:val="single" w:sz="1" w:space="0" w:color="AAAAAA"/>
+              <w:right w:val="single" w:sz="1" w:space="0" w:color="AAAAAA"/>
             </w:tcBorders>
             <w:tcMar>
               <w:top w:w="60" w:type="dxa"/>
@@ -10246,41 +10405,27 @@
         </w:tc>
         <w:tc>
           <w:tcPr>
-            <w:tcW w:w="7000" w:type="dxa"/>
-            <w:tcBorders>
-              <w:top w:val="single" w:sz="1" w:space="0" w:color="CCCCCC"/>
-              <w:left w:val="single" w:sz="1" w:space="0" w:color="CCCCCC"/>
-              <w:bottom w:val="single" w:sz="1" w:space="0" w:color="CCCCCC"/>
-              <w:right w:val="single" w:sz="1" w:space="0" w:color="CCCCCC"/>
-            </w:tcBorders>
-            <w:tcMar>
-              <w:top w:w="60" w:type="dxa"/>
-              <w:left w:w="80" w:type="dxa"/>
-              <w:bottom w:w="60" w:type="dxa"/>
-              <w:right w:w="80" w:type="dxa"/>
-            </w:tcMar>
-          </w:tcPr>
-          <w:p>
-            <w:r>
-              <w:rPr>
-                <w:sz w:val="20"/>
-                <w:szCs w:val="20"/>
-              </w:rPr>
-              <w:t>$0/tháng — toàn b</w:t>
-            </w:r>
-            <w:r>
-              <w:rPr>
-                <w:sz w:val="20"/>
-                <w:szCs w:val="20"/>
-              </w:rPr>
-              <w:t>ộ</w:t>
-            </w:r>
-            <w:r>
-              <w:rPr>
-                <w:sz w:val="20"/>
-                <w:szCs w:val="20"/>
-              </w:rPr>
-              <w:t xml:space="preserve"> dùng free tier (Vercel + Render + Supabase).</w:t>
+            <w:tcW w:w="6960" w:type="dxa"/>
+            <w:tcBorders>
+              <w:top w:val="single" w:sz="1" w:space="0" w:color="AAAAAA"/>
+              <w:left w:val="single" w:sz="1" w:space="0" w:color="AAAAAA"/>
+              <w:bottom w:val="single" w:sz="1" w:space="0" w:color="AAAAAA"/>
+              <w:right w:val="single" w:sz="1" w:space="0" w:color="AAAAAA"/>
+            </w:tcBorders>
+            <w:tcMar>
+              <w:top w:w="60" w:type="dxa"/>
+              <w:left w:w="80" w:type="dxa"/>
+              <w:bottom w:w="60" w:type="dxa"/>
+              <w:right w:w="80" w:type="dxa"/>
+            </w:tcMar>
+          </w:tcPr>
+          <w:p>
+            <w:r>
+              <w:rPr>
+                <w:sz w:val="20"/>
+                <w:szCs w:val="20"/>
+              </w:rPr>
+              <w:t>~$6/tháng (Digital Ocean Droplet, dung GitHub Student Pack credit).</w:t>
             </w:r>
           </w:p>
         </w:tc>
@@ -10296,10 +10441,10 @@
           <w:tcPr>
             <w:tcW w:w="2400" w:type="dxa"/>
             <w:tcBorders>
-              <w:top w:val="single" w:sz="1" w:space="0" w:color="CCCCCC"/>
-              <w:left w:val="single" w:sz="1" w:space="0" w:color="CCCCCC"/>
-              <w:bottom w:val="single" w:sz="1" w:space="0" w:color="CCCCCC"/>
-              <w:right w:val="single" w:sz="1" w:space="0" w:color="CCCCCC"/>
+              <w:top w:val="single" w:sz="1" w:space="0" w:color="AAAAAA"/>
+              <w:left w:val="single" w:sz="1" w:space="0" w:color="AAAAAA"/>
+              <w:bottom w:val="single" w:sz="1" w:space="0" w:color="AAAAAA"/>
+              <w:right w:val="single" w:sz="1" w:space="0" w:color="AAAAAA"/>
             </w:tcBorders>
             <w:tcMar>
               <w:top w:w="60" w:type="dxa"/>
@@ -10348,27 +10493,27 @@
         </w:tc>
         <w:tc>
           <w:tcPr>
-            <w:tcW w:w="7000" w:type="dxa"/>
-            <w:tcBorders>
-              <w:top w:val="single" w:sz="1" w:space="0" w:color="CCCCCC"/>
-              <w:left w:val="single" w:sz="1" w:space="0" w:color="CCCCCC"/>
-              <w:bottom w:val="single" w:sz="1" w:space="0" w:color="CCCCCC"/>
-              <w:right w:val="single" w:sz="1" w:space="0" w:color="CCCCCC"/>
-            </w:tcBorders>
-            <w:tcMar>
-              <w:top w:w="60" w:type="dxa"/>
-              <w:left w:w="80" w:type="dxa"/>
-              <w:bottom w:w="60" w:type="dxa"/>
-              <w:right w:w="80" w:type="dxa"/>
-            </w:tcMar>
-          </w:tcPr>
-          <w:p>
-            <w:r>
-              <w:rPr>
-                <w:sz w:val="20"/>
-                <w:szCs w:val="20"/>
-              </w:rPr>
-              <w:t>Không xoá vĩnh vi</w:t>
+            <w:tcW w:w="6960" w:type="dxa"/>
+            <w:tcBorders>
+              <w:top w:val="single" w:sz="1" w:space="0" w:color="AAAAAA"/>
+              <w:left w:val="single" w:sz="1" w:space="0" w:color="AAAAAA"/>
+              <w:bottom w:val="single" w:sz="1" w:space="0" w:color="AAAAAA"/>
+              <w:right w:val="single" w:sz="1" w:space="0" w:color="AAAAAA"/>
+            </w:tcBorders>
+            <w:tcMar>
+              <w:top w:w="60" w:type="dxa"/>
+              <w:left w:w="80" w:type="dxa"/>
+              <w:bottom w:w="60" w:type="dxa"/>
+              <w:right w:w="80" w:type="dxa"/>
+            </w:tcMar>
+          </w:tcPr>
+          <w:p>
+            <w:r>
+              <w:rPr>
+                <w:sz w:val="20"/>
+                <w:szCs w:val="20"/>
+              </w:rPr>
+              <w:t>Không xóa vĩnh vi</w:t>
             </w:r>
             <w:r>
               <w:rPr>
@@ -10468,107 +10613,65 @@
           <w:tcPr>
             <w:tcW w:w="2400" w:type="dxa"/>
             <w:tcBorders>
-              <w:top w:val="single" w:sz="1" w:space="0" w:color="CCCCCC"/>
-              <w:left w:val="single" w:sz="1" w:space="0" w:color="CCCCCC"/>
-              <w:bottom w:val="single" w:sz="1" w:space="0" w:color="CCCCCC"/>
-              <w:right w:val="single" w:sz="1" w:space="0" w:color="CCCCCC"/>
-            </w:tcBorders>
-            <w:tcMar>
-              <w:top w:w="60" w:type="dxa"/>
-              <w:left w:w="80" w:type="dxa"/>
-              <w:bottom w:w="60" w:type="dxa"/>
-              <w:right w:w="80" w:type="dxa"/>
-            </w:tcMar>
-          </w:tcPr>
-          <w:p>
-            <w:r>
-              <w:rPr>
-                <w:sz w:val="20"/>
-                <w:szCs w:val="20"/>
-              </w:rPr>
-              <w:t>Render free tier</w:t>
-            </w:r>
-          </w:p>
-        </w:tc>
-        <w:tc>
-          <w:tcPr>
-            <w:tcW w:w="7000" w:type="dxa"/>
-            <w:tcBorders>
-              <w:top w:val="single" w:sz="1" w:space="0" w:color="CCCCCC"/>
-              <w:left w:val="single" w:sz="1" w:space="0" w:color="CCCCCC"/>
-              <w:bottom w:val="single" w:sz="1" w:space="0" w:color="CCCCCC"/>
-              <w:right w:val="single" w:sz="1" w:space="0" w:color="CCCCCC"/>
-            </w:tcBorders>
-            <w:tcMar>
-              <w:top w:w="60" w:type="dxa"/>
-              <w:left w:w="80" w:type="dxa"/>
-              <w:bottom w:w="60" w:type="dxa"/>
-              <w:right w:w="80" w:type="dxa"/>
-            </w:tcMar>
-          </w:tcPr>
-          <w:p>
-            <w:r>
-              <w:rPr>
-                <w:sz w:val="20"/>
-                <w:szCs w:val="20"/>
-              </w:rPr>
-              <w:t>Backend sleep sau 15 phút không dùng. Wake up ~30 giây. Ch</w:t>
-            </w:r>
-            <w:r>
-              <w:rPr>
-                <w:sz w:val="20"/>
-                <w:szCs w:val="20"/>
-              </w:rPr>
-              <w:t>ấ</w:t>
-            </w:r>
-            <w:r>
-              <w:rPr>
-                <w:sz w:val="20"/>
-                <w:szCs w:val="20"/>
-              </w:rPr>
-              <w:t>p nh</w:t>
-            </w:r>
-            <w:r>
-              <w:rPr>
-                <w:sz w:val="20"/>
-                <w:szCs w:val="20"/>
-              </w:rPr>
-              <w:t>ậ</w:t>
-            </w:r>
-            <w:r>
-              <w:rPr>
-                <w:sz w:val="20"/>
-                <w:szCs w:val="20"/>
-              </w:rPr>
-              <w:t>n đư</w:t>
-            </w:r>
-            <w:r>
-              <w:rPr>
-                <w:sz w:val="20"/>
-                <w:szCs w:val="20"/>
-              </w:rPr>
-              <w:t>ợ</w:t>
-            </w:r>
-            <w:r>
-              <w:rPr>
-                <w:sz w:val="20"/>
-                <w:szCs w:val="20"/>
-              </w:rPr>
-              <w:t>c v</w:t>
-            </w:r>
-            <w:r>
-              <w:rPr>
-                <w:sz w:val="20"/>
-                <w:szCs w:val="20"/>
-              </w:rPr>
-              <w:t>ớ</w:t>
-            </w:r>
-            <w:r>
-              <w:rPr>
-                <w:sz w:val="20"/>
-                <w:szCs w:val="20"/>
-              </w:rPr>
-              <w:t>i app n</w:t>
+              <w:top w:val="single" w:sz="1" w:space="0" w:color="AAAAAA"/>
+              <w:left w:val="single" w:sz="1" w:space="0" w:color="AAAAAA"/>
+              <w:bottom w:val="single" w:sz="1" w:space="0" w:color="AAAAAA"/>
+              <w:right w:val="single" w:sz="1" w:space="0" w:color="AAAAAA"/>
+            </w:tcBorders>
+            <w:tcMar>
+              <w:top w:w="60" w:type="dxa"/>
+              <w:left w:w="80" w:type="dxa"/>
+              <w:bottom w:w="60" w:type="dxa"/>
+              <w:right w:w="80" w:type="dxa"/>
+            </w:tcMar>
+          </w:tcPr>
+          <w:p>
+            <w:r>
+              <w:rPr>
+                <w:sz w:val="20"/>
+                <w:szCs w:val="20"/>
+              </w:rPr>
+              <w:t>Uptime</w:t>
+            </w:r>
+          </w:p>
+        </w:tc>
+        <w:tc>
+          <w:tcPr>
+            <w:tcW w:w="6960" w:type="dxa"/>
+            <w:tcBorders>
+              <w:top w:val="single" w:sz="1" w:space="0" w:color="AAAAAA"/>
+              <w:left w:val="single" w:sz="1" w:space="0" w:color="AAAAAA"/>
+              <w:bottom w:val="single" w:sz="1" w:space="0" w:color="AAAAAA"/>
+              <w:right w:val="single" w:sz="1" w:space="0" w:color="AAAAAA"/>
+            </w:tcBorders>
+            <w:tcMar>
+              <w:top w:w="60" w:type="dxa"/>
+              <w:left w:w="80" w:type="dxa"/>
+              <w:bottom w:w="60" w:type="dxa"/>
+              <w:right w:w="80" w:type="dxa"/>
+            </w:tcMar>
+          </w:tcPr>
+          <w:p>
+            <w:r>
+              <w:rPr>
+                <w:sz w:val="20"/>
+                <w:szCs w:val="20"/>
+              </w:rPr>
+              <w:t>Ph</w:t>
+            </w:r>
+            <w:r>
+              <w:rPr>
+                <w:sz w:val="20"/>
+                <w:szCs w:val="20"/>
+              </w:rPr>
+              <w:t>ụ</w:t>
+            </w:r>
+            <w:r>
+              <w:rPr>
+                <w:sz w:val="20"/>
+                <w:szCs w:val="20"/>
+              </w:rPr>
+              <w:t xml:space="preserve"> thu</w:t>
             </w:r>
             <w:r>
               <w:rPr>
@@ -10582,21 +10685,42 @@
                 <w:sz w:val="20"/>
                 <w:szCs w:val="20"/>
               </w:rPr>
-              <w:t>i b</w:t>
-            </w:r>
-            <w:r>
-              <w:rPr>
-                <w:sz w:val="20"/>
-                <w:szCs w:val="20"/>
-              </w:rPr>
-              <w:t>ộ</w:t>
-            </w:r>
-            <w:r>
-              <w:rPr>
-                <w:sz w:val="20"/>
-                <w:szCs w:val="20"/>
-              </w:rPr>
-              <w:t>.</w:t>
+              <w:t>c vào Digital Ocean Droplet (SLA 99.99%). Dr</w:t>
+            </w:r>
+            <w:r>
+              <w:rPr>
+                <w:sz w:val="20"/>
+                <w:szCs w:val="20"/>
+              </w:rPr>
+              <w:t>oplet ch</w:t>
+            </w:r>
+            <w:r>
+              <w:rPr>
+                <w:sz w:val="20"/>
+                <w:szCs w:val="20"/>
+              </w:rPr>
+              <w:t>ạ</w:t>
+            </w:r>
+            <w:r>
+              <w:rPr>
+                <w:sz w:val="20"/>
+                <w:szCs w:val="20"/>
+              </w:rPr>
+              <w:t>y liên t</w:t>
+            </w:r>
+            <w:r>
+              <w:rPr>
+                <w:sz w:val="20"/>
+                <w:szCs w:val="20"/>
+              </w:rPr>
+              <w:t>ụ</w:t>
+            </w:r>
+            <w:r>
+              <w:rPr>
+                <w:sz w:val="20"/>
+                <w:szCs w:val="20"/>
+              </w:rPr>
+              <w:t>c 24/7.</w:t>
             </w:r>
           </w:p>
         </w:tc>
@@ -10604,8 +10728,11 @@
     </w:tbl>
     <w:p>
       <w:pPr>
-        <w:spacing w:before="30" w:after="30"/>
+        <w:spacing w:before="20" w:after="20"/>
       </w:pPr>
+      <w:r>
+        <w:t xml:space="preserve"> </w:t>
+      </w:r>
     </w:p>
     <w:p>
       <w:pPr>
@@ -10623,12 +10750,15 @@
     </w:p>
     <w:p>
       <w:pPr>
-        <w:spacing w:before="30" w:after="30"/>
+        <w:spacing w:before="20" w:after="20"/>
       </w:pPr>
+      <w:r>
+        <w:t xml:space="preserve"> </w:t>
+      </w:r>
     </w:p>
     <w:tbl>
       <w:tblPr>
-        <w:tblW w:w="9400" w:type="dxa"/>
+        <w:tblW w:w="9360" w:type="dxa"/>
         <w:tblBorders>
           <w:top w:val="single" w:sz="4" w:space="0" w:color="auto"/>
           <w:left w:val="single" w:sz="4" w:space="0" w:color="auto"/>
@@ -10646,7 +10776,7 @@
       <w:tblGrid>
         <w:gridCol w:w="3600"/>
         <w:gridCol w:w="2600"/>
-        <w:gridCol w:w="3200"/>
+        <w:gridCol w:w="3160"/>
       </w:tblGrid>
       <w:tr>
         <w:tblPrEx>
@@ -10662,11 +10792,12 @@
           <w:tcPr>
             <w:tcW w:w="3600" w:type="dxa"/>
             <w:tcBorders>
-              <w:top w:val="single" w:sz="1" w:space="0" w:color="CCCCCC"/>
-              <w:left w:val="single" w:sz="1" w:space="0" w:color="CCCCCC"/>
-              <w:bottom w:val="single" w:sz="1" w:space="0" w:color="CCCCCC"/>
-              <w:right w:val="single" w:sz="1" w:space="0" w:color="CCCCCC"/>
-            </w:tcBorders>
+              <w:top w:val="single" w:sz="1" w:space="0" w:color="AAAAAA"/>
+              <w:left w:val="single" w:sz="1" w:space="0" w:color="AAAAAA"/>
+              <w:bottom w:val="single" w:sz="1" w:space="0" w:color="AAAAAA"/>
+              <w:right w:val="single" w:sz="1" w:space="0" w:color="AAAAAA"/>
+            </w:tcBorders>
+            <w:shd w:val="clear" w:color="auto" w:fill="EEEEEE"/>
             <w:tcMar>
               <w:top w:w="60" w:type="dxa"/>
               <w:left w:w="80" w:type="dxa"/>
@@ -10690,11 +10821,12 @@
           <w:tcPr>
             <w:tcW w:w="2600" w:type="dxa"/>
             <w:tcBorders>
-              <w:top w:val="single" w:sz="1" w:space="0" w:color="CCCCCC"/>
-              <w:left w:val="single" w:sz="1" w:space="0" w:color="CCCCCC"/>
-              <w:bottom w:val="single" w:sz="1" w:space="0" w:color="CCCCCC"/>
-              <w:right w:val="single" w:sz="1" w:space="0" w:color="CCCCCC"/>
-            </w:tcBorders>
+              <w:top w:val="single" w:sz="1" w:space="0" w:color="AAAAAA"/>
+              <w:left w:val="single" w:sz="1" w:space="0" w:color="AAAAAA"/>
+              <w:bottom w:val="single" w:sz="1" w:space="0" w:color="AAAAAA"/>
+              <w:right w:val="single" w:sz="1" w:space="0" w:color="AAAAAA"/>
+            </w:tcBorders>
+            <w:shd w:val="clear" w:color="auto" w:fill="EEEEEE"/>
             <w:tcMar>
               <w:top w:w="60" w:type="dxa"/>
               <w:left w:w="80" w:type="dxa"/>
@@ -10716,13 +10848,14 @@
         </w:tc>
         <w:tc>
           <w:tcPr>
-            <w:tcW w:w="3200" w:type="dxa"/>
-            <w:tcBorders>
-              <w:top w:val="single" w:sz="1" w:space="0" w:color="CCCCCC"/>
-              <w:left w:val="single" w:sz="1" w:space="0" w:color="CCCCCC"/>
-              <w:bottom w:val="single" w:sz="1" w:space="0" w:color="CCCCCC"/>
-              <w:right w:val="single" w:sz="1" w:space="0" w:color="CCCCCC"/>
-            </w:tcBorders>
+            <w:tcW w:w="3160" w:type="dxa"/>
+            <w:tcBorders>
+              <w:top w:val="single" w:sz="1" w:space="0" w:color="AAAAAA"/>
+              <w:left w:val="single" w:sz="1" w:space="0" w:color="AAAAAA"/>
+              <w:bottom w:val="single" w:sz="1" w:space="0" w:color="AAAAAA"/>
+              <w:right w:val="single" w:sz="1" w:space="0" w:color="AAAAAA"/>
+            </w:tcBorders>
+            <w:shd w:val="clear" w:color="auto" w:fill="EEEEEE"/>
             <w:tcMar>
               <w:top w:w="60" w:type="dxa"/>
               <w:left w:w="80" w:type="dxa"/>
@@ -10754,10 +10887,10 @@
           <w:tcPr>
             <w:tcW w:w="3600" w:type="dxa"/>
             <w:tcBorders>
-              <w:top w:val="single" w:sz="1" w:space="0" w:color="CCCCCC"/>
-              <w:left w:val="single" w:sz="1" w:space="0" w:color="CCCCCC"/>
-              <w:bottom w:val="single" w:sz="1" w:space="0" w:color="CCCCCC"/>
-              <w:right w:val="single" w:sz="1" w:space="0" w:color="CCCCCC"/>
+              <w:top w:val="single" w:sz="1" w:space="0" w:color="AAAAAA"/>
+              <w:left w:val="single" w:sz="1" w:space="0" w:color="AAAAAA"/>
+              <w:bottom w:val="single" w:sz="1" w:space="0" w:color="AAAAAA"/>
+              <w:right w:val="single" w:sz="1" w:space="0" w:color="AAAAAA"/>
             </w:tcBorders>
             <w:tcMar>
               <w:top w:w="60" w:type="dxa"/>
@@ -10808,10 +10941,10 @@
           <w:tcPr>
             <w:tcW w:w="2600" w:type="dxa"/>
             <w:tcBorders>
-              <w:top w:val="single" w:sz="1" w:space="0" w:color="CCCCCC"/>
-              <w:left w:val="single" w:sz="1" w:space="0" w:color="CCCCCC"/>
-              <w:bottom w:val="single" w:sz="1" w:space="0" w:color="CCCCCC"/>
-              <w:right w:val="single" w:sz="1" w:space="0" w:color="CCCCCC"/>
+              <w:top w:val="single" w:sz="1" w:space="0" w:color="AAAAAA"/>
+              <w:left w:val="single" w:sz="1" w:space="0" w:color="AAAAAA"/>
+              <w:bottom w:val="single" w:sz="1" w:space="0" w:color="AAAAAA"/>
+              <w:right w:val="single" w:sz="1" w:space="0" w:color="AAAAAA"/>
             </w:tcBorders>
             <w:tcMar>
               <w:top w:w="60" w:type="dxa"/>
@@ -10832,12 +10965,12 @@
         </w:tc>
         <w:tc>
           <w:tcPr>
-            <w:tcW w:w="3200" w:type="dxa"/>
-            <w:tcBorders>
-              <w:top w:val="single" w:sz="1" w:space="0" w:color="CCCCCC"/>
-              <w:left w:val="single" w:sz="1" w:space="0" w:color="CCCCCC"/>
-              <w:bottom w:val="single" w:sz="1" w:space="0" w:color="CCCCCC"/>
-              <w:right w:val="single" w:sz="1" w:space="0" w:color="CCCCCC"/>
+            <w:tcW w:w="3160" w:type="dxa"/>
+            <w:tcBorders>
+              <w:top w:val="single" w:sz="1" w:space="0" w:color="AAAAAA"/>
+              <w:left w:val="single" w:sz="1" w:space="0" w:color="AAAAAA"/>
+              <w:bottom w:val="single" w:sz="1" w:space="0" w:color="AAAAAA"/>
+              <w:right w:val="single" w:sz="1" w:space="0" w:color="AAAAAA"/>
             </w:tcBorders>
             <w:tcMar>
               <w:top w:w="60" w:type="dxa"/>
@@ -10868,10 +11001,10 @@
           <w:tcPr>
             <w:tcW w:w="3600" w:type="dxa"/>
             <w:tcBorders>
-              <w:top w:val="single" w:sz="1" w:space="0" w:color="CCCCCC"/>
-              <w:left w:val="single" w:sz="1" w:space="0" w:color="CCCCCC"/>
-              <w:bottom w:val="single" w:sz="1" w:space="0" w:color="CCCCCC"/>
-              <w:right w:val="single" w:sz="1" w:space="0" w:color="CCCCCC"/>
+              <w:top w:val="single" w:sz="1" w:space="0" w:color="AAAAAA"/>
+              <w:left w:val="single" w:sz="1" w:space="0" w:color="AAAAAA"/>
+              <w:bottom w:val="single" w:sz="1" w:space="0" w:color="AAAAAA"/>
+              <w:right w:val="single" w:sz="1" w:space="0" w:color="AAAAAA"/>
             </w:tcBorders>
             <w:tcMar>
               <w:top w:w="60" w:type="dxa"/>
@@ -10894,10 +11027,10 @@
           <w:tcPr>
             <w:tcW w:w="2600" w:type="dxa"/>
             <w:tcBorders>
-              <w:top w:val="single" w:sz="1" w:space="0" w:color="CCCCCC"/>
-              <w:left w:val="single" w:sz="1" w:space="0" w:color="CCCCCC"/>
-              <w:bottom w:val="single" w:sz="1" w:space="0" w:color="CCCCCC"/>
-              <w:right w:val="single" w:sz="1" w:space="0" w:color="CCCCCC"/>
+              <w:top w:val="single" w:sz="1" w:space="0" w:color="AAAAAA"/>
+              <w:left w:val="single" w:sz="1" w:space="0" w:color="AAAAAA"/>
+              <w:bottom w:val="single" w:sz="1" w:space="0" w:color="AAAAAA"/>
+              <w:right w:val="single" w:sz="1" w:space="0" w:color="AAAAAA"/>
             </w:tcBorders>
             <w:tcMar>
               <w:top w:w="60" w:type="dxa"/>
@@ -10918,12 +11051,12 @@
         </w:tc>
         <w:tc>
           <w:tcPr>
-            <w:tcW w:w="3200" w:type="dxa"/>
-            <w:tcBorders>
-              <w:top w:val="single" w:sz="1" w:space="0" w:color="CCCCCC"/>
-              <w:left w:val="single" w:sz="1" w:space="0" w:color="CCCCCC"/>
-              <w:bottom w:val="single" w:sz="1" w:space="0" w:color="CCCCCC"/>
-              <w:right w:val="single" w:sz="1" w:space="0" w:color="CCCCCC"/>
+            <w:tcW w:w="3160" w:type="dxa"/>
+            <w:tcBorders>
+              <w:top w:val="single" w:sz="1" w:space="0" w:color="AAAAAA"/>
+              <w:left w:val="single" w:sz="1" w:space="0" w:color="AAAAAA"/>
+              <w:bottom w:val="single" w:sz="1" w:space="0" w:color="AAAAAA"/>
+              <w:right w:val="single" w:sz="1" w:space="0" w:color="AAAAAA"/>
             </w:tcBorders>
             <w:tcMar>
               <w:top w:w="60" w:type="dxa"/>
@@ -10954,10 +11087,10 @@
           <w:tcPr>
             <w:tcW w:w="3600" w:type="dxa"/>
             <w:tcBorders>
-              <w:top w:val="single" w:sz="1" w:space="0" w:color="CCCCCC"/>
-              <w:left w:val="single" w:sz="1" w:space="0" w:color="CCCCCC"/>
-              <w:bottom w:val="single" w:sz="1" w:space="0" w:color="CCCCCC"/>
-              <w:right w:val="single" w:sz="1" w:space="0" w:color="CCCCCC"/>
+              <w:top w:val="single" w:sz="1" w:space="0" w:color="AAAAAA"/>
+              <w:left w:val="single" w:sz="1" w:space="0" w:color="AAAAAA"/>
+              <w:bottom w:val="single" w:sz="1" w:space="0" w:color="AAAAAA"/>
+              <w:right w:val="single" w:sz="1" w:space="0" w:color="AAAAAA"/>
             </w:tcBorders>
             <w:tcMar>
               <w:top w:w="60" w:type="dxa"/>
@@ -10994,10 +11127,10 @@
           <w:tcPr>
             <w:tcW w:w="2600" w:type="dxa"/>
             <w:tcBorders>
-              <w:top w:val="single" w:sz="1" w:space="0" w:color="CCCCCC"/>
-              <w:left w:val="single" w:sz="1" w:space="0" w:color="CCCCCC"/>
-              <w:bottom w:val="single" w:sz="1" w:space="0" w:color="CCCCCC"/>
-              <w:right w:val="single" w:sz="1" w:space="0" w:color="CCCCCC"/>
+              <w:top w:val="single" w:sz="1" w:space="0" w:color="AAAAAA"/>
+              <w:left w:val="single" w:sz="1" w:space="0" w:color="AAAAAA"/>
+              <w:bottom w:val="single" w:sz="1" w:space="0" w:color="AAAAAA"/>
+              <w:right w:val="single" w:sz="1" w:space="0" w:color="AAAAAA"/>
             </w:tcBorders>
             <w:tcMar>
               <w:top w:w="60" w:type="dxa"/>
@@ -11018,12 +11151,12 @@
         </w:tc>
         <w:tc>
           <w:tcPr>
-            <w:tcW w:w="3200" w:type="dxa"/>
-            <w:tcBorders>
-              <w:top w:val="single" w:sz="1" w:space="0" w:color="CCCCCC"/>
-              <w:left w:val="single" w:sz="1" w:space="0" w:color="CCCCCC"/>
-              <w:bottom w:val="single" w:sz="1" w:space="0" w:color="CCCCCC"/>
-              <w:right w:val="single" w:sz="1" w:space="0" w:color="CCCCCC"/>
+            <w:tcW w:w="3160" w:type="dxa"/>
+            <w:tcBorders>
+              <w:top w:val="single" w:sz="1" w:space="0" w:color="AAAAAA"/>
+              <w:left w:val="single" w:sz="1" w:space="0" w:color="AAAAAA"/>
+              <w:bottom w:val="single" w:sz="1" w:space="0" w:color="AAAAAA"/>
+              <w:right w:val="single" w:sz="1" w:space="0" w:color="AAAAAA"/>
             </w:tcBorders>
             <w:tcMar>
               <w:top w:w="60" w:type="dxa"/>
@@ -11054,10 +11187,10 @@
           <w:tcPr>
             <w:tcW w:w="3600" w:type="dxa"/>
             <w:tcBorders>
-              <w:top w:val="single" w:sz="1" w:space="0" w:color="CCCCCC"/>
-              <w:left w:val="single" w:sz="1" w:space="0" w:color="CCCCCC"/>
-              <w:bottom w:val="single" w:sz="1" w:space="0" w:color="CCCCCC"/>
-              <w:right w:val="single" w:sz="1" w:space="0" w:color="CCCCCC"/>
+              <w:top w:val="single" w:sz="1" w:space="0" w:color="AAAAAA"/>
+              <w:left w:val="single" w:sz="1" w:space="0" w:color="AAAAAA"/>
+              <w:bottom w:val="single" w:sz="1" w:space="0" w:color="AAAAAA"/>
+              <w:right w:val="single" w:sz="1" w:space="0" w:color="AAAAAA"/>
             </w:tcBorders>
             <w:tcMar>
               <w:top w:w="60" w:type="dxa"/>
@@ -11094,10 +11227,10 @@
           <w:tcPr>
             <w:tcW w:w="2600" w:type="dxa"/>
             <w:tcBorders>
-              <w:top w:val="single" w:sz="1" w:space="0" w:color="CCCCCC"/>
-              <w:left w:val="single" w:sz="1" w:space="0" w:color="CCCCCC"/>
-              <w:bottom w:val="single" w:sz="1" w:space="0" w:color="CCCCCC"/>
-              <w:right w:val="single" w:sz="1" w:space="0" w:color="CCCCCC"/>
+              <w:top w:val="single" w:sz="1" w:space="0" w:color="AAAAAA"/>
+              <w:left w:val="single" w:sz="1" w:space="0" w:color="AAAAAA"/>
+              <w:bottom w:val="single" w:sz="1" w:space="0" w:color="AAAAAA"/>
+              <w:right w:val="single" w:sz="1" w:space="0" w:color="AAAAAA"/>
             </w:tcBorders>
             <w:tcMar>
               <w:top w:w="60" w:type="dxa"/>
@@ -11118,12 +11251,12 @@
         </w:tc>
         <w:tc>
           <w:tcPr>
-            <w:tcW w:w="3200" w:type="dxa"/>
-            <w:tcBorders>
-              <w:top w:val="single" w:sz="1" w:space="0" w:color="CCCCCC"/>
-              <w:left w:val="single" w:sz="1" w:space="0" w:color="CCCCCC"/>
-              <w:bottom w:val="single" w:sz="1" w:space="0" w:color="CCCCCC"/>
-              <w:right w:val="single" w:sz="1" w:space="0" w:color="CCCCCC"/>
+            <w:tcW w:w="3160" w:type="dxa"/>
+            <w:tcBorders>
+              <w:top w:val="single" w:sz="1" w:space="0" w:color="AAAAAA"/>
+              <w:left w:val="single" w:sz="1" w:space="0" w:color="AAAAAA"/>
+              <w:bottom w:val="single" w:sz="1" w:space="0" w:color="AAAAAA"/>
+              <w:right w:val="single" w:sz="1" w:space="0" w:color="AAAAAA"/>
             </w:tcBorders>
             <w:tcMar>
               <w:top w:w="60" w:type="dxa"/>
@@ -11154,10 +11287,10 @@
           <w:tcPr>
             <w:tcW w:w="3600" w:type="dxa"/>
             <w:tcBorders>
-              <w:top w:val="single" w:sz="1" w:space="0" w:color="CCCCCC"/>
-              <w:left w:val="single" w:sz="1" w:space="0" w:color="CCCCCC"/>
-              <w:bottom w:val="single" w:sz="1" w:space="0" w:color="CCCCCC"/>
-              <w:right w:val="single" w:sz="1" w:space="0" w:color="CCCCCC"/>
+              <w:top w:val="single" w:sz="1" w:space="0" w:color="AAAAAA"/>
+              <w:left w:val="single" w:sz="1" w:space="0" w:color="AAAAAA"/>
+              <w:bottom w:val="single" w:sz="1" w:space="0" w:color="AAAAAA"/>
+              <w:right w:val="single" w:sz="1" w:space="0" w:color="AAAAAA"/>
             </w:tcBorders>
             <w:tcMar>
               <w:top w:w="60" w:type="dxa"/>
@@ -11186,7 +11319,7 @@
                 <w:sz w:val="20"/>
                 <w:szCs w:val="20"/>
               </w:rPr>
-              <w:t>a / Xoá h</w:t>
+              <w:t>a / Xóa h</w:t>
             </w:r>
             <w:r>
               <w:rPr>
@@ -11208,10 +11341,10 @@
           <w:tcPr>
             <w:tcW w:w="2600" w:type="dxa"/>
             <w:tcBorders>
-              <w:top w:val="single" w:sz="1" w:space="0" w:color="CCCCCC"/>
-              <w:left w:val="single" w:sz="1" w:space="0" w:color="CCCCCC"/>
-              <w:bottom w:val="single" w:sz="1" w:space="0" w:color="CCCCCC"/>
-              <w:right w:val="single" w:sz="1" w:space="0" w:color="CCCCCC"/>
+              <w:top w:val="single" w:sz="1" w:space="0" w:color="AAAAAA"/>
+              <w:left w:val="single" w:sz="1" w:space="0" w:color="AAAAAA"/>
+              <w:bottom w:val="single" w:sz="1" w:space="0" w:color="AAAAAA"/>
+              <w:right w:val="single" w:sz="1" w:space="0" w:color="AAAAAA"/>
             </w:tcBorders>
             <w:tcMar>
               <w:top w:w="60" w:type="dxa"/>
@@ -11232,12 +11365,12 @@
         </w:tc>
         <w:tc>
           <w:tcPr>
-            <w:tcW w:w="3200" w:type="dxa"/>
-            <w:tcBorders>
-              <w:top w:val="single" w:sz="1" w:space="0" w:color="CCCCCC"/>
-              <w:left w:val="single" w:sz="1" w:space="0" w:color="CCCCCC"/>
-              <w:bottom w:val="single" w:sz="1" w:space="0" w:color="CCCCCC"/>
-              <w:right w:val="single" w:sz="1" w:space="0" w:color="CCCCCC"/>
+            <w:tcW w:w="3160" w:type="dxa"/>
+            <w:tcBorders>
+              <w:top w:val="single" w:sz="1" w:space="0" w:color="AAAAAA"/>
+              <w:left w:val="single" w:sz="1" w:space="0" w:color="AAAAAA"/>
+              <w:bottom w:val="single" w:sz="1" w:space="0" w:color="AAAAAA"/>
+              <w:right w:val="single" w:sz="1" w:space="0" w:color="AAAAAA"/>
             </w:tcBorders>
             <w:tcMar>
               <w:top w:w="60" w:type="dxa"/>
@@ -11268,25 +11401,25 @@
           <w:tcPr>
             <w:tcW w:w="3600" w:type="dxa"/>
             <w:tcBorders>
-              <w:top w:val="single" w:sz="1" w:space="0" w:color="CCCCCC"/>
-              <w:left w:val="single" w:sz="1" w:space="0" w:color="CCCCCC"/>
-              <w:bottom w:val="single" w:sz="1" w:space="0" w:color="CCCCCC"/>
-              <w:right w:val="single" w:sz="1" w:space="0" w:color="CCCCCC"/>
-            </w:tcBorders>
-            <w:tcMar>
-              <w:top w:w="60" w:type="dxa"/>
-              <w:left w:w="80" w:type="dxa"/>
-              <w:bottom w:w="60" w:type="dxa"/>
-              <w:right w:w="80" w:type="dxa"/>
-            </w:tcMar>
-          </w:tcPr>
-          <w:p>
-            <w:r>
-              <w:rPr>
-                <w:sz w:val="20"/>
-                <w:szCs w:val="20"/>
-              </w:rPr>
-              <w:t>Thêm / Xoá l</w:t>
+              <w:top w:val="single" w:sz="1" w:space="0" w:color="AAAAAA"/>
+              <w:left w:val="single" w:sz="1" w:space="0" w:color="AAAAAA"/>
+              <w:bottom w:val="single" w:sz="1" w:space="0" w:color="AAAAAA"/>
+              <w:right w:val="single" w:sz="1" w:space="0" w:color="AAAAAA"/>
+            </w:tcBorders>
+            <w:tcMar>
+              <w:top w:w="60" w:type="dxa"/>
+              <w:left w:w="80" w:type="dxa"/>
+              <w:bottom w:w="60" w:type="dxa"/>
+              <w:right w:w="80" w:type="dxa"/>
+            </w:tcMar>
+          </w:tcPr>
+          <w:p>
+            <w:r>
+              <w:rPr>
+                <w:sz w:val="20"/>
+                <w:szCs w:val="20"/>
+              </w:rPr>
+              <w:t>Thêm / Xóa l</w:t>
             </w:r>
             <w:r>
               <w:rPr>
@@ -11322,10 +11455,10 @@
           <w:tcPr>
             <w:tcW w:w="2600" w:type="dxa"/>
             <w:tcBorders>
-              <w:top w:val="single" w:sz="1" w:space="0" w:color="CCCCCC"/>
-              <w:left w:val="single" w:sz="1" w:space="0" w:color="CCCCCC"/>
-              <w:bottom w:val="single" w:sz="1" w:space="0" w:color="CCCCCC"/>
-              <w:right w:val="single" w:sz="1" w:space="0" w:color="CCCCCC"/>
+              <w:top w:val="single" w:sz="1" w:space="0" w:color="AAAAAA"/>
+              <w:left w:val="single" w:sz="1" w:space="0" w:color="AAAAAA"/>
+              <w:bottom w:val="single" w:sz="1" w:space="0" w:color="AAAAAA"/>
+              <w:right w:val="single" w:sz="1" w:space="0" w:color="AAAAAA"/>
             </w:tcBorders>
             <w:tcMar>
               <w:top w:w="60" w:type="dxa"/>
@@ -11346,12 +11479,12 @@
         </w:tc>
         <w:tc>
           <w:tcPr>
-            <w:tcW w:w="3200" w:type="dxa"/>
-            <w:tcBorders>
-              <w:top w:val="single" w:sz="1" w:space="0" w:color="CCCCCC"/>
-              <w:left w:val="single" w:sz="1" w:space="0" w:color="CCCCCC"/>
-              <w:bottom w:val="single" w:sz="1" w:space="0" w:color="CCCCCC"/>
-              <w:right w:val="single" w:sz="1" w:space="0" w:color="CCCCCC"/>
+            <w:tcW w:w="3160" w:type="dxa"/>
+            <w:tcBorders>
+              <w:top w:val="single" w:sz="1" w:space="0" w:color="AAAAAA"/>
+              <w:left w:val="single" w:sz="1" w:space="0" w:color="AAAAAA"/>
+              <w:bottom w:val="single" w:sz="1" w:space="0" w:color="AAAAAA"/>
+              <w:right w:val="single" w:sz="1" w:space="0" w:color="AAAAAA"/>
             </w:tcBorders>
             <w:tcMar>
               <w:top w:w="60" w:type="dxa"/>
@@ -11382,10 +11515,10 @@
           <w:tcPr>
             <w:tcW w:w="3600" w:type="dxa"/>
             <w:tcBorders>
-              <w:top w:val="single" w:sz="1" w:space="0" w:color="CCCCCC"/>
-              <w:left w:val="single" w:sz="1" w:space="0" w:color="CCCCCC"/>
-              <w:bottom w:val="single" w:sz="1" w:space="0" w:color="CCCCCC"/>
-              <w:right w:val="single" w:sz="1" w:space="0" w:color="CCCCCC"/>
+              <w:top w:val="single" w:sz="1" w:space="0" w:color="AAAAAA"/>
+              <w:left w:val="single" w:sz="1" w:space="0" w:color="AAAAAA"/>
+              <w:bottom w:val="single" w:sz="1" w:space="0" w:color="AAAAAA"/>
+              <w:right w:val="single" w:sz="1" w:space="0" w:color="AAAAAA"/>
             </w:tcBorders>
             <w:tcMar>
               <w:top w:w="60" w:type="dxa"/>
@@ -11464,10 +11597,10 @@
           <w:tcPr>
             <w:tcW w:w="2600" w:type="dxa"/>
             <w:tcBorders>
-              <w:top w:val="single" w:sz="1" w:space="0" w:color="CCCCCC"/>
-              <w:left w:val="single" w:sz="1" w:space="0" w:color="CCCCCC"/>
-              <w:bottom w:val="single" w:sz="1" w:space="0" w:color="CCCCCC"/>
-              <w:right w:val="single" w:sz="1" w:space="0" w:color="CCCCCC"/>
+              <w:top w:val="single" w:sz="1" w:space="0" w:color="AAAAAA"/>
+              <w:left w:val="single" w:sz="1" w:space="0" w:color="AAAAAA"/>
+              <w:bottom w:val="single" w:sz="1" w:space="0" w:color="AAAAAA"/>
+              <w:right w:val="single" w:sz="1" w:space="0" w:color="AAAAAA"/>
             </w:tcBorders>
             <w:tcMar>
               <w:top w:w="60" w:type="dxa"/>
@@ -11488,12 +11621,12 @@
         </w:tc>
         <w:tc>
           <w:tcPr>
-            <w:tcW w:w="3200" w:type="dxa"/>
-            <w:tcBorders>
-              <w:top w:val="single" w:sz="1" w:space="0" w:color="CCCCCC"/>
-              <w:left w:val="single" w:sz="1" w:space="0" w:color="CCCCCC"/>
-              <w:bottom w:val="single" w:sz="1" w:space="0" w:color="CCCCCC"/>
-              <w:right w:val="single" w:sz="1" w:space="0" w:color="CCCCCC"/>
+            <w:tcW w:w="3160" w:type="dxa"/>
+            <w:tcBorders>
+              <w:top w:val="single" w:sz="1" w:space="0" w:color="AAAAAA"/>
+              <w:left w:val="single" w:sz="1" w:space="0" w:color="AAAAAA"/>
+              <w:bottom w:val="single" w:sz="1" w:space="0" w:color="AAAAAA"/>
+              <w:right w:val="single" w:sz="1" w:space="0" w:color="AAAAAA"/>
             </w:tcBorders>
             <w:tcMar>
               <w:top w:w="60" w:type="dxa"/>
@@ -11524,10 +11657,10 @@
           <w:tcPr>
             <w:tcW w:w="3600" w:type="dxa"/>
             <w:tcBorders>
-              <w:top w:val="single" w:sz="1" w:space="0" w:color="CCCCCC"/>
-              <w:left w:val="single" w:sz="1" w:space="0" w:color="CCCCCC"/>
-              <w:bottom w:val="single" w:sz="1" w:space="0" w:color="CCCCCC"/>
-              <w:right w:val="single" w:sz="1" w:space="0" w:color="CCCCCC"/>
+              <w:top w:val="single" w:sz="1" w:space="0" w:color="AAAAAA"/>
+              <w:left w:val="single" w:sz="1" w:space="0" w:color="AAAAAA"/>
+              <w:bottom w:val="single" w:sz="1" w:space="0" w:color="AAAAAA"/>
+              <w:right w:val="single" w:sz="1" w:space="0" w:color="AAAAAA"/>
             </w:tcBorders>
             <w:tcMar>
               <w:top w:w="60" w:type="dxa"/>
@@ -11578,10 +11711,10 @@
           <w:tcPr>
             <w:tcW w:w="2600" w:type="dxa"/>
             <w:tcBorders>
-              <w:top w:val="single" w:sz="1" w:space="0" w:color="CCCCCC"/>
-              <w:left w:val="single" w:sz="1" w:space="0" w:color="CCCCCC"/>
-              <w:bottom w:val="single" w:sz="1" w:space="0" w:color="CCCCCC"/>
-              <w:right w:val="single" w:sz="1" w:space="0" w:color="CCCCCC"/>
+              <w:top w:val="single" w:sz="1" w:space="0" w:color="AAAAAA"/>
+              <w:left w:val="single" w:sz="1" w:space="0" w:color="AAAAAA"/>
+              <w:bottom w:val="single" w:sz="1" w:space="0" w:color="AAAAAA"/>
+              <w:right w:val="single" w:sz="1" w:space="0" w:color="AAAAAA"/>
             </w:tcBorders>
             <w:tcMar>
               <w:top w:w="60" w:type="dxa"/>
@@ -11602,12 +11735,12 @@
         </w:tc>
         <w:tc>
           <w:tcPr>
-            <w:tcW w:w="3200" w:type="dxa"/>
-            <w:tcBorders>
-              <w:top w:val="single" w:sz="1" w:space="0" w:color="CCCCCC"/>
-              <w:left w:val="single" w:sz="1" w:space="0" w:color="CCCCCC"/>
-              <w:bottom w:val="single" w:sz="1" w:space="0" w:color="CCCCCC"/>
-              <w:right w:val="single" w:sz="1" w:space="0" w:color="CCCCCC"/>
+            <w:tcW w:w="3160" w:type="dxa"/>
+            <w:tcBorders>
+              <w:top w:val="single" w:sz="1" w:space="0" w:color="AAAAAA"/>
+              <w:left w:val="single" w:sz="1" w:space="0" w:color="AAAAAA"/>
+              <w:bottom w:val="single" w:sz="1" w:space="0" w:color="AAAAAA"/>
+              <w:right w:val="single" w:sz="1" w:space="0" w:color="AAAAAA"/>
             </w:tcBorders>
             <w:tcMar>
               <w:top w:w="60" w:type="dxa"/>
@@ -11638,10 +11771,10 @@
           <w:tcPr>
             <w:tcW w:w="3600" w:type="dxa"/>
             <w:tcBorders>
-              <w:top w:val="single" w:sz="1" w:space="0" w:color="CCCCCC"/>
-              <w:left w:val="single" w:sz="1" w:space="0" w:color="CCCCCC"/>
-              <w:bottom w:val="single" w:sz="1" w:space="0" w:color="CCCCCC"/>
-              <w:right w:val="single" w:sz="1" w:space="0" w:color="CCCCCC"/>
+              <w:top w:val="single" w:sz="1" w:space="0" w:color="AAAAAA"/>
+              <w:left w:val="single" w:sz="1" w:space="0" w:color="AAAAAA"/>
+              <w:bottom w:val="single" w:sz="1" w:space="0" w:color="AAAAAA"/>
+              <w:right w:val="single" w:sz="1" w:space="0" w:color="AAAAAA"/>
             </w:tcBorders>
             <w:tcMar>
               <w:top w:w="60" w:type="dxa"/>
@@ -11706,10 +11839,10 @@
           <w:tcPr>
             <w:tcW w:w="2600" w:type="dxa"/>
             <w:tcBorders>
-              <w:top w:val="single" w:sz="1" w:space="0" w:color="CCCCCC"/>
-              <w:left w:val="single" w:sz="1" w:space="0" w:color="CCCCCC"/>
-              <w:bottom w:val="single" w:sz="1" w:space="0" w:color="CCCCCC"/>
-              <w:right w:val="single" w:sz="1" w:space="0" w:color="CCCCCC"/>
+              <w:top w:val="single" w:sz="1" w:space="0" w:color="AAAAAA"/>
+              <w:left w:val="single" w:sz="1" w:space="0" w:color="AAAAAA"/>
+              <w:bottom w:val="single" w:sz="1" w:space="0" w:color="AAAAAA"/>
+              <w:right w:val="single" w:sz="1" w:space="0" w:color="AAAAAA"/>
             </w:tcBorders>
             <w:tcMar>
               <w:top w:w="60" w:type="dxa"/>
@@ -11730,12 +11863,12 @@
         </w:tc>
         <w:tc>
           <w:tcPr>
-            <w:tcW w:w="3200" w:type="dxa"/>
-            <w:tcBorders>
-              <w:top w:val="single" w:sz="1" w:space="0" w:color="CCCCCC"/>
-              <w:left w:val="single" w:sz="1" w:space="0" w:color="CCCCCC"/>
-              <w:bottom w:val="single" w:sz="1" w:space="0" w:color="CCCCCC"/>
-              <w:right w:val="single" w:sz="1" w:space="0" w:color="CCCCCC"/>
+            <w:tcW w:w="3160" w:type="dxa"/>
+            <w:tcBorders>
+              <w:top w:val="single" w:sz="1" w:space="0" w:color="AAAAAA"/>
+              <w:left w:val="single" w:sz="1" w:space="0" w:color="AAAAAA"/>
+              <w:bottom w:val="single" w:sz="1" w:space="0" w:color="AAAAAA"/>
+              <w:right w:val="single" w:sz="1" w:space="0" w:color="AAAAAA"/>
             </w:tcBorders>
             <w:tcMar>
               <w:top w:w="60" w:type="dxa"/>
@@ -11766,24 +11899,25 @@
           <w:tcPr>
             <w:tcW w:w="3600" w:type="dxa"/>
             <w:tcBorders>
-              <w:top w:val="single" w:sz="1" w:space="0" w:color="CCCCCC"/>
-              <w:left w:val="single" w:sz="1" w:space="0" w:color="CCCCCC"/>
-              <w:bottom w:val="single" w:sz="1" w:space="0" w:color="CCCCCC"/>
-              <w:right w:val="single" w:sz="1" w:space="0" w:color="CCCCCC"/>
-            </w:tcBorders>
-            <w:tcMar>
-              <w:top w:w="60" w:type="dxa"/>
-              <w:left w:w="80" w:type="dxa"/>
-              <w:bottom w:w="60" w:type="dxa"/>
-              <w:right w:w="80" w:type="dxa"/>
-            </w:tcMar>
-          </w:tcPr>
-          <w:p>
-            <w:r>
-              <w:rPr>
-                <w:sz w:val="20"/>
-                <w:szCs w:val="20"/>
-              </w:rPr>
+              <w:top w:val="single" w:sz="1" w:space="0" w:color="AAAAAA"/>
+              <w:left w:val="single" w:sz="1" w:space="0" w:color="AAAAAA"/>
+              <w:bottom w:val="single" w:sz="1" w:space="0" w:color="AAAAAA"/>
+              <w:right w:val="single" w:sz="1" w:space="0" w:color="AAAAAA"/>
+            </w:tcBorders>
+            <w:tcMar>
+              <w:top w:w="60" w:type="dxa"/>
+              <w:left w:w="80" w:type="dxa"/>
+              <w:bottom w:w="60" w:type="dxa"/>
+              <w:right w:w="80" w:type="dxa"/>
+            </w:tcMar>
+          </w:tcPr>
+          <w:p>
+            <w:r>
+              <w:rPr>
+                <w:sz w:val="20"/>
+                <w:szCs w:val="20"/>
+              </w:rPr>
+              <w:lastRenderedPageBreak/>
               <w:t>Xác nh</w:t>
             </w:r>
             <w:r>
@@ -11798,21 +11932,21 @@
                 <w:sz w:val="20"/>
                 <w:szCs w:val="20"/>
               </w:rPr>
-              <w:t>n / Hu</w:t>
-            </w:r>
-            <w:r>
-              <w:rPr>
-                <w:sz w:val="20"/>
-                <w:szCs w:val="20"/>
-              </w:rPr>
-              <w:t>ỷ</w:t>
-            </w:r>
-            <w:r>
-              <w:rPr>
-                <w:sz w:val="20"/>
-                <w:szCs w:val="20"/>
-              </w:rPr>
-              <w:t xml:space="preserve"> xác nh</w:t>
+              <w:t>n / H</w:t>
+            </w:r>
+            <w:r>
+              <w:rPr>
+                <w:sz w:val="20"/>
+                <w:szCs w:val="20"/>
+              </w:rPr>
+              <w:t>ủ</w:t>
+            </w:r>
+            <w:r>
+              <w:rPr>
+                <w:sz w:val="20"/>
+                <w:szCs w:val="20"/>
+              </w:rPr>
+              <w:t>y xác nh</w:t>
             </w:r>
             <w:r>
               <w:rPr>
@@ -11834,10 +11968,10 @@
           <w:tcPr>
             <w:tcW w:w="2600" w:type="dxa"/>
             <w:tcBorders>
-              <w:top w:val="single" w:sz="1" w:space="0" w:color="CCCCCC"/>
-              <w:left w:val="single" w:sz="1" w:space="0" w:color="CCCCCC"/>
-              <w:bottom w:val="single" w:sz="1" w:space="0" w:color="CCCCCC"/>
-              <w:right w:val="single" w:sz="1" w:space="0" w:color="CCCCCC"/>
+              <w:top w:val="single" w:sz="1" w:space="0" w:color="AAAAAA"/>
+              <w:left w:val="single" w:sz="1" w:space="0" w:color="AAAAAA"/>
+              <w:bottom w:val="single" w:sz="1" w:space="0" w:color="AAAAAA"/>
+              <w:right w:val="single" w:sz="1" w:space="0" w:color="AAAAAA"/>
             </w:tcBorders>
             <w:tcMar>
               <w:top w:w="60" w:type="dxa"/>
@@ -11858,12 +11992,12 @@
         </w:tc>
         <w:tc>
           <w:tcPr>
-            <w:tcW w:w="3200" w:type="dxa"/>
-            <w:tcBorders>
-              <w:top w:val="single" w:sz="1" w:space="0" w:color="CCCCCC"/>
-              <w:left w:val="single" w:sz="1" w:space="0" w:color="CCCCCC"/>
-              <w:bottom w:val="single" w:sz="1" w:space="0" w:color="CCCCCC"/>
-              <w:right w:val="single" w:sz="1" w:space="0" w:color="CCCCCC"/>
+            <w:tcW w:w="3160" w:type="dxa"/>
+            <w:tcBorders>
+              <w:top w:val="single" w:sz="1" w:space="0" w:color="AAAAAA"/>
+              <w:left w:val="single" w:sz="1" w:space="0" w:color="AAAAAA"/>
+              <w:bottom w:val="single" w:sz="1" w:space="0" w:color="AAAAAA"/>
+              <w:right w:val="single" w:sz="1" w:space="0" w:color="AAAAAA"/>
             </w:tcBorders>
             <w:tcMar>
               <w:top w:w="60" w:type="dxa"/>
@@ -11898,64 +12032,64 @@
 <file path=word/numbering.xml><?xml version="1.0" encoding="utf-8"?>
 <w:numbering xmlns:wpc="http://schemas.microsoft.com/office/word/2010/wordprocessingCanvas" xmlns:cx="http://schemas.microsoft.com/office/drawing/2014/chartex" xmlns:cx1="http://schemas.microsoft.com/office/drawing/2015/9/8/chartex" xmlns:cx2="http://schemas.microsoft.com/office/drawing/2015/10/21/chartex" xmlns:cx3="http://schemas.microsoft.com/office/drawing/2016/5/9/chartex" xmlns:cx4="http://schemas.microsoft.com/office/drawing/2016/5/10/chartex" xmlns:cx5="http://schemas.microsoft.com/office/drawing/2016/5/11/chartex" xmlns:cx6="http://schemas.microsoft.com/office/drawing/2016/5/12/chartex" xmlns:cx7="http://schemas.microsoft.com/office/drawing/2016/5/13/chartex" xmlns:cx8="http://schemas.microsoft.com/office/drawing/2016/5/14/chartex" xmlns:mc="http://schemas.openxmlformats.org/markup-compatibility/2006" xmlns:aink="http://schemas.microsoft.com/office/drawing/2016/ink" xmlns:am3d="http://schemas.microsoft.com/office/drawing/2017/model3d" xmlns:o="urn:schemas-microsoft-com:office:office" xmlns:r="http://schemas.openxmlformats.org/officeDocument/2006/relationships" xmlns:m="http://schemas.openxmlformats.org/officeDocument/2006/math" xmlns:v="urn:schemas-microsoft-com:vml" xmlns:wp14="http://schemas.microsoft.com/office/word/2010/wordprocessingDrawing" xmlns:wp="http://schemas.openxmlformats.org/drawingml/2006/wordprocessingDrawing" xmlns:w10="urn:schemas-microsoft-com:office:word" xmlns:w="http://schemas.openxmlformats.org/wordprocessingml/2006/main" xmlns:w14="http://schemas.microsoft.com/office/word/2010/wordml" xmlns:w15="http://schemas.microsoft.com/office/word/2012/wordml" xmlns:w16cex="http://schemas.microsoft.com/office/word/2018/wordml/cex" xmlns:w16cid="http://schemas.microsoft.com/office/word/2016/wordml/cid" xmlns:w16="http://schemas.microsoft.com/office/word/2018/wordml" xmlns:w16sdtdh="http://schemas.microsoft.com/office/word/2020/wordml/sdtdatahash" xmlns:w16se="http://schemas.microsoft.com/office/word/2015/wordml/symex" xmlns:wpg="http://schemas.microsoft.com/office/word/2010/wordprocessingGroup" xmlns:wpi="http://schemas.microsoft.com/office/word/2010/wordprocessingInk" xmlns:wne="http://schemas.microsoft.com/office/word/2006/wordml" xmlns:wps="http://schemas.microsoft.com/office/word/2010/wordprocessingShape" mc:Ignorable="w14 w15 w16se w16cid w16 w16cex w16sdtdh wp14">
   <w:abstractNum w:abstractNumId="0" w15:restartNumberingAfterBreak="0">
-    <w:nsid w:val="0E1976FA"/>
+    <w:nsid w:val="17E67B90"/>
     <w:multiLevelType w:val="hybridMultilevel"/>
-    <w:tmpl w:val="65F00696"/>
-    <w:lvl w:ilvl="0" w:tplc="F474D0DA">
+    <w:tmpl w:val="49A6F856"/>
+    <w:lvl w:ilvl="0" w:tplc="9C445F00">
       <w:start w:val="1"/>
       <w:numFmt w:val="bullet"/>
       <w:lvlText w:val="-"/>
       <w:lvlJc w:val="left"/>
       <w:pPr>
-        <w:ind w:left="480" w:hanging="240"/>
+        <w:ind w:left="400" w:hanging="200"/>
       </w:pPr>
     </w:lvl>
-    <w:lvl w:ilvl="1" w:tplc="C29A233C">
+    <w:lvl w:ilvl="1" w:tplc="09D8E628">
       <w:numFmt w:val="decimal"/>
       <w:lvlText w:val=""/>
       <w:lvlJc w:val="left"/>
     </w:lvl>
-    <w:lvl w:ilvl="2" w:tplc="14320DE4">
+    <w:lvl w:ilvl="2" w:tplc="4C303878">
       <w:numFmt w:val="decimal"/>
       <w:lvlText w:val=""/>
       <w:lvlJc w:val="left"/>
     </w:lvl>
-    <w:lvl w:ilvl="3" w:tplc="54A0E334">
+    <w:lvl w:ilvl="3" w:tplc="E59068F4">
       <w:numFmt w:val="decimal"/>
       <w:lvlText w:val=""/>
       <w:lvlJc w:val="left"/>
     </w:lvl>
-    <w:lvl w:ilvl="4" w:tplc="D076B53E">
+    <w:lvl w:ilvl="4" w:tplc="F210F508">
       <w:numFmt w:val="decimal"/>
       <w:lvlText w:val=""/>
       <w:lvlJc w:val="left"/>
     </w:lvl>
-    <w:lvl w:ilvl="5" w:tplc="7AE057BA">
+    <w:lvl w:ilvl="5" w:tplc="CC902E7A">
       <w:numFmt w:val="decimal"/>
       <w:lvlText w:val=""/>
       <w:lvlJc w:val="left"/>
     </w:lvl>
-    <w:lvl w:ilvl="6" w:tplc="FCE8DFEC">
+    <w:lvl w:ilvl="6" w:tplc="85D25B84">
       <w:numFmt w:val="decimal"/>
       <w:lvlText w:val=""/>
       <w:lvlJc w:val="left"/>
     </w:lvl>
-    <w:lvl w:ilvl="7" w:tplc="E094161A">
+    <w:lvl w:ilvl="7" w:tplc="5B52C1F0">
       <w:numFmt w:val="decimal"/>
       <w:lvlText w:val=""/>
       <w:lvlJc w:val="left"/>
     </w:lvl>
-    <w:lvl w:ilvl="8" w:tplc="33E43054">
+    <w:lvl w:ilvl="8" w:tplc="8912FDF6">
       <w:numFmt w:val="decimal"/>
       <w:lvlText w:val=""/>
       <w:lvlJc w:val="left"/>
     </w:lvl>
   </w:abstractNum>
   <w:abstractNum w:abstractNumId="1" w15:restartNumberingAfterBreak="0">
-    <w:nsid w:val="15395ED9"/>
+    <w:nsid w:val="405C381C"/>
     <w:multiLevelType w:val="hybridMultilevel"/>
-    <w:tmpl w:val="E3526E30"/>
-    <w:lvl w:ilvl="0" w:tplc="A664C582">
+    <w:tmpl w:val="8AF8F208"/>
+    <w:lvl w:ilvl="0" w:tplc="A7862C88">
       <w:start w:val="1"/>
       <w:numFmt w:val="bullet"/>
       <w:lvlText w:val="●"/>
@@ -11964,7 +12098,7 @@
         <w:ind w:left="720" w:hanging="360"/>
       </w:pPr>
     </w:lvl>
-    <w:lvl w:ilvl="1" w:tplc="9ABEEDB4">
+    <w:lvl w:ilvl="1" w:tplc="AB9ADF9C">
       <w:start w:val="1"/>
       <w:numFmt w:val="bullet"/>
       <w:lvlText w:val="○"/>
@@ -11973,7 +12107,7 @@
         <w:ind w:left="1440" w:hanging="360"/>
       </w:pPr>
     </w:lvl>
-    <w:lvl w:ilvl="2" w:tplc="BF7C82EA">
+    <w:lvl w:ilvl="2" w:tplc="27C8907C">
       <w:start w:val="1"/>
       <w:numFmt w:val="bullet"/>
       <w:lvlText w:val="■"/>
@@ -11982,7 +12116,7 @@
         <w:ind w:left="2160" w:hanging="360"/>
       </w:pPr>
     </w:lvl>
-    <w:lvl w:ilvl="3" w:tplc="ACF4BBBE">
+    <w:lvl w:ilvl="3" w:tplc="4872999C">
       <w:start w:val="1"/>
       <w:numFmt w:val="bullet"/>
       <w:lvlText w:val="●"/>
@@ -11991,7 +12125,7 @@
         <w:ind w:left="2880" w:hanging="360"/>
       </w:pPr>
     </w:lvl>
-    <w:lvl w:ilvl="4" w:tplc="FC7EF276">
+    <w:lvl w:ilvl="4" w:tplc="A372DFEA">
       <w:start w:val="1"/>
       <w:numFmt w:val="bullet"/>
       <w:lvlText w:val="○"/>
@@ -12000,7 +12134,7 @@
         <w:ind w:left="3600" w:hanging="360"/>
       </w:pPr>
     </w:lvl>
-    <w:lvl w:ilvl="5" w:tplc="62747F9C">
+    <w:lvl w:ilvl="5" w:tplc="C41E634C">
       <w:start w:val="1"/>
       <w:numFmt w:val="bullet"/>
       <w:lvlText w:val="■"/>
@@ -12009,7 +12143,7 @@
         <w:ind w:left="4320" w:hanging="360"/>
       </w:pPr>
     </w:lvl>
-    <w:lvl w:ilvl="6" w:tplc="E2AA494E">
+    <w:lvl w:ilvl="6" w:tplc="C0260CCA">
       <w:start w:val="1"/>
       <w:numFmt w:val="bullet"/>
       <w:lvlText w:val="●"/>
@@ -12018,7 +12152,7 @@
         <w:ind w:left="5040" w:hanging="360"/>
       </w:pPr>
     </w:lvl>
-    <w:lvl w:ilvl="7" w:tplc="B9069AA2">
+    <w:lvl w:ilvl="7" w:tplc="E8BADFE2">
       <w:start w:val="1"/>
       <w:numFmt w:val="bullet"/>
       <w:lvlText w:val="●"/>
@@ -12027,7 +12161,7 @@
         <w:ind w:left="5760" w:hanging="360"/>
       </w:pPr>
     </w:lvl>
-    <w:lvl w:ilvl="8" w:tplc="B06813C0">
+    <w:lvl w:ilvl="8" w:tplc="79EE33CA">
       <w:start w:val="1"/>
       <w:numFmt w:val="bullet"/>
       <w:lvlText w:val="●"/>
@@ -12038,54 +12172,54 @@
     </w:lvl>
   </w:abstractNum>
   <w:abstractNum w:abstractNumId="2" w15:restartNumberingAfterBreak="0">
-    <w:nsid w:val="4B7E5500"/>
+    <w:nsid w:val="44872692"/>
     <w:multiLevelType w:val="hybridMultilevel"/>
-    <w:tmpl w:val="3C8E7C2C"/>
-    <w:lvl w:ilvl="0" w:tplc="2B1C4360">
+    <w:tmpl w:val="DAD254D4"/>
+    <w:lvl w:ilvl="0" w:tplc="D8C8FC0C">
       <w:start w:val="1"/>
       <w:numFmt w:val="decimal"/>
       <w:lvlText w:val="%1."/>
       <w:lvlJc w:val="left"/>
       <w:pPr>
-        <w:ind w:left="480" w:hanging="240"/>
+        <w:ind w:left="400" w:hanging="200"/>
       </w:pPr>
     </w:lvl>
-    <w:lvl w:ilvl="1" w:tplc="13867376">
+    <w:lvl w:ilvl="1" w:tplc="1090DD2C">
       <w:numFmt w:val="decimal"/>
       <w:lvlText w:val=""/>
       <w:lvlJc w:val="left"/>
     </w:lvl>
-    <w:lvl w:ilvl="2" w:tplc="00DE8522">
+    <w:lvl w:ilvl="2" w:tplc="6C58CD68">
       <w:numFmt w:val="decimal"/>
       <w:lvlText w:val=""/>
       <w:lvlJc w:val="left"/>
     </w:lvl>
-    <w:lvl w:ilvl="3" w:tplc="EB40AD9C">
+    <w:lvl w:ilvl="3" w:tplc="8FCE47B8">
       <w:numFmt w:val="decimal"/>
       <w:lvlText w:val=""/>
       <w:lvlJc w:val="left"/>
     </w:lvl>
-    <w:lvl w:ilvl="4" w:tplc="B44E825C">
+    <w:lvl w:ilvl="4" w:tplc="BAE8FC6C">
       <w:numFmt w:val="decimal"/>
       <w:lvlText w:val=""/>
       <w:lvlJc w:val="left"/>
     </w:lvl>
-    <w:lvl w:ilvl="5" w:tplc="6D388BB2">
+    <w:lvl w:ilvl="5" w:tplc="854C4D54">
       <w:numFmt w:val="decimal"/>
       <w:lvlText w:val=""/>
       <w:lvlJc w:val="left"/>
     </w:lvl>
-    <w:lvl w:ilvl="6" w:tplc="BF186ED4">
+    <w:lvl w:ilvl="6" w:tplc="0A40AF06">
       <w:numFmt w:val="decimal"/>
       <w:lvlText w:val=""/>
       <w:lvlJc w:val="left"/>
     </w:lvl>
-    <w:lvl w:ilvl="7" w:tplc="2AAED002">
+    <w:lvl w:ilvl="7" w:tplc="F7204D52">
       <w:numFmt w:val="decimal"/>
       <w:lvlText w:val=""/>
       <w:lvlJc w:val="left"/>
     </w:lvl>
-    <w:lvl w:ilvl="8" w:tplc="5A7A793E">
+    <w:lvl w:ilvl="8" w:tplc="9DE04822">
       <w:numFmt w:val="decimal"/>
       <w:lvlText w:val=""/>
       <w:lvlJc w:val="left"/>
@@ -12112,6 +12246,7 @@
     <w:rPrDefault>
       <w:rPr>
         <w:rFonts w:ascii="Arial" w:eastAsia="Arial" w:hAnsi="Arial" w:cs="Arial"/>
+        <w:color w:val="000000"/>
         <w:sz w:val="22"/>
         <w:szCs w:val="22"/>
         <w:lang w:val="en-US" w:eastAsia="en-US" w:bidi="ar-SA"/>
@@ -12506,14 +12641,17 @@
     <w:uiPriority w:val="9"/>
     <w:qFormat/>
     <w:pPr>
-      <w:spacing w:before="280" w:after="80"/>
+      <w:pBdr>
+        <w:bottom w:val="single" w:sz="6" w:space="4" w:color="000000"/>
+      </w:pBdr>
+      <w:spacing w:before="300" w:after="100"/>
       <w:outlineLvl w:val="0"/>
     </w:pPr>
     <w:rPr>
       <w:b/>
       <w:bCs/>
-      <w:sz w:val="28"/>
-      <w:szCs w:val="28"/>
+      <w:sz w:val="30"/>
+      <w:szCs w:val="30"/>
     </w:rPr>
   </w:style>
   <w:style w:type="paragraph" w:styleId="Heading2">
@@ -12522,14 +12660,14 @@
     <w:unhideWhenUsed/>
     <w:qFormat/>
     <w:pPr>
-      <w:spacing w:before="200" w:after="60"/>
+      <w:spacing w:before="240" w:after="80"/>
       <w:outlineLvl w:val="1"/>
     </w:pPr>
     <w:rPr>
       <w:b/>
       <w:bCs/>
-      <w:sz w:val="24"/>
-      <w:szCs w:val="24"/>
+      <w:sz w:val="25"/>
+      <w:szCs w:val="25"/>
     </w:rPr>
   </w:style>
   <w:style w:type="paragraph" w:styleId="Heading3">
